--- a/2do-Cuatrimestre/Programacion-C/ProyectoProgramacionC.docx
+++ b/2do-Cuatrimestre/Programacion-C/ProyectoProgramacionC.docx
@@ -642,7 +642,25 @@
                                 <w:sz w:val="32"/>
                                 <w:szCs w:val="36"/>
                               </w:rPr>
-                              <w:t xml:space="preserve"> Octubre </w:t>
+                              <w:t xml:space="preserve"> </w:t>
+                            </w:r>
+                            <w:proofErr w:type="gramStart"/>
+                            <w:r>
+                              <w:rPr>
+                                <w:rFonts w:ascii="Cambria Math" w:hAnsi="Cambria Math" w:cs="Times New Roman"/>
+                                <w:sz w:val="32"/>
+                                <w:szCs w:val="36"/>
+                              </w:rPr>
+                              <w:t>Octubre</w:t>
+                            </w:r>
+                            <w:proofErr w:type="gramEnd"/>
+                            <w:r>
+                              <w:rPr>
+                                <w:rFonts w:ascii="Cambria Math" w:hAnsi="Cambria Math" w:cs="Times New Roman"/>
+                                <w:sz w:val="32"/>
+                                <w:szCs w:val="36"/>
+                              </w:rPr>
+                              <w:t xml:space="preserve"> </w:t>
                             </w:r>
                             <w:r>
                               <w:rPr>
@@ -1297,7 +1315,25 @@
                           <w:sz w:val="32"/>
                           <w:szCs w:val="36"/>
                         </w:rPr>
-                        <w:t xml:space="preserve"> Octubre </w:t>
+                        <w:t xml:space="preserve"> </w:t>
+                      </w:r>
+                      <w:proofErr w:type="gramStart"/>
+                      <w:r>
+                        <w:rPr>
+                          <w:rFonts w:ascii="Cambria Math" w:hAnsi="Cambria Math" w:cs="Times New Roman"/>
+                          <w:sz w:val="32"/>
+                          <w:szCs w:val="36"/>
+                        </w:rPr>
+                        <w:t>Octubre</w:t>
+                      </w:r>
+                      <w:proofErr w:type="gramEnd"/>
+                      <w:r>
+                        <w:rPr>
+                          <w:rFonts w:ascii="Cambria Math" w:hAnsi="Cambria Math" w:cs="Times New Roman"/>
+                          <w:sz w:val="32"/>
+                          <w:szCs w:val="36"/>
+                        </w:rPr>
+                        <w:t xml:space="preserve"> </w:t>
                       </w:r>
                       <w:r>
                         <w:rPr>
@@ -1668,7 +1704,19 @@
         <w:rPr>
           <w:rFonts w:ascii="Bahnschrift" w:hAnsi="Bahnschrift"/>
         </w:rPr>
-        <w:t>Facturación al Paciente, Reportes de Actividad de los Médicos (con suma de honorarios), Resolución de Conflictos de Sala de Espera.</w:t>
+        <w:t>Facturación al Paciente, Reportes de Actividad de los Médicos (con suma de honorarios), Resolución de Conflictos de Sala de Espera</w:t>
+      </w:r>
+      <w:r>
+        <w:rPr>
+          <w:rFonts w:ascii="Bahnschrift" w:hAnsi="Bahnschrift"/>
+        </w:rPr>
+        <w:t>, gestión de Asociados, simulación de uso de una Ambulancia, persistencia de datos y una interfaz gráfica de usuario</w:t>
+      </w:r>
+      <w:r>
+        <w:rPr>
+          <w:rFonts w:ascii="Bahnschrift" w:hAnsi="Bahnschrift"/>
+        </w:rPr>
+        <w:t>.</w:t>
       </w:r>
       <w:r>
         <w:rPr>
@@ -1688,7 +1736,19 @@
         <w:rPr>
           <w:rFonts w:ascii="Bahnschrift" w:hAnsi="Bahnschrift"/>
         </w:rPr>
-        <w:t>En esta primera entrega del informe se</w:t>
+        <w:t xml:space="preserve">En </w:t>
+      </w:r>
+      <w:r>
+        <w:rPr>
+          <w:rFonts w:ascii="Bahnschrift" w:hAnsi="Bahnschrift"/>
+        </w:rPr>
+        <w:t xml:space="preserve">esta instancia </w:t>
+      </w:r>
+      <w:r>
+        <w:rPr>
+          <w:rFonts w:ascii="Bahnschrift" w:hAnsi="Bahnschrift"/>
+        </w:rPr>
+        <w:t>se</w:t>
       </w:r>
       <w:r>
         <w:rPr>
@@ -1742,7 +1802,7 @@
         <w:rPr>
           <w:rFonts w:ascii="Bahnschrift" w:hAnsi="Bahnschrift"/>
         </w:rPr>
-        <w:t xml:space="preserve"> y el patrón </w:t>
+        <w:t xml:space="preserve"> el patrón </w:t>
       </w:r>
       <w:r>
         <w:rPr>
@@ -1751,6 +1811,70 @@
           <w:iCs/>
         </w:rPr>
         <w:t>Double Dispatch</w:t>
+      </w:r>
+      <w:r>
+        <w:rPr>
+          <w:rFonts w:ascii="Bahnschrift" w:hAnsi="Bahnschrift"/>
+          <w:i/>
+          <w:iCs/>
+        </w:rPr>
+        <w:t xml:space="preserve">, </w:t>
+      </w:r>
+      <w:r>
+        <w:rPr>
+          <w:rFonts w:ascii="Bahnschrift" w:hAnsi="Bahnschrift"/>
+        </w:rPr>
+        <w:t xml:space="preserve">el patrón </w:t>
+      </w:r>
+      <w:r>
+        <w:rPr>
+          <w:rFonts w:ascii="Bahnschrift" w:hAnsi="Bahnschrift"/>
+          <w:i/>
+          <w:iCs/>
+        </w:rPr>
+        <w:t>Observer/Observable</w:t>
+      </w:r>
+      <w:r>
+        <w:rPr>
+          <w:rFonts w:ascii="Bahnschrift" w:hAnsi="Bahnschrift"/>
+        </w:rPr>
+        <w:t xml:space="preserve">, </w:t>
+      </w:r>
+      <w:r>
+        <w:rPr>
+          <w:rFonts w:ascii="Bahnschrift" w:hAnsi="Bahnschrift"/>
+          <w:i/>
+          <w:iCs/>
+        </w:rPr>
+        <w:t>MVC</w:t>
+      </w:r>
+      <w:r>
+        <w:rPr>
+          <w:rFonts w:ascii="Bahnschrift" w:hAnsi="Bahnschrift"/>
+        </w:rPr>
+        <w:t xml:space="preserve">, el patrón </w:t>
+      </w:r>
+      <w:r>
+        <w:rPr>
+          <w:rFonts w:ascii="Bahnschrift" w:hAnsi="Bahnschrift"/>
+          <w:i/>
+          <w:iCs/>
+        </w:rPr>
+        <w:t xml:space="preserve">State </w:t>
+      </w:r>
+      <w:r>
+        <w:rPr>
+          <w:rFonts w:ascii="Bahnschrift" w:hAnsi="Bahnschrift"/>
+        </w:rPr>
+        <w:t xml:space="preserve">y el patrón </w:t>
+      </w:r>
+      <w:r>
+        <w:rPr>
+          <w:rFonts w:ascii="Bahnschrift" w:hAnsi="Bahnschrift"/>
+          <w:i/>
+          <w:iCs/>
+        </w:rPr>
+        <w:t>DAO/DTO</w:t>
       </w:r>
       <w:r>
         <w:rPr>
@@ -2274,8 +2398,16 @@
               <w:rPr>
                 <w:rFonts w:ascii="Consolas" w:hAnsi="Consolas"/>
               </w:rPr>
-              <w:t>public PacienteNino(</w:t>
-            </w:r>
+              <w:t xml:space="preserve">public </w:t>
+            </w:r>
+            <w:proofErr w:type="gramStart"/>
+            <w:r>
+              <w:rPr>
+                <w:rFonts w:ascii="Consolas" w:hAnsi="Consolas"/>
+              </w:rPr>
+              <w:t>PacienteNino(</w:t>
+            </w:r>
+            <w:proofErr w:type="gramEnd"/>
             <w:r>
               <w:rPr>
                 <w:rFonts w:ascii="Consolas" w:hAnsi="Consolas"/>
@@ -2307,7 +2439,35 @@
                 <w:rFonts w:ascii="Consolas" w:hAnsi="Consolas"/>
               </w:rPr>
               <w:br/>
-              <w:t>        super(nombre, apellido, dni, domicilio, telefono,fechaIngreso,   nroHistoriaMedica);</w:t>
+              <w:t xml:space="preserve">        </w:t>
+            </w:r>
+            <w:proofErr w:type="gramStart"/>
+            <w:r>
+              <w:rPr>
+                <w:rFonts w:ascii="Consolas" w:hAnsi="Consolas"/>
+              </w:rPr>
+              <w:t>super(</w:t>
+            </w:r>
+            <w:proofErr w:type="gramEnd"/>
+            <w:r>
+              <w:rPr>
+                <w:rFonts w:ascii="Consolas" w:hAnsi="Consolas"/>
+              </w:rPr>
+              <w:t xml:space="preserve">nombre, apellido, dni, domicilio, </w:t>
+            </w:r>
+            <w:proofErr w:type="gramStart"/>
+            <w:r>
+              <w:rPr>
+                <w:rFonts w:ascii="Consolas" w:hAnsi="Consolas"/>
+              </w:rPr>
+              <w:t>telefono,fechaIngreso</w:t>
+            </w:r>
+            <w:proofErr w:type="gramEnd"/>
+            <w:r>
+              <w:rPr>
+                <w:rFonts w:ascii="Consolas" w:hAnsi="Consolas"/>
+              </w:rPr>
+              <w:t>,   nroHistoriaMedica);</w:t>
             </w:r>
             <w:r>
               <w:rPr>
@@ -2336,14 +2496,50 @@
                 <w:rFonts w:ascii="Consolas" w:hAnsi="Consolas"/>
               </w:rPr>
               <w:br/>
-              <w:t>public boolean prioridad(Paciente paciente){</w:t>
-            </w:r>
+              <w:t xml:space="preserve">public boolean </w:t>
+            </w:r>
+            <w:proofErr w:type="gramStart"/>
+            <w:r>
+              <w:rPr>
+                <w:rFonts w:ascii="Consolas" w:hAnsi="Consolas"/>
+              </w:rPr>
+              <w:t>prioridad(</w:t>
+            </w:r>
+            <w:proofErr w:type="gramEnd"/>
+            <w:r>
+              <w:rPr>
+                <w:rFonts w:ascii="Consolas" w:hAnsi="Consolas"/>
+              </w:rPr>
+              <w:t xml:space="preserve">Paciente </w:t>
+            </w:r>
+            <w:proofErr w:type="gramStart"/>
+            <w:r>
+              <w:rPr>
+                <w:rFonts w:ascii="Consolas" w:hAnsi="Consolas"/>
+              </w:rPr>
+              <w:t>paciente){</w:t>
+            </w:r>
+            <w:proofErr w:type="gramEnd"/>
             <w:r>
               <w:rPr>
                 <w:rFonts w:ascii="Consolas" w:hAnsi="Consolas"/>
               </w:rPr>
               <w:br/>
-              <w:t>    return paciente.prioridadConNino();</w:t>
+              <w:t xml:space="preserve">    return </w:t>
+            </w:r>
+            <w:proofErr w:type="gramStart"/>
+            <w:r>
+              <w:rPr>
+                <w:rFonts w:ascii="Consolas" w:hAnsi="Consolas"/>
+              </w:rPr>
+              <w:t>paciente.prioridadConNino</w:t>
+            </w:r>
+            <w:proofErr w:type="gramEnd"/>
+            <w:r>
+              <w:rPr>
+                <w:rFonts w:ascii="Consolas" w:hAnsi="Consolas"/>
+              </w:rPr>
+              <w:t>();</w:t>
             </w:r>
             <w:r>
               <w:rPr>
@@ -2370,8 +2566,16 @@
                 <w:rFonts w:ascii="Consolas" w:hAnsi="Consolas"/>
               </w:rPr>
               <w:br/>
-              <w:t>public boolean prioridadConJoven(){</w:t>
-            </w:r>
+              <w:t xml:space="preserve">public boolean </w:t>
+            </w:r>
+            <w:proofErr w:type="gramStart"/>
+            <w:r>
+              <w:rPr>
+                <w:rFonts w:ascii="Consolas" w:hAnsi="Consolas"/>
+              </w:rPr>
+              <w:t>prioridadConJoven(){</w:t>
+            </w:r>
+            <w:proofErr w:type="gramEnd"/>
             <w:r>
               <w:rPr>
                 <w:rFonts w:ascii="Consolas" w:hAnsi="Consolas"/>
@@ -2412,8 +2616,16 @@
                 <w:rFonts w:ascii="Consolas" w:hAnsi="Consolas"/>
               </w:rPr>
               <w:br/>
-              <w:t>public boolean prioridadConMayor(){</w:t>
-            </w:r>
+              <w:t xml:space="preserve">public boolean </w:t>
+            </w:r>
+            <w:proofErr w:type="gramStart"/>
+            <w:r>
+              <w:rPr>
+                <w:rFonts w:ascii="Consolas" w:hAnsi="Consolas"/>
+              </w:rPr>
+              <w:t>prioridadConMayor(){</w:t>
+            </w:r>
+            <w:proofErr w:type="gramEnd"/>
             <w:r>
               <w:rPr>
                 <w:rFonts w:ascii="Consolas" w:hAnsi="Consolas"/>
@@ -2448,8 +2660,16 @@
                 <w:rFonts w:ascii="Consolas" w:hAnsi="Consolas"/>
               </w:rPr>
               <w:br/>
-              <w:t>public boolean prioridadConNino(){</w:t>
-            </w:r>
+              <w:t xml:space="preserve">public boolean </w:t>
+            </w:r>
+            <w:proofErr w:type="gramStart"/>
+            <w:r>
+              <w:rPr>
+                <w:rFonts w:ascii="Consolas" w:hAnsi="Consolas"/>
+              </w:rPr>
+              <w:t>prioridadConNino(){</w:t>
+            </w:r>
+            <w:proofErr w:type="gramEnd"/>
             <w:r>
               <w:rPr>
                 <w:rFonts w:ascii="Consolas" w:hAnsi="Consolas"/>
@@ -2772,8 +2992,33 @@
                 <w:lang w:val="en-US"/>
               </w:rPr>
               <w:br/>
-              <w:t xml:space="preserve">   if(titulo.equalsIgnoreCase("magister")){</w:t>
-            </w:r>
+              <w:t xml:space="preserve">   if(</w:t>
+            </w:r>
+            <w:proofErr w:type="gramStart"/>
+            <w:r>
+              <w:rPr>
+                <w:rFonts w:ascii="Consolas" w:hAnsi="Consolas"/>
+                <w:lang w:val="en-US"/>
+              </w:rPr>
+              <w:t>titulo.equalsIgnoreCase</w:t>
+            </w:r>
+            <w:proofErr w:type="gramEnd"/>
+            <w:r>
+              <w:rPr>
+                <w:rFonts w:ascii="Consolas" w:hAnsi="Consolas"/>
+                <w:lang w:val="en-US"/>
+              </w:rPr>
+              <w:t>("magister"</w:t>
+            </w:r>
+            <w:proofErr w:type="gramStart"/>
+            <w:r>
+              <w:rPr>
+                <w:rFonts w:ascii="Consolas" w:hAnsi="Consolas"/>
+                <w:lang w:val="en-US"/>
+              </w:rPr>
+              <w:t>)){</w:t>
+            </w:r>
+            <w:proofErr w:type="gramEnd"/>
             <w:r>
               <w:rPr>
                 <w:rFonts w:ascii="Consolas" w:hAnsi="Consolas"/>
@@ -2788,8 +3033,17 @@
                 <w:lang w:val="en-US"/>
               </w:rPr>
               <w:br/>
-              <w:t xml:space="preserve">   }</w:t>
-            </w:r>
+              <w:t xml:space="preserve"> </w:t>
+            </w:r>
+            <w:proofErr w:type="gramStart"/>
+            <w:r>
+              <w:rPr>
+                <w:rFonts w:ascii="Consolas" w:hAnsi="Consolas"/>
+                <w:lang w:val="en-US"/>
+              </w:rPr>
+              <w:t>  }</w:t>
+            </w:r>
+            <w:proofErr w:type="gramEnd"/>
             <w:r>
               <w:rPr>
                 <w:rFonts w:ascii="Consolas" w:hAnsi="Consolas"/>
@@ -2804,7 +3058,23 @@
                 <w:lang w:val="en-US"/>
               </w:rPr>
               <w:br/>
-              <w:t xml:space="preserve">     if(titulo.equalsIgnoreCase("doctor"))</w:t>
+              <w:t xml:space="preserve">     if(</w:t>
+            </w:r>
+            <w:proofErr w:type="gramStart"/>
+            <w:r>
+              <w:rPr>
+                <w:rFonts w:ascii="Consolas" w:hAnsi="Consolas"/>
+                <w:lang w:val="en-US"/>
+              </w:rPr>
+              <w:t>titulo.equalsIgnoreCase</w:t>
+            </w:r>
+            <w:proofErr w:type="gramEnd"/>
+            <w:r>
+              <w:rPr>
+                <w:rFonts w:ascii="Consolas" w:hAnsi="Consolas"/>
+                <w:lang w:val="en-US"/>
+              </w:rPr>
+              <w:t>("doctor"))</w:t>
             </w:r>
           </w:p>
           <w:p>
@@ -2838,8 +3108,16 @@
                 <w:rFonts w:ascii="Consolas" w:hAnsi="Consolas"/>
               </w:rPr>
               <w:br/>
-              <w:t xml:space="preserve">     }</w:t>
-            </w:r>
+              <w:t xml:space="preserve">   </w:t>
+            </w:r>
+            <w:proofErr w:type="gramStart"/>
+            <w:r>
+              <w:rPr>
+                <w:rFonts w:ascii="Consolas" w:hAnsi="Consolas"/>
+              </w:rPr>
+              <w:t>  }</w:t>
+            </w:r>
+            <w:proofErr w:type="gramEnd"/>
             <w:r>
               <w:rPr>
                 <w:rFonts w:ascii="Consolas" w:hAnsi="Consolas"/>
@@ -2858,7 +3136,21 @@
               <w:rPr>
                 <w:rFonts w:ascii="Consolas" w:hAnsi="Consolas"/>
               </w:rPr>
-              <w:t>        throw new TituloNoExistenteException("El tipo de postgrado ingresado no existe");</w:t>
+              <w:t xml:space="preserve">        throw new </w:t>
+            </w:r>
+            <w:proofErr w:type="gramStart"/>
+            <w:r>
+              <w:rPr>
+                <w:rFonts w:ascii="Consolas" w:hAnsi="Consolas"/>
+              </w:rPr>
+              <w:t>TituloNoExistenteException(</w:t>
+            </w:r>
+            <w:proofErr w:type="gramEnd"/>
+            <w:r>
+              <w:rPr>
+                <w:rFonts w:ascii="Consolas" w:hAnsi="Consolas"/>
+              </w:rPr>
+              <w:t>"El tipo de postgrado ingresado no existe");</w:t>
             </w:r>
             <w:r>
               <w:rPr>
@@ -2878,8 +3170,30 @@
                 <w:rFonts w:ascii="Consolas" w:hAnsi="Consolas"/>
               </w:rPr>
               <w:br/>
-              <w:t xml:space="preserve">   if(contratacion.equalsIgnoreCase("permanente")){</w:t>
-            </w:r>
+              <w:t xml:space="preserve">   if(</w:t>
+            </w:r>
+            <w:proofErr w:type="gramStart"/>
+            <w:r>
+              <w:rPr>
+                <w:rFonts w:ascii="Consolas" w:hAnsi="Consolas"/>
+              </w:rPr>
+              <w:t>contratacion.equalsIgnoreCase</w:t>
+            </w:r>
+            <w:proofErr w:type="gramEnd"/>
+            <w:r>
+              <w:rPr>
+                <w:rFonts w:ascii="Consolas" w:hAnsi="Consolas"/>
+              </w:rPr>
+              <w:t>("permanente"</w:t>
+            </w:r>
+            <w:proofErr w:type="gramStart"/>
+            <w:r>
+              <w:rPr>
+                <w:rFonts w:ascii="Consolas" w:hAnsi="Consolas"/>
+              </w:rPr>
+              <w:t>)){</w:t>
+            </w:r>
+            <w:proofErr w:type="gramEnd"/>
             <w:r>
               <w:rPr>
                 <w:rFonts w:ascii="Consolas" w:hAnsi="Consolas"/>
@@ -2892,14 +3206,36 @@
                 <w:rFonts w:ascii="Consolas" w:hAnsi="Consolas"/>
               </w:rPr>
               <w:br/>
-              <w:t xml:space="preserve">   }else</w:t>
-            </w:r>
+              <w:t xml:space="preserve"> </w:t>
+            </w:r>
+            <w:proofErr w:type="gramStart"/>
+            <w:r>
+              <w:rPr>
+                <w:rFonts w:ascii="Consolas" w:hAnsi="Consolas"/>
+              </w:rPr>
+              <w:t>  }else</w:t>
+            </w:r>
+            <w:proofErr w:type="gramEnd"/>
             <w:r>
               <w:rPr>
                 <w:rFonts w:ascii="Consolas" w:hAnsi="Consolas"/>
               </w:rPr>
               <w:br/>
-              <w:t>      if(contratacion.equalsIgnoreCase("residente"))</w:t>
+              <w:t>      if(</w:t>
+            </w:r>
+            <w:proofErr w:type="gramStart"/>
+            <w:r>
+              <w:rPr>
+                <w:rFonts w:ascii="Consolas" w:hAnsi="Consolas"/>
+              </w:rPr>
+              <w:t>contratacion.equalsIgnoreCase</w:t>
+            </w:r>
+            <w:proofErr w:type="gramEnd"/>
+            <w:r>
+              <w:rPr>
+                <w:rFonts w:ascii="Consolas" w:hAnsi="Consolas"/>
+              </w:rPr>
+              <w:t>("residente"))</w:t>
             </w:r>
           </w:p>
           <w:p>
@@ -2926,8 +3262,16 @@
                 <w:rFonts w:ascii="Consolas" w:hAnsi="Consolas"/>
               </w:rPr>
               <w:br/>
-              <w:t>      }</w:t>
-            </w:r>
+              <w:t xml:space="preserve">    </w:t>
+            </w:r>
+            <w:proofErr w:type="gramStart"/>
+            <w:r>
+              <w:rPr>
+                <w:rFonts w:ascii="Consolas" w:hAnsi="Consolas"/>
+              </w:rPr>
+              <w:t>  }</w:t>
+            </w:r>
+            <w:proofErr w:type="gramEnd"/>
             <w:r>
               <w:rPr>
                 <w:rFonts w:ascii="Consolas" w:hAnsi="Consolas"/>
@@ -2940,7 +3284,21 @@
                 <w:rFonts w:ascii="Consolas" w:hAnsi="Consolas"/>
               </w:rPr>
               <w:br/>
-              <w:t>        throw new ContratacionNoExistenteException("El tipo de contratación ingresada no existe");</w:t>
+              <w:t xml:space="preserve">        throw new </w:t>
+            </w:r>
+            <w:proofErr w:type="gramStart"/>
+            <w:r>
+              <w:rPr>
+                <w:rFonts w:ascii="Consolas" w:hAnsi="Consolas"/>
+              </w:rPr>
+              <w:t>ContratacionNoExistenteException(</w:t>
+            </w:r>
+            <w:proofErr w:type="gramEnd"/>
+            <w:r>
+              <w:rPr>
+                <w:rFonts w:ascii="Consolas" w:hAnsi="Consolas"/>
+              </w:rPr>
+              <w:t>"El tipo de contratación ingresada no existe");</w:t>
             </w:r>
             <w:r>
               <w:rPr>
@@ -3068,12 +3426,787 @@
         </w:rPr>
         <w:t xml:space="preserve"> dentro de la clase clínica.</w:t>
       </w:r>
+    </w:p>
+    <w:p>
+      <w:pPr>
+        <w:rPr>
+          <w:rFonts w:ascii="Bahnschrift" w:hAnsi="Bahnschrift"/>
+        </w:rPr>
+      </w:pPr>
       <w:r>
         <w:rPr>
           <w:rFonts w:ascii="Bahnschrift" w:hAnsi="Bahnschrift"/>
         </w:rPr>
         <w:br w:type="page"/>
       </w:r>
+    </w:p>
+    <w:p>
+      <w:pPr>
+        <w:jc w:val="both"/>
+        <w:rPr>
+          <w:rFonts w:ascii="Bahnschrift" w:hAnsi="Bahnschrift"/>
+          <w:b/>
+          <w:bCs/>
+        </w:rPr>
+      </w:pPr>
+      <w:r>
+        <w:rPr>
+          <w:rFonts w:ascii="Bahnschrift" w:hAnsi="Bahnschrift"/>
+          <w:b/>
+          <w:bCs/>
+        </w:rPr>
+        <w:lastRenderedPageBreak/>
+        <w:t>Ambulancia:</w:t>
+      </w:r>
+    </w:p>
+    <w:p>
+      <w:pPr>
+        <w:jc w:val="both"/>
+        <w:rPr>
+          <w:rFonts w:ascii="Bahnschrift" w:hAnsi="Bahnschrift"/>
+        </w:rPr>
+      </w:pPr>
+      <w:r>
+        <w:rPr>
+          <w:rFonts w:ascii="Bahnschrift" w:hAnsi="Bahnschrift"/>
+        </w:rPr>
+        <w:t xml:space="preserve">Para la ambulancia se aplicó el patrón </w:t>
+      </w:r>
+      <w:r>
+        <w:rPr>
+          <w:rFonts w:ascii="Bahnschrift" w:hAnsi="Bahnschrift"/>
+          <w:i/>
+          <w:iCs/>
+        </w:rPr>
+        <w:t>State</w:t>
+      </w:r>
+      <w:r>
+        <w:rPr>
+          <w:rFonts w:ascii="Bahnschrift" w:hAnsi="Bahnschrift"/>
+        </w:rPr>
+        <w:t xml:space="preserve">, </w:t>
+      </w:r>
+      <w:r>
+        <w:rPr>
+          <w:rFonts w:ascii="Bahnschrift" w:hAnsi="Bahnschrift"/>
+        </w:rPr>
+        <w:t>siendo las clases representativas de los estados concretos:</w:t>
+      </w:r>
+    </w:p>
+    <w:p>
+      <w:pPr>
+        <w:pStyle w:val="Prrafodelista"/>
+        <w:numPr>
+          <w:ilvl w:val="0"/>
+          <w:numId w:val="4"/>
+        </w:numPr>
+        <w:spacing w:after="0"/>
+        <w:jc w:val="both"/>
+        <w:rPr>
+          <w:rFonts w:ascii="Bahnschrift" w:hAnsi="Bahnschrift"/>
+        </w:rPr>
+      </w:pPr>
+      <w:r>
+        <w:rPr>
+          <w:rFonts w:ascii="Bahnschrift" w:hAnsi="Bahnschrift"/>
+        </w:rPr>
+        <w:t>AtendiendoEnDomicilio</w:t>
+      </w:r>
+    </w:p>
+    <w:p>
+      <w:pPr>
+        <w:pStyle w:val="Prrafodelista"/>
+        <w:numPr>
+          <w:ilvl w:val="0"/>
+          <w:numId w:val="4"/>
+        </w:numPr>
+        <w:spacing w:after="0"/>
+        <w:jc w:val="both"/>
+        <w:rPr>
+          <w:rFonts w:ascii="Bahnschrift" w:hAnsi="Bahnschrift"/>
+        </w:rPr>
+      </w:pPr>
+      <w:r>
+        <w:rPr>
+          <w:rFonts w:ascii="Bahnschrift" w:hAnsi="Bahnschrift"/>
+        </w:rPr>
+        <w:t>Disponible</w:t>
+      </w:r>
+    </w:p>
+    <w:p>
+      <w:pPr>
+        <w:pStyle w:val="Prrafodelista"/>
+        <w:numPr>
+          <w:ilvl w:val="0"/>
+          <w:numId w:val="4"/>
+        </w:numPr>
+        <w:spacing w:after="0"/>
+        <w:jc w:val="both"/>
+        <w:rPr>
+          <w:rFonts w:ascii="Bahnschrift" w:hAnsi="Bahnschrift"/>
+        </w:rPr>
+      </w:pPr>
+      <w:r>
+        <w:rPr>
+          <w:rFonts w:ascii="Bahnschrift" w:hAnsi="Bahnschrift"/>
+        </w:rPr>
+        <w:t>EnTaller</w:t>
+      </w:r>
+    </w:p>
+    <w:p>
+      <w:pPr>
+        <w:pStyle w:val="Prrafodelista"/>
+        <w:numPr>
+          <w:ilvl w:val="0"/>
+          <w:numId w:val="4"/>
+        </w:numPr>
+        <w:spacing w:after="0"/>
+        <w:jc w:val="both"/>
+        <w:rPr>
+          <w:rFonts w:ascii="Bahnschrift" w:hAnsi="Bahnschrift"/>
+        </w:rPr>
+      </w:pPr>
+      <w:r>
+        <w:rPr>
+          <w:rFonts w:ascii="Bahnschrift" w:hAnsi="Bahnschrift"/>
+        </w:rPr>
+        <w:t>R</w:t>
+      </w:r>
+      <w:r>
+        <w:rPr>
+          <w:rFonts w:ascii="Bahnschrift" w:hAnsi="Bahnschrift"/>
+        </w:rPr>
+        <w:t>egresandoClinicaSinPaciente</w:t>
+      </w:r>
+    </w:p>
+    <w:p>
+      <w:pPr>
+        <w:pStyle w:val="Prrafodelista"/>
+        <w:numPr>
+          <w:ilvl w:val="0"/>
+          <w:numId w:val="4"/>
+        </w:numPr>
+        <w:spacing w:after="0"/>
+        <w:jc w:val="both"/>
+        <w:rPr>
+          <w:rFonts w:ascii="Bahnschrift" w:hAnsi="Bahnschrift"/>
+        </w:rPr>
+      </w:pPr>
+      <w:r>
+        <w:rPr>
+          <w:rFonts w:ascii="Bahnschrift" w:hAnsi="Bahnschrift"/>
+        </w:rPr>
+        <w:t>RegresandoDelTaller</w:t>
+      </w:r>
+    </w:p>
+    <w:p>
+      <w:pPr>
+        <w:pStyle w:val="Prrafodelista"/>
+        <w:numPr>
+          <w:ilvl w:val="0"/>
+          <w:numId w:val="4"/>
+        </w:numPr>
+        <w:spacing w:after="0"/>
+        <w:jc w:val="both"/>
+        <w:rPr>
+          <w:rFonts w:ascii="Bahnschrift" w:hAnsi="Bahnschrift"/>
+        </w:rPr>
+      </w:pPr>
+      <w:r>
+        <w:rPr>
+          <w:rFonts w:ascii="Bahnschrift" w:hAnsi="Bahnschrift"/>
+        </w:rPr>
+        <w:t>TrasladandoPacienteClinica</w:t>
+      </w:r>
+    </w:p>
+    <w:p>
+      <w:pPr>
+        <w:spacing w:before="240"/>
+        <w:jc w:val="both"/>
+        <w:rPr>
+          <w:rFonts w:ascii="Bahnschrift" w:hAnsi="Bahnschrift"/>
+        </w:rPr>
+      </w:pPr>
+      <w:r>
+        <w:rPr>
+          <w:rFonts w:ascii="Bahnschrift" w:hAnsi="Bahnschrift"/>
+        </w:rPr>
+        <w:t xml:space="preserve">También, </w:t>
+      </w:r>
+      <w:r>
+        <w:rPr>
+          <w:rFonts w:ascii="Bahnschrift" w:hAnsi="Bahnschrift"/>
+        </w:rPr>
+        <w:t xml:space="preserve">la ambulancia </w:t>
+      </w:r>
+      <w:r>
+        <w:rPr>
+          <w:rFonts w:ascii="Bahnschrift" w:hAnsi="Bahnschrift"/>
+        </w:rPr>
+        <w:t xml:space="preserve">es parte de un patrón </w:t>
+      </w:r>
+      <w:r>
+        <w:rPr>
+          <w:rFonts w:ascii="Bahnschrift" w:hAnsi="Bahnschrift"/>
+          <w:i/>
+          <w:iCs/>
+        </w:rPr>
+        <w:t>Observer</w:t>
+      </w:r>
+      <w:r>
+        <w:rPr>
+          <w:rFonts w:ascii="Bahnschrift" w:hAnsi="Bahnschrift"/>
+        </w:rPr>
+        <w:t xml:space="preserve">, </w:t>
+      </w:r>
+      <w:r>
+        <w:rPr>
+          <w:rFonts w:ascii="Bahnschrift" w:hAnsi="Bahnschrift"/>
+        </w:rPr>
+        <w:t xml:space="preserve">extendiendo la clase </w:t>
+      </w:r>
+      <w:r>
+        <w:rPr>
+          <w:rFonts w:ascii="Bahnschrift" w:hAnsi="Bahnschrift"/>
+          <w:i/>
+          <w:iCs/>
+        </w:rPr>
+        <w:t>Observable</w:t>
+      </w:r>
+      <w:r>
+        <w:rPr>
+          <w:rFonts w:ascii="Bahnschrift" w:hAnsi="Bahnschrift"/>
+        </w:rPr>
+        <w:t xml:space="preserve">. Simultáneamente </w:t>
+      </w:r>
+      <w:r>
+        <w:rPr>
+          <w:rFonts w:ascii="Bahnschrift" w:hAnsi="Bahnschrift"/>
+        </w:rPr>
+        <w:t>es el recurso compartido</w:t>
+      </w:r>
+      <w:r>
+        <w:rPr>
+          <w:rFonts w:ascii="Bahnschrift" w:hAnsi="Bahnschrift"/>
+        </w:rPr>
+        <w:t xml:space="preserve"> entre los hilos de la simulacón</w:t>
+      </w:r>
+      <w:r>
+        <w:rPr>
+          <w:rFonts w:ascii="Bahnschrift" w:hAnsi="Bahnschrift"/>
+        </w:rPr>
+        <w:t xml:space="preserve">, y notifica a observadores cuando la ambulancia se encuentra en un estado en el que no puede cumplir una solicitud. Hace uso de la sentencia synchronized en los métodos para que no los usen varios hilos a la vez. También usamos la sentencia </w:t>
+      </w:r>
+      <w:proofErr w:type="gramStart"/>
+      <w:r>
+        <w:rPr>
+          <w:rFonts w:ascii="Bahnschrift" w:hAnsi="Bahnschrift"/>
+        </w:rPr>
+        <w:t>wait(</w:t>
+      </w:r>
+      <w:proofErr w:type="gramEnd"/>
+      <w:r>
+        <w:rPr>
+          <w:rFonts w:ascii="Bahnschrift" w:hAnsi="Bahnschrift"/>
+        </w:rPr>
+        <w:t>), para poner a dormir algunos hilos hasta que se cumpla una condición específica, usada para evitar</w:t>
+      </w:r>
+      <w:r>
+        <w:rPr>
+          <w:rFonts w:ascii="Bahnschrift" w:hAnsi="Bahnschrift"/>
+        </w:rPr>
+        <w:t xml:space="preserve"> </w:t>
+      </w:r>
+      <w:r>
+        <w:rPr>
+          <w:rFonts w:ascii="Bahnschrift" w:hAnsi="Bahnschrift"/>
+        </w:rPr>
+        <w:t>errores en ciertos métodos synchronized.</w:t>
+      </w:r>
+    </w:p>
+    <w:p>
+      <w:pPr>
+        <w:rPr>
+          <w:rFonts w:ascii="Bahnschrift" w:hAnsi="Bahnschrift"/>
+        </w:rPr>
+      </w:pPr>
+      <w:r>
+        <w:rPr>
+          <w:rFonts w:ascii="Bahnschrift" w:hAnsi="Bahnschrift"/>
+        </w:rPr>
+        <w:br w:type="page"/>
+      </w:r>
+    </w:p>
+    <w:p>
+      <w:pPr>
+        <w:jc w:val="both"/>
+        <w:rPr>
+          <w:rFonts w:ascii="Bahnschrift" w:hAnsi="Bahnschrift"/>
+          <w:b/>
+          <w:bCs/>
+        </w:rPr>
+      </w:pPr>
+      <w:r>
+        <w:rPr>
+          <w:rFonts w:ascii="Bahnschrift" w:hAnsi="Bahnschrift"/>
+        </w:rPr>
+        <w:lastRenderedPageBreak/>
+        <w:t xml:space="preserve"> </w:t>
+      </w:r>
+      <w:r>
+        <w:rPr>
+          <w:rFonts w:ascii="Bahnschrift" w:hAnsi="Bahnschrift"/>
+          <w:b/>
+          <w:bCs/>
+        </w:rPr>
+        <w:t>Asociado</w:t>
+      </w:r>
+      <w:r>
+        <w:rPr>
+          <w:rFonts w:ascii="Bahnschrift" w:hAnsi="Bahnschrift"/>
+          <w:b/>
+          <w:bCs/>
+        </w:rPr>
+        <w:t>:</w:t>
+      </w:r>
+    </w:p>
+    <w:p>
+      <w:pPr>
+        <w:jc w:val="both"/>
+        <w:rPr>
+          <w:rFonts w:ascii="Bahnschrift" w:hAnsi="Bahnschrift"/>
+        </w:rPr>
+      </w:pPr>
+      <w:r>
+        <w:rPr>
+          <w:rFonts w:ascii="Bahnschrift" w:hAnsi="Bahnschrift"/>
+        </w:rPr>
+        <w:t>Los asociados son parte d</w:t>
+      </w:r>
+      <w:r>
+        <w:rPr>
+          <w:rFonts w:ascii="Bahnschrift" w:hAnsi="Bahnschrift"/>
+        </w:rPr>
+        <w:t>el</w:t>
+      </w:r>
+      <w:r>
+        <w:rPr>
+          <w:rFonts w:ascii="Bahnschrift" w:hAnsi="Bahnschrift"/>
+        </w:rPr>
+        <w:t xml:space="preserve"> patrón </w:t>
+      </w:r>
+      <w:r>
+        <w:rPr>
+          <w:rFonts w:ascii="Bahnschrift" w:hAnsi="Bahnschrift"/>
+          <w:i/>
+          <w:iCs/>
+        </w:rPr>
+        <w:t>Observer</w:t>
+      </w:r>
+      <w:r>
+        <w:rPr>
+          <w:rFonts w:ascii="Bahnschrift" w:hAnsi="Bahnschrift"/>
+        </w:rPr>
+        <w:t>,</w:t>
+      </w:r>
+      <w:r>
+        <w:rPr>
+          <w:rFonts w:ascii="Bahnschrift" w:hAnsi="Bahnschrift"/>
+        </w:rPr>
+        <w:t xml:space="preserve"> extendiendo la clase </w:t>
+      </w:r>
+      <w:r>
+        <w:rPr>
+          <w:rFonts w:ascii="Bahnschrift" w:hAnsi="Bahnschrift"/>
+          <w:i/>
+          <w:iCs/>
+        </w:rPr>
+        <w:t>Observable</w:t>
+      </w:r>
+      <w:r>
+        <w:rPr>
+          <w:rFonts w:ascii="Bahnschrift" w:hAnsi="Bahnschrift"/>
+        </w:rPr>
+        <w:t>, implementando</w:t>
+      </w:r>
+      <w:r>
+        <w:rPr>
+          <w:rFonts w:ascii="Bahnschrift" w:hAnsi="Bahnschrift"/>
+        </w:rPr>
+        <w:t xml:space="preserve"> la interfaz </w:t>
+      </w:r>
+      <w:r>
+        <w:rPr>
+          <w:rFonts w:ascii="Bahnschrift" w:hAnsi="Bahnschrift"/>
+          <w:i/>
+          <w:iCs/>
+        </w:rPr>
+        <w:t>R</w:t>
+      </w:r>
+      <w:r>
+        <w:rPr>
+          <w:rFonts w:ascii="Bahnschrift" w:hAnsi="Bahnschrift"/>
+          <w:i/>
+          <w:iCs/>
+        </w:rPr>
+        <w:t>unneable</w:t>
+      </w:r>
+      <w:r>
+        <w:rPr>
+          <w:rFonts w:ascii="Bahnschrift" w:hAnsi="Bahnschrift"/>
+          <w:i/>
+          <w:iCs/>
+        </w:rPr>
+        <w:t xml:space="preserve"> </w:t>
+      </w:r>
+      <w:r>
+        <w:rPr>
+          <w:rFonts w:ascii="Bahnschrift" w:hAnsi="Bahnschrift"/>
+        </w:rPr>
+        <w:t>(</w:t>
+      </w:r>
+      <w:r>
+        <w:rPr>
+          <w:rFonts w:ascii="Bahnschrift" w:hAnsi="Bahnschrift"/>
+        </w:rPr>
+        <w:t>para simular la concurrencia</w:t>
+      </w:r>
+      <w:r>
+        <w:rPr>
+          <w:rFonts w:ascii="Bahnschrift" w:hAnsi="Bahnschrift"/>
+        </w:rPr>
+        <w:t>)</w:t>
+      </w:r>
+      <w:r>
+        <w:rPr>
+          <w:rFonts w:ascii="Bahnschrift" w:hAnsi="Bahnschrift"/>
+        </w:rPr>
+        <w:t xml:space="preserve"> y </w:t>
+      </w:r>
+      <w:r>
+        <w:rPr>
+          <w:rFonts w:ascii="Bahnschrift" w:hAnsi="Bahnschrift"/>
+        </w:rPr>
+        <w:t>notifican</w:t>
+      </w:r>
+      <w:r>
+        <w:rPr>
+          <w:rFonts w:ascii="Bahnschrift" w:hAnsi="Bahnschrift"/>
+        </w:rPr>
+        <w:t>do a los observadores</w:t>
+      </w:r>
+      <w:r>
+        <w:rPr>
+          <w:rFonts w:ascii="Bahnschrift" w:hAnsi="Bahnschrift"/>
+        </w:rPr>
+        <w:t xml:space="preserve"> cuando </w:t>
+      </w:r>
+      <w:r>
+        <w:rPr>
+          <w:rFonts w:ascii="Bahnschrift" w:hAnsi="Bahnschrift"/>
+        </w:rPr>
+        <w:t>y para qué</w:t>
+      </w:r>
+      <w:r>
+        <w:rPr>
+          <w:rFonts w:ascii="Bahnschrift" w:hAnsi="Bahnschrift"/>
+        </w:rPr>
+        <w:t xml:space="preserve"> </w:t>
+      </w:r>
+      <w:r>
+        <w:rPr>
+          <w:rFonts w:ascii="Bahnschrift" w:hAnsi="Bahnschrift"/>
+        </w:rPr>
+        <w:t xml:space="preserve">están </w:t>
+      </w:r>
+      <w:r>
+        <w:rPr>
+          <w:rFonts w:ascii="Bahnschrift" w:hAnsi="Bahnschrift"/>
+        </w:rPr>
+        <w:t>usando la ambulancia</w:t>
+      </w:r>
+      <w:r>
+        <w:rPr>
+          <w:rFonts w:ascii="Bahnschrift" w:hAnsi="Bahnschrift"/>
+        </w:rPr>
+        <w:t>.</w:t>
+      </w:r>
+      <w:r>
+        <w:rPr>
+          <w:rFonts w:ascii="Bahnschrift" w:hAnsi="Bahnschrift"/>
+        </w:rPr>
+        <w:t xml:space="preserve"> </w:t>
+      </w:r>
+      <w:r>
+        <w:rPr>
+          <w:rFonts w:ascii="Bahnschrift" w:hAnsi="Bahnschrift"/>
+        </w:rPr>
+        <w:t>S</w:t>
+      </w:r>
+      <w:r>
+        <w:rPr>
+          <w:rFonts w:ascii="Bahnschrift" w:hAnsi="Bahnschrift"/>
+        </w:rPr>
+        <w:t>on hilos que interactúan con la ambulancia, intentando tomar control del recurso compartido. Las acciones que toman sobre la ambulancia son aleatorias.</w:t>
+      </w:r>
+    </w:p>
+    <w:p>
+      <w:pPr>
+        <w:rPr>
+          <w:rFonts w:ascii="Bahnschrift" w:hAnsi="Bahnschrift"/>
+        </w:rPr>
+      </w:pPr>
+      <w:r>
+        <w:rPr>
+          <w:rFonts w:ascii="Bahnschrift" w:hAnsi="Bahnschrift"/>
+        </w:rPr>
+        <w:br w:type="page"/>
+      </w:r>
+    </w:p>
+    <w:p>
+      <w:pPr>
+        <w:jc w:val="both"/>
+        <w:rPr>
+          <w:rFonts w:ascii="Bahnschrift" w:hAnsi="Bahnschrift"/>
+          <w:b/>
+          <w:bCs/>
+        </w:rPr>
+      </w:pPr>
+      <w:r>
+        <w:rPr>
+          <w:rFonts w:ascii="Bahnschrift" w:hAnsi="Bahnschrift"/>
+          <w:b/>
+          <w:bCs/>
+        </w:rPr>
+        <w:lastRenderedPageBreak/>
+        <w:t>Operar</w:t>
+      </w:r>
+      <w:r>
+        <w:rPr>
+          <w:rFonts w:ascii="Bahnschrift" w:hAnsi="Bahnschrift"/>
+          <w:b/>
+          <w:bCs/>
+        </w:rPr>
+        <w:t>io:</w:t>
+      </w:r>
+    </w:p>
+    <w:p>
+      <w:pPr>
+        <w:jc w:val="both"/>
+        <w:rPr>
+          <w:rFonts w:ascii="Bahnschrift" w:hAnsi="Bahnschrift"/>
+        </w:rPr>
+      </w:pPr>
+      <w:r>
+        <w:rPr>
+          <w:rFonts w:ascii="Bahnschrift" w:hAnsi="Bahnschrift"/>
+        </w:rPr>
+        <w:t xml:space="preserve">El operario también </w:t>
+      </w:r>
+      <w:r>
+        <w:rPr>
+          <w:rFonts w:ascii="Bahnschrift" w:hAnsi="Bahnschrift"/>
+        </w:rPr>
+        <w:t xml:space="preserve">extiende a </w:t>
+      </w:r>
+      <w:r>
+        <w:rPr>
+          <w:rFonts w:ascii="Bahnschrift" w:hAnsi="Bahnschrift"/>
+          <w:i/>
+          <w:iCs/>
+        </w:rPr>
+        <w:t xml:space="preserve">Observable </w:t>
+      </w:r>
+      <w:r>
+        <w:rPr>
+          <w:rFonts w:ascii="Bahnschrift" w:hAnsi="Bahnschrift"/>
+        </w:rPr>
+        <w:t>e implementa la interfaz R</w:t>
+      </w:r>
+      <w:r>
+        <w:rPr>
+          <w:rFonts w:ascii="Bahnschrift" w:hAnsi="Bahnschrift"/>
+          <w:i/>
+          <w:iCs/>
+        </w:rPr>
+        <w:t>unneable</w:t>
+      </w:r>
+      <w:r>
+        <w:rPr>
+          <w:rFonts w:ascii="Bahnschrift" w:hAnsi="Bahnschrift"/>
+        </w:rPr>
+        <w:t xml:space="preserve">, </w:t>
+      </w:r>
+      <w:r>
+        <w:rPr>
+          <w:rFonts w:ascii="Bahnschrift" w:hAnsi="Bahnschrift"/>
+        </w:rPr>
+        <w:t xml:space="preserve">y </w:t>
+      </w:r>
+      <w:r>
+        <w:rPr>
+          <w:rFonts w:ascii="Bahnschrift" w:hAnsi="Bahnschrift"/>
+        </w:rPr>
+        <w:t xml:space="preserve">notifica cuando está usando la ambulancia </w:t>
+      </w:r>
+      <w:r>
+        <w:rPr>
+          <w:rFonts w:ascii="Bahnschrift" w:hAnsi="Bahnschrift"/>
+        </w:rPr>
+        <w:t xml:space="preserve">para </w:t>
+      </w:r>
+      <w:r>
+        <w:rPr>
+          <w:rFonts w:ascii="Bahnschrift" w:hAnsi="Bahnschrift"/>
+        </w:rPr>
+        <w:t>solicita</w:t>
+      </w:r>
+      <w:r>
+        <w:rPr>
+          <w:rFonts w:ascii="Bahnschrift" w:hAnsi="Bahnschrift"/>
+        </w:rPr>
+        <w:t>r</w:t>
+      </w:r>
+      <w:r>
+        <w:rPr>
+          <w:rFonts w:ascii="Bahnschrift" w:hAnsi="Bahnschrift"/>
+        </w:rPr>
+        <w:t xml:space="preserve"> mantenimiento</w:t>
+      </w:r>
+      <w:r>
+        <w:rPr>
+          <w:rFonts w:ascii="Bahnschrift" w:hAnsi="Bahnschrift"/>
+        </w:rPr>
+        <w:t>.</w:t>
+      </w:r>
+      <w:r>
+        <w:rPr>
+          <w:rFonts w:ascii="Bahnschrift" w:hAnsi="Bahnschrift"/>
+        </w:rPr>
+        <w:t xml:space="preserve"> </w:t>
+      </w:r>
+      <w:r>
+        <w:rPr>
+          <w:rFonts w:ascii="Bahnschrift" w:hAnsi="Bahnschrift"/>
+        </w:rPr>
+        <w:t>E</w:t>
+      </w:r>
+      <w:r>
+        <w:rPr>
+          <w:rFonts w:ascii="Bahnschrift" w:hAnsi="Bahnschrift"/>
+        </w:rPr>
+        <w:t xml:space="preserve">l </w:t>
+      </w:r>
+      <w:r>
+        <w:rPr>
+          <w:rFonts w:ascii="Bahnschrift" w:hAnsi="Bahnschrift"/>
+        </w:rPr>
+        <w:t xml:space="preserve">intento de tomar el recurso compartido no es constante, el </w:t>
+      </w:r>
+      <w:r>
+        <w:rPr>
+          <w:rFonts w:ascii="Bahnschrift" w:hAnsi="Bahnschrift"/>
+        </w:rPr>
+        <w:t xml:space="preserve">operario </w:t>
+      </w:r>
+      <w:r>
+        <w:rPr>
+          <w:rFonts w:ascii="Bahnschrift" w:hAnsi="Bahnschrift"/>
+        </w:rPr>
+        <w:t>espera cierto tiempo aleatorio luego de solicitar el mantenimiento para competir por el recurso compartido de nuevo</w:t>
+      </w:r>
+      <w:r>
+        <w:rPr>
+          <w:rFonts w:ascii="Bahnschrift" w:hAnsi="Bahnschrift"/>
+        </w:rPr>
+        <w:t xml:space="preserve">. </w:t>
+      </w:r>
+      <w:r>
+        <w:rPr>
+          <w:rFonts w:ascii="Bahnschrift" w:hAnsi="Bahnschrift"/>
+        </w:rPr>
+        <w:t>En resumen, e</w:t>
+      </w:r>
+      <w:r>
+        <w:rPr>
+          <w:rFonts w:ascii="Bahnschrift" w:hAnsi="Bahnschrift"/>
+        </w:rPr>
+        <w:t>s un hilo que se encarga de mandar la ambulancia al mantenimiento cada cierto tiempo.</w:t>
+      </w:r>
+    </w:p>
+    <w:p>
+      <w:pPr>
+        <w:rPr>
+          <w:rFonts w:ascii="Bahnschrift" w:hAnsi="Bahnschrift"/>
+        </w:rPr>
+      </w:pPr>
+      <w:r>
+        <w:rPr>
+          <w:rFonts w:ascii="Bahnschrift" w:hAnsi="Bahnschrift"/>
+        </w:rPr>
+        <w:br w:type="page"/>
+      </w:r>
+      <w:r>
+        <w:rPr>
+          <w:rFonts w:ascii="Bahnschrift" w:hAnsi="Bahnschrift"/>
+          <w:b/>
+          <w:bCs/>
+        </w:rPr>
+        <w:lastRenderedPageBreak/>
+        <w:t>Retorno Automático</w:t>
+      </w:r>
+      <w:r>
+        <w:rPr>
+          <w:rFonts w:ascii="Bahnschrift" w:hAnsi="Bahnschrift"/>
+        </w:rPr>
+        <w:t>:</w:t>
+      </w:r>
+    </w:p>
+    <w:p>
+      <w:pPr>
+        <w:rPr>
+          <w:rFonts w:ascii="Bahnschrift" w:hAnsi="Bahnschrift"/>
+        </w:rPr>
+      </w:pPr>
+      <w:r>
+        <w:rPr>
+          <w:rFonts w:ascii="Bahnschrift" w:hAnsi="Bahnschrift"/>
+        </w:rPr>
+        <w:t xml:space="preserve">Esta clase es vital para la simulación, ya que es una clase que implementa la interfaz </w:t>
+      </w:r>
+      <w:r>
+        <w:rPr>
+          <w:rFonts w:ascii="Bahnschrift" w:hAnsi="Bahnschrift"/>
+          <w:i/>
+          <w:iCs/>
+        </w:rPr>
+        <w:t>Runneable</w:t>
+      </w:r>
+      <w:r>
+        <w:rPr>
+          <w:rFonts w:ascii="Bahnschrift" w:hAnsi="Bahnschrift"/>
+        </w:rPr>
+        <w:t xml:space="preserve"> y que cada cierto intervalo fijo de tiempo va a intentar tomar control del recurso compartido y va a hacer que retorne la ambulancia</w:t>
+      </w:r>
+      <w:r>
+        <w:rPr>
+          <w:rFonts w:ascii="Bahnschrift" w:hAnsi="Bahnschrift"/>
+        </w:rPr>
+        <w:t xml:space="preserve"> a la clínica.</w:t>
+      </w:r>
+      <w:r>
+        <w:rPr>
+          <w:rFonts w:ascii="Bahnschrift" w:hAnsi="Bahnschrift"/>
+        </w:rPr>
+        <w:br w:type="page"/>
+      </w:r>
+    </w:p>
+    <w:p>
+      <w:pPr>
+        <w:rPr>
+          <w:rFonts w:ascii="Bahnschrift" w:hAnsi="Bahnschrift"/>
+        </w:rPr>
+      </w:pPr>
     </w:p>
     <w:p>
       <w:pPr>
@@ -3098,7 +4231,6 @@
           <w:szCs w:val="28"/>
           <w:u w:val="single"/>
         </w:rPr>
-        <w:lastRenderedPageBreak/>
         <w:t>Descripción de Módulos</w:t>
       </w:r>
     </w:p>
@@ -3509,6 +4641,125 @@
           <w:rFonts w:ascii="Bahnschrift" w:hAnsi="Bahnschrift"/>
         </w:rPr>
         <w:t>para cada uno.</w:t>
+      </w:r>
+    </w:p>
+    <w:p>
+      <w:pPr>
+        <w:rPr>
+          <w:rFonts w:ascii="Bahnschrift" w:hAnsi="Bahnschrift"/>
+        </w:rPr>
+      </w:pPr>
+      <w:r>
+        <w:rPr>
+          <w:rFonts w:ascii="Bahnschrift" w:hAnsi="Bahnschrift"/>
+        </w:rPr>
+        <w:br w:type="page"/>
+      </w:r>
+    </w:p>
+    <w:p>
+      <w:pPr>
+        <w:jc w:val="center"/>
+        <w:rPr>
+          <w:rFonts w:ascii="Bahnschrift" w:hAnsi="Bahnschrift"/>
+          <w:b/>
+          <w:bCs/>
+          <w:color w:val="5B9BD5" w:themeColor="accent1"/>
+          <w:sz w:val="28"/>
+          <w:szCs w:val="28"/>
+          <w:u w:val="single"/>
+        </w:rPr>
+      </w:pPr>
+      <w:r>
+        <w:rPr>
+          <w:rFonts w:ascii="Bahnschrift" w:hAnsi="Bahnschrift"/>
+          <w:b/>
+          <w:bCs/>
+          <w:color w:val="5B9BD5" w:themeColor="accent1"/>
+          <w:sz w:val="28"/>
+          <w:szCs w:val="28"/>
+          <w:u w:val="single"/>
+        </w:rPr>
+        <w:lastRenderedPageBreak/>
+        <w:t>Descripción de Modelos</w:t>
+      </w:r>
+    </w:p>
+    <w:p>
+      <w:pPr>
+        <w:rPr>
+          <w:rFonts w:ascii="Bahnschrift" w:hAnsi="Bahnschrift"/>
+          <w:b/>
+          <w:bCs/>
+        </w:rPr>
+      </w:pPr>
+      <w:r>
+        <w:rPr>
+          <w:rFonts w:ascii="Bahnschrift" w:hAnsi="Bahnschrift"/>
+          <w:b/>
+          <w:bCs/>
+        </w:rPr>
+        <w:t>Modelo Aplicación:</w:t>
+      </w:r>
+    </w:p>
+    <w:p>
+      <w:pPr>
+        <w:jc w:val="both"/>
+        <w:rPr>
+          <w:rFonts w:ascii="Bahnschrift" w:hAnsi="Bahnschrift"/>
+        </w:rPr>
+      </w:pPr>
+      <w:r>
+        <w:rPr>
+          <w:rFonts w:ascii="Bahnschrift" w:hAnsi="Bahnschrift"/>
+        </w:rPr>
+        <w:t>Este modelo está constituido por dos clases, la clase NotificacionSimulacion, cuya función es almacenar información de una notificación específica que podría generarse dentro de la simulación. La otra clase es ObservadorSimulacion, que tiene como función recibir las notificaciones del observable (en este caso la simulación), y actualizar la vista, cambiando el estado de la simulación.</w:t>
+      </w:r>
+    </w:p>
+    <w:p>
+      <w:pPr>
+        <w:jc w:val="both"/>
+        <w:rPr>
+          <w:rFonts w:ascii="Bahnschrift" w:hAnsi="Bahnschrift"/>
+        </w:rPr>
+      </w:pPr>
+    </w:p>
+    <w:p>
+      <w:pPr>
+        <w:jc w:val="both"/>
+        <w:rPr>
+          <w:rFonts w:ascii="Bahnschrift" w:hAnsi="Bahnschrift"/>
+          <w:b/>
+          <w:bCs/>
+        </w:rPr>
+      </w:pPr>
+      <w:r>
+        <w:rPr>
+          <w:rFonts w:ascii="Bahnschrift" w:hAnsi="Bahnschrift"/>
+          <w:b/>
+          <w:bCs/>
+        </w:rPr>
+        <w:t>Modelo Dominio</w:t>
+      </w:r>
+      <w:r>
+        <w:rPr>
+          <w:rFonts w:ascii="Bahnschrift" w:hAnsi="Bahnschrift"/>
+          <w:b/>
+          <w:bCs/>
+        </w:rPr>
+        <w:t>:</w:t>
+      </w:r>
+    </w:p>
+    <w:p>
+      <w:pPr>
+        <w:jc w:val="both"/>
+        <w:rPr>
+          <w:rFonts w:ascii="Bahnschrift" w:hAnsi="Bahnschrift"/>
+        </w:rPr>
+      </w:pPr>
+      <w:r>
+        <w:rPr>
+          <w:rFonts w:ascii="Bahnschrift" w:hAnsi="Bahnschrift"/>
+        </w:rPr>
+        <w:t>Este modelo es el que posee las clases principales, contiene a: la Ambulancia, la propia Clinica, la clase Habitaciones y la clase Personas, entre otras clases como Domicilio y TiempoMuerto, así como también una serie de posibles excepciones a algunos métodos y procesos.</w:t>
       </w:r>
     </w:p>
     <w:sectPr>
@@ -3801,7 +5052,7 @@
 <w:numbering xmlns:wpc="http://schemas.microsoft.com/office/word/2010/wordprocessingCanvas" xmlns:cx="http://schemas.microsoft.com/office/drawing/2014/chartex" xmlns:cx1="http://schemas.microsoft.com/office/drawing/2015/9/8/chartex" xmlns:cx2="http://schemas.microsoft.com/office/drawing/2015/10/21/chartex" xmlns:cx3="http://schemas.microsoft.com/office/drawing/2016/5/9/chartex" xmlns:cx4="http://schemas.microsoft.com/office/drawing/2016/5/10/chartex" xmlns:cx5="http://schemas.microsoft.com/office/drawing/2016/5/11/chartex" xmlns:cx6="http://schemas.microsoft.com/office/drawing/2016/5/12/chartex" xmlns:cx7="http://schemas.microsoft.com/office/drawing/2016/5/13/chartex" xmlns:cx8="http://schemas.microsoft.com/office/drawing/2016/5/14/chartex" xmlns:mc="http://schemas.openxmlformats.org/markup-compatibility/2006" xmlns:aink="http://schemas.microsoft.com/office/drawing/2016/ink" xmlns:am3d="http://schemas.microsoft.com/office/drawing/2017/model3d" xmlns:o="urn:schemas-microsoft-com:office:office" xmlns:oel="http://schemas.microsoft.com/office/2019/extlst" xmlns:r="http://schemas.openxmlformats.org/officeDocument/2006/relationships" xmlns:m="http://schemas.openxmlformats.org/officeDocument/2006/math" xmlns:v="urn:schemas-microsoft-com:vml" xmlns:wp14="http://schemas.microsoft.com/office/word/2010/wordprocessingDrawing" xmlns:wp="http://schemas.openxmlformats.org/drawingml/2006/wordprocessingDrawing" xmlns:w10="urn:schemas-microsoft-com:office:word" xmlns:w="http://schemas.openxmlformats.org/wordprocessingml/2006/main" xmlns:w14="http://schemas.microsoft.com/office/word/2010/wordml" xmlns:w15="http://schemas.microsoft.com/office/word/2012/wordml" xmlns:w16cex="http://schemas.microsoft.com/office/word/2018/wordml/cex" xmlns:w16cid="http://schemas.microsoft.com/office/word/2016/wordml/cid" xmlns:w16="http://schemas.microsoft.com/office/word/2018/wordml" xmlns:w16du="http://schemas.microsoft.com/office/word/2023/wordml/word16du" xmlns:w16sdtdh="http://schemas.microsoft.com/office/word/2020/wordml/sdtdatahash" xmlns:w16sdtfl="http://schemas.microsoft.com/office/word/2024/wordml/sdtformatlock" xmlns:w16se="http://schemas.microsoft.com/office/word/2015/wordml/symex" xmlns:wpg="http://schemas.microsoft.com/office/word/2010/wordprocessingGroup" xmlns:wpi="http://schemas.microsoft.com/office/word/2010/wordprocessingInk" xmlns:wne="http://schemas.microsoft.com/office/word/2006/wordml" xmlns:wps="http://schemas.microsoft.com/office/word/2010/wordprocessingShape" mc:Ignorable="w14 w15 w16se w16cid w16 w16cex w16sdtdh w16sdtfl w16du wp14">
   <w:numPicBullet w:numPicBulletId="0">
     <w:pict>
-      <v:shapetype w14:anchorId="1C3857BF" id="_x0000_t75" coordsize="21600,21600" o:spt="75" o:preferrelative="t" path="m@4@5l@4@11@9@11@9@5xe" filled="f" stroked="f">
+      <v:shapetype id="_x0000_t75" coordsize="21600,21600" o:spt="75" o:preferrelative="t" path="m@4@5l@4@11@9@11@9@5xe" filled="f" stroked="f">
         <v:stroke joinstyle="miter"/>
         <v:formulas>
           <v:f eqn="if lineDrawn pixelLineWidth 0"/>
@@ -3820,7 +5071,7 @@
         <v:path o:extrusionok="f" gradientshapeok="t" o:connecttype="rect"/>
         <o:lock v:ext="edit" aspectratio="t"/>
       </v:shapetype>
-      <v:shape id="_x0000_i1036" type="#_x0000_t75" style="width:11.25pt;height:11.25pt" o:bullet="t">
+      <v:shape id="_x0000_i1078" type="#_x0000_t75" style="width:11.25pt;height:11.25pt" o:bullet="t">
         <v:imagedata r:id="rId1" o:title="mso3DBA"/>
       </v:shape>
     </w:pict>
@@ -3975,6 +5226,120 @@
     </w:lvl>
   </w:abstractNum>
   <w:abstractNum w:abstractNumId="1" w15:restartNumberingAfterBreak="0">
+    <w:nsid w:val="163524A2"/>
+    <w:multiLevelType w:val="hybridMultilevel"/>
+    <w:tmpl w:val="DCD0CBDE"/>
+    <w:lvl w:ilvl="0" w:tplc="ABE861A6">
+      <w:start w:val="1"/>
+      <w:numFmt w:val="bullet"/>
+      <w:lvlText w:val=""/>
+      <w:lvlJc w:val="left"/>
+      <w:pPr>
+        <w:ind w:left="720" w:hanging="360"/>
+      </w:pPr>
+      <w:rPr>
+        <w:rFonts w:ascii="Wingdings" w:hAnsi="Wingdings" w:hint="default"/>
+        <w:color w:val="5B9BD5" w:themeColor="accent1"/>
+      </w:rPr>
+    </w:lvl>
+    <w:lvl w:ilvl="1" w:tplc="2C0A0003" w:tentative="1">
+      <w:start w:val="1"/>
+      <w:numFmt w:val="bullet"/>
+      <w:lvlText w:val="o"/>
+      <w:lvlJc w:val="left"/>
+      <w:pPr>
+        <w:ind w:left="1440" w:hanging="360"/>
+      </w:pPr>
+      <w:rPr>
+        <w:rFonts w:ascii="Courier New" w:hAnsi="Courier New" w:cs="Courier New" w:hint="default"/>
+      </w:rPr>
+    </w:lvl>
+    <w:lvl w:ilvl="2" w:tplc="2C0A0005" w:tentative="1">
+      <w:start w:val="1"/>
+      <w:numFmt w:val="bullet"/>
+      <w:lvlText w:val=""/>
+      <w:lvlJc w:val="left"/>
+      <w:pPr>
+        <w:ind w:left="2160" w:hanging="360"/>
+      </w:pPr>
+      <w:rPr>
+        <w:rFonts w:ascii="Wingdings" w:hAnsi="Wingdings" w:hint="default"/>
+      </w:rPr>
+    </w:lvl>
+    <w:lvl w:ilvl="3" w:tplc="2C0A0001" w:tentative="1">
+      <w:start w:val="1"/>
+      <w:numFmt w:val="bullet"/>
+      <w:lvlText w:val=""/>
+      <w:lvlJc w:val="left"/>
+      <w:pPr>
+        <w:ind w:left="2880" w:hanging="360"/>
+      </w:pPr>
+      <w:rPr>
+        <w:rFonts w:ascii="Symbol" w:hAnsi="Symbol" w:hint="default"/>
+      </w:rPr>
+    </w:lvl>
+    <w:lvl w:ilvl="4" w:tplc="2C0A0003" w:tentative="1">
+      <w:start w:val="1"/>
+      <w:numFmt w:val="bullet"/>
+      <w:lvlText w:val="o"/>
+      <w:lvlJc w:val="left"/>
+      <w:pPr>
+        <w:ind w:left="3600" w:hanging="360"/>
+      </w:pPr>
+      <w:rPr>
+        <w:rFonts w:ascii="Courier New" w:hAnsi="Courier New" w:cs="Courier New" w:hint="default"/>
+      </w:rPr>
+    </w:lvl>
+    <w:lvl w:ilvl="5" w:tplc="2C0A0005" w:tentative="1">
+      <w:start w:val="1"/>
+      <w:numFmt w:val="bullet"/>
+      <w:lvlText w:val=""/>
+      <w:lvlJc w:val="left"/>
+      <w:pPr>
+        <w:ind w:left="4320" w:hanging="360"/>
+      </w:pPr>
+      <w:rPr>
+        <w:rFonts w:ascii="Wingdings" w:hAnsi="Wingdings" w:hint="default"/>
+      </w:rPr>
+    </w:lvl>
+    <w:lvl w:ilvl="6" w:tplc="2C0A0001" w:tentative="1">
+      <w:start w:val="1"/>
+      <w:numFmt w:val="bullet"/>
+      <w:lvlText w:val=""/>
+      <w:lvlJc w:val="left"/>
+      <w:pPr>
+        <w:ind w:left="5040" w:hanging="360"/>
+      </w:pPr>
+      <w:rPr>
+        <w:rFonts w:ascii="Symbol" w:hAnsi="Symbol" w:hint="default"/>
+      </w:rPr>
+    </w:lvl>
+    <w:lvl w:ilvl="7" w:tplc="2C0A0003" w:tentative="1">
+      <w:start w:val="1"/>
+      <w:numFmt w:val="bullet"/>
+      <w:lvlText w:val="o"/>
+      <w:lvlJc w:val="left"/>
+      <w:pPr>
+        <w:ind w:left="5760" w:hanging="360"/>
+      </w:pPr>
+      <w:rPr>
+        <w:rFonts w:ascii="Courier New" w:hAnsi="Courier New" w:cs="Courier New" w:hint="default"/>
+      </w:rPr>
+    </w:lvl>
+    <w:lvl w:ilvl="8" w:tplc="2C0A0005" w:tentative="1">
+      <w:start w:val="1"/>
+      <w:numFmt w:val="bullet"/>
+      <w:lvlText w:val=""/>
+      <w:lvlJc w:val="left"/>
+      <w:pPr>
+        <w:ind w:left="6480" w:hanging="360"/>
+      </w:pPr>
+      <w:rPr>
+        <w:rFonts w:ascii="Wingdings" w:hAnsi="Wingdings" w:hint="default"/>
+      </w:rPr>
+    </w:lvl>
+  </w:abstractNum>
+  <w:abstractNum w:abstractNumId="2" w15:restartNumberingAfterBreak="0">
     <w:nsid w:val="4DFA232C"/>
     <w:multiLevelType w:val="hybridMultilevel"/>
     <w:tmpl w:val="19D0B9F2"/>
@@ -4088,7 +5453,7 @@
       </w:rPr>
     </w:lvl>
   </w:abstractNum>
-  <w:abstractNum w:abstractNumId="2" w15:restartNumberingAfterBreak="0">
+  <w:abstractNum w:abstractNumId="3" w15:restartNumberingAfterBreak="0">
     <w:nsid w:val="5E3B4204"/>
     <w:multiLevelType w:val="multilevel"/>
     <w:tmpl w:val="93800396"/>
@@ -4238,12 +5603,15 @@
     </w:lvl>
   </w:abstractNum>
   <w:num w:numId="1" w16cid:durableId="32734006">
-    <w:abstractNumId w:val="2"/>
+    <w:abstractNumId w:val="3"/>
   </w:num>
   <w:num w:numId="2" w16cid:durableId="1161430159">
     <w:abstractNumId w:val="0"/>
   </w:num>
   <w:num w:numId="3" w16cid:durableId="1710178082">
+    <w:abstractNumId w:val="2"/>
+  </w:num>
+  <w:num w:numId="4" w16cid:durableId="937182155">
     <w:abstractNumId w:val="1"/>
   </w:num>
 </w:numbering>
@@ -4854,7 +6222,6 @@
   <w:style w:type="character" w:default="1" w:styleId="Fuentedeprrafopredeter">
     <w:name w:val="Default Paragraph Font"/>
     <w:uiPriority w:val="1"/>
-    <w:semiHidden/>
     <w:unhideWhenUsed/>
   </w:style>
   <w:style w:type="table" w:default="1" w:styleId="Tablanormal">

--- a/2do-Cuatrimestre/Programacion-C/ProyectoProgramacionC.docx
+++ b/2do-Cuatrimestre/Programacion-C/ProyectoProgramacionC.docx
@@ -247,6 +247,7 @@
                                 <w:szCs w:val="36"/>
                               </w:rPr>
                             </w:pPr>
+                            <w:proofErr w:type="spellStart"/>
                             <w:r>
                               <w:rPr>
                                 <w:rFonts w:ascii="Cambria Math" w:hAnsi="Cambria Math" w:cs="Times New Roman"/>
@@ -255,6 +256,7 @@
                               </w:rPr>
                               <w:t>Bellone</w:t>
                             </w:r>
+                            <w:proofErr w:type="spellEnd"/>
                             <w:r>
                               <w:rPr>
                                 <w:rFonts w:ascii="Cambria Math" w:hAnsi="Cambria Math" w:cs="Times New Roman"/>
@@ -289,6 +291,14 @@
                               </w:rPr>
                               <w:t>García Di Martino, Laureano</w:t>
                             </w:r>
+                            <w:r>
+                              <w:rPr>
+                                <w:rFonts w:ascii="Cambria Math" w:hAnsi="Cambria Math" w:cs="Times New Roman"/>
+                                <w:sz w:val="32"/>
+                                <w:szCs w:val="36"/>
+                              </w:rPr>
+                              <w:t>;</w:t>
+                            </w:r>
                           </w:p>
                           <w:p>
                             <w:pPr>
@@ -299,13 +309,23 @@
                                 <w:szCs w:val="36"/>
                               </w:rPr>
                             </w:pPr>
+                            <w:proofErr w:type="spellStart"/>
                             <w:r>
                               <w:rPr>
                                 <w:rFonts w:ascii="Cambria Math" w:hAnsi="Cambria Math" w:cs="Times New Roman"/>
                                 <w:sz w:val="32"/>
                                 <w:szCs w:val="36"/>
                               </w:rPr>
-                              <w:t>Sorrenti, Enzo;</w:t>
+                              <w:t>Sorrenti</w:t>
+                            </w:r>
+                            <w:proofErr w:type="spellEnd"/>
+                            <w:r>
+                              <w:rPr>
+                                <w:rFonts w:ascii="Cambria Math" w:hAnsi="Cambria Math" w:cs="Times New Roman"/>
+                                <w:sz w:val="32"/>
+                                <w:szCs w:val="36"/>
+                              </w:rPr>
+                              <w:t>, Enzo;</w:t>
                             </w:r>
                           </w:p>
                           <w:p>
@@ -460,6 +480,7 @@
                                 <w:szCs w:val="36"/>
                               </w:rPr>
                             </w:pPr>
+                            <w:proofErr w:type="spellStart"/>
                             <w:r>
                               <w:rPr>
                                 <w:rFonts w:ascii="Cambria Math" w:hAnsi="Cambria Math" w:cs="Times New Roman"/>
@@ -468,6 +489,7 @@
                               </w:rPr>
                               <w:t>Gellone</w:t>
                             </w:r>
+                            <w:proofErr w:type="spellEnd"/>
                             <w:r>
                               <w:rPr>
                                 <w:rFonts w:ascii="Cambria Math" w:hAnsi="Cambria Math" w:cs="Times New Roman"/>
@@ -502,6 +524,14 @@
                               </w:rPr>
                               <w:t>Lazzurri, Guillermo Carlos</w:t>
                             </w:r>
+                            <w:r>
+                              <w:rPr>
+                                <w:rFonts w:ascii="Cambria Math" w:hAnsi="Cambria Math" w:cs="Times New Roman"/>
+                                <w:sz w:val="32"/>
+                                <w:szCs w:val="36"/>
+                              </w:rPr>
+                              <w:t>;</w:t>
+                            </w:r>
                           </w:p>
                           <w:p>
                             <w:pPr>
@@ -519,6 +549,14 @@
                                 <w:szCs w:val="36"/>
                               </w:rPr>
                               <w:t>Guccione, Leonel Domingo</w:t>
+                            </w:r>
+                            <w:r>
+                              <w:rPr>
+                                <w:rFonts w:ascii="Cambria Math" w:hAnsi="Cambria Math" w:cs="Times New Roman"/>
+                                <w:sz w:val="32"/>
+                                <w:szCs w:val="36"/>
+                              </w:rPr>
+                              <w:t>;</w:t>
                             </w:r>
                           </w:p>
                           <w:p>
@@ -602,7 +640,7 @@
                                 <w:sz w:val="32"/>
                                 <w:szCs w:val="36"/>
                               </w:rPr>
-                              <w:t>Lunes</w:t>
+                              <w:t>Domingo</w:t>
                             </w:r>
                             <w:r>
                               <w:rPr>
@@ -626,7 +664,7 @@
                                 <w:sz w:val="32"/>
                                 <w:szCs w:val="36"/>
                               </w:rPr>
-                              <w:t>3</w:t>
+                              <w:t>6</w:t>
                             </w:r>
                             <w:r>
                               <w:rPr>
@@ -642,18 +680,8 @@
                                 <w:sz w:val="32"/>
                                 <w:szCs w:val="36"/>
                               </w:rPr>
-                              <w:t xml:space="preserve"> </w:t>
+                              <w:t xml:space="preserve"> Noviembre</w:t>
                             </w:r>
-                            <w:proofErr w:type="gramStart"/>
-                            <w:r>
-                              <w:rPr>
-                                <w:rFonts w:ascii="Cambria Math" w:hAnsi="Cambria Math" w:cs="Times New Roman"/>
-                                <w:sz w:val="32"/>
-                                <w:szCs w:val="36"/>
-                              </w:rPr>
-                              <w:t>Octubre</w:t>
-                            </w:r>
-                            <w:proofErr w:type="gramEnd"/>
                             <w:r>
                               <w:rPr>
                                 <w:rFonts w:ascii="Cambria Math" w:hAnsi="Cambria Math" w:cs="Times New Roman"/>
@@ -920,6 +948,7 @@
                           <w:szCs w:val="36"/>
                         </w:rPr>
                       </w:pPr>
+                      <w:proofErr w:type="spellStart"/>
                       <w:r>
                         <w:rPr>
                           <w:rFonts w:ascii="Cambria Math" w:hAnsi="Cambria Math" w:cs="Times New Roman"/>
@@ -928,6 +957,7 @@
                         </w:rPr>
                         <w:t>Bellone</w:t>
                       </w:r>
+                      <w:proofErr w:type="spellEnd"/>
                       <w:r>
                         <w:rPr>
                           <w:rFonts w:ascii="Cambria Math" w:hAnsi="Cambria Math" w:cs="Times New Roman"/>
@@ -962,6 +992,14 @@
                         </w:rPr>
                         <w:t>García Di Martino, Laureano</w:t>
                       </w:r>
+                      <w:r>
+                        <w:rPr>
+                          <w:rFonts w:ascii="Cambria Math" w:hAnsi="Cambria Math" w:cs="Times New Roman"/>
+                          <w:sz w:val="32"/>
+                          <w:szCs w:val="36"/>
+                        </w:rPr>
+                        <w:t>;</w:t>
+                      </w:r>
                     </w:p>
                     <w:p>
                       <w:pPr>
@@ -972,13 +1010,23 @@
                           <w:szCs w:val="36"/>
                         </w:rPr>
                       </w:pPr>
+                      <w:proofErr w:type="spellStart"/>
                       <w:r>
                         <w:rPr>
                           <w:rFonts w:ascii="Cambria Math" w:hAnsi="Cambria Math" w:cs="Times New Roman"/>
                           <w:sz w:val="32"/>
                           <w:szCs w:val="36"/>
                         </w:rPr>
-                        <w:t>Sorrenti, Enzo;</w:t>
+                        <w:t>Sorrenti</w:t>
+                      </w:r>
+                      <w:proofErr w:type="spellEnd"/>
+                      <w:r>
+                        <w:rPr>
+                          <w:rFonts w:ascii="Cambria Math" w:hAnsi="Cambria Math" w:cs="Times New Roman"/>
+                          <w:sz w:val="32"/>
+                          <w:szCs w:val="36"/>
+                        </w:rPr>
+                        <w:t>, Enzo;</w:t>
                       </w:r>
                     </w:p>
                     <w:p>
@@ -1133,6 +1181,7 @@
                           <w:szCs w:val="36"/>
                         </w:rPr>
                       </w:pPr>
+                      <w:proofErr w:type="spellStart"/>
                       <w:r>
                         <w:rPr>
                           <w:rFonts w:ascii="Cambria Math" w:hAnsi="Cambria Math" w:cs="Times New Roman"/>
@@ -1141,6 +1190,7 @@
                         </w:rPr>
                         <w:t>Gellone</w:t>
                       </w:r>
+                      <w:proofErr w:type="spellEnd"/>
                       <w:r>
                         <w:rPr>
                           <w:rFonts w:ascii="Cambria Math" w:hAnsi="Cambria Math" w:cs="Times New Roman"/>
@@ -1175,6 +1225,14 @@
                         </w:rPr>
                         <w:t>Lazzurri, Guillermo Carlos</w:t>
                       </w:r>
+                      <w:r>
+                        <w:rPr>
+                          <w:rFonts w:ascii="Cambria Math" w:hAnsi="Cambria Math" w:cs="Times New Roman"/>
+                          <w:sz w:val="32"/>
+                          <w:szCs w:val="36"/>
+                        </w:rPr>
+                        <w:t>;</w:t>
+                      </w:r>
                     </w:p>
                     <w:p>
                       <w:pPr>
@@ -1192,6 +1250,14 @@
                           <w:szCs w:val="36"/>
                         </w:rPr>
                         <w:t>Guccione, Leonel Domingo</w:t>
+                      </w:r>
+                      <w:r>
+                        <w:rPr>
+                          <w:rFonts w:ascii="Cambria Math" w:hAnsi="Cambria Math" w:cs="Times New Roman"/>
+                          <w:sz w:val="32"/>
+                          <w:szCs w:val="36"/>
+                        </w:rPr>
+                        <w:t>;</w:t>
                       </w:r>
                     </w:p>
                     <w:p>
@@ -1275,7 +1341,7 @@
                           <w:sz w:val="32"/>
                           <w:szCs w:val="36"/>
                         </w:rPr>
-                        <w:t>Lunes</w:t>
+                        <w:t>Domingo</w:t>
                       </w:r>
                       <w:r>
                         <w:rPr>
@@ -1299,7 +1365,7 @@
                           <w:sz w:val="32"/>
                           <w:szCs w:val="36"/>
                         </w:rPr>
-                        <w:t>3</w:t>
+                        <w:t>6</w:t>
                       </w:r>
                       <w:r>
                         <w:rPr>
@@ -1315,18 +1381,8 @@
                           <w:sz w:val="32"/>
                           <w:szCs w:val="36"/>
                         </w:rPr>
-                        <w:t xml:space="preserve"> </w:t>
+                        <w:t xml:space="preserve"> Noviembre</w:t>
                       </w:r>
-                      <w:proofErr w:type="gramStart"/>
-                      <w:r>
-                        <w:rPr>
-                          <w:rFonts w:ascii="Cambria Math" w:hAnsi="Cambria Math" w:cs="Times New Roman"/>
-                          <w:sz w:val="32"/>
-                          <w:szCs w:val="36"/>
-                        </w:rPr>
-                        <w:t>Octubre</w:t>
-                      </w:r>
-                      <w:proofErr w:type="gramEnd"/>
                       <w:r>
                         <w:rPr>
                           <w:rFonts w:ascii="Cambria Math" w:hAnsi="Cambria Math" w:cs="Times New Roman"/>
@@ -1727,6 +1783,7 @@
     </w:p>
     <w:p>
       <w:pPr>
+        <w:spacing w:after="0"/>
         <w:jc w:val="both"/>
         <w:rPr>
           <w:rFonts w:ascii="Bahnschrift" w:hAnsi="Bahnschrift"/>
@@ -1766,121 +1823,194 @@
         <w:rPr>
           <w:rFonts w:ascii="Bahnschrift" w:hAnsi="Bahnschrift"/>
         </w:rPr>
-        <w:t xml:space="preserve">las implementaciones de los patrones de diseño requeridos: El patrón </w:t>
-      </w:r>
-      <w:r>
+        <w:t>las implementaciones de los patrones de diseño requeridos:</w:t>
+      </w:r>
+    </w:p>
+    <w:p>
+      <w:pPr>
+        <w:pStyle w:val="Prrafodelista"/>
+        <w:numPr>
+          <w:ilvl w:val="0"/>
+          <w:numId w:val="5"/>
+        </w:numPr>
+        <w:spacing w:before="240"/>
+        <w:jc w:val="both"/>
         <w:rPr>
           <w:rFonts w:ascii="Bahnschrift" w:hAnsi="Bahnschrift"/>
           <w:i/>
           <w:iCs/>
         </w:rPr>
-        <w:t>Facade</w:t>
-      </w:r>
+      </w:pPr>
       <w:r>
         <w:rPr>
           <w:rFonts w:ascii="Bahnschrift" w:hAnsi="Bahnschrift"/>
           <w:i/>
           <w:iCs/>
         </w:rPr>
-        <w:t xml:space="preserve">, </w:t>
-      </w:r>
-      <w:r>
-        <w:rPr>
-          <w:rFonts w:ascii="Bahnschrift" w:hAnsi="Bahnschrift"/>
-        </w:rPr>
-        <w:t xml:space="preserve">el patrón </w:t>
-      </w:r>
-      <w:r>
+        <w:t>Facade</w:t>
+      </w:r>
+    </w:p>
+    <w:p>
+      <w:pPr>
+        <w:pStyle w:val="Prrafodelista"/>
+        <w:numPr>
+          <w:ilvl w:val="0"/>
+          <w:numId w:val="5"/>
+        </w:numPr>
+        <w:spacing w:before="240"/>
+        <w:jc w:val="both"/>
         <w:rPr>
           <w:rFonts w:ascii="Bahnschrift" w:hAnsi="Bahnschrift"/>
           <w:i/>
           <w:iCs/>
         </w:rPr>
-        <w:t>Decorator</w:t>
-      </w:r>
-      <w:r>
-        <w:rPr>
-          <w:rFonts w:ascii="Bahnschrift" w:hAnsi="Bahnschrift"/>
-        </w:rPr>
-        <w:t xml:space="preserve"> el patrón </w:t>
-      </w:r>
+      </w:pPr>
       <w:r>
         <w:rPr>
           <w:rFonts w:ascii="Bahnschrift" w:hAnsi="Bahnschrift"/>
           <w:i/>
           <w:iCs/>
         </w:rPr>
-        <w:t>Double Dispatch</w:t>
-      </w:r>
-      <w:r>
+        <w:t>Decorator</w:t>
+      </w:r>
+    </w:p>
+    <w:p>
+      <w:pPr>
+        <w:pStyle w:val="Prrafodelista"/>
+        <w:numPr>
+          <w:ilvl w:val="0"/>
+          <w:numId w:val="5"/>
+        </w:numPr>
+        <w:spacing w:before="240"/>
+        <w:jc w:val="both"/>
         <w:rPr>
           <w:rFonts w:ascii="Bahnschrift" w:hAnsi="Bahnschrift"/>
           <w:i/>
           <w:iCs/>
         </w:rPr>
-        <w:t xml:space="preserve">, </w:t>
-      </w:r>
-      <w:r>
-        <w:rPr>
-          <w:rFonts w:ascii="Bahnschrift" w:hAnsi="Bahnschrift"/>
-        </w:rPr>
-        <w:t xml:space="preserve">el patrón </w:t>
-      </w:r>
+      </w:pPr>
       <w:r>
         <w:rPr>
           <w:rFonts w:ascii="Bahnschrift" w:hAnsi="Bahnschrift"/>
           <w:i/>
           <w:iCs/>
         </w:rPr>
-        <w:t>Observer/Observable</w:t>
-      </w:r>
-      <w:r>
-        <w:rPr>
-          <w:rFonts w:ascii="Bahnschrift" w:hAnsi="Bahnschrift"/>
-        </w:rPr>
-        <w:t xml:space="preserve">, </w:t>
-      </w:r>
-      <w:r>
+        <w:t>Double Dispatch</w:t>
+      </w:r>
+    </w:p>
+    <w:p>
+      <w:pPr>
+        <w:pStyle w:val="Prrafodelista"/>
+        <w:numPr>
+          <w:ilvl w:val="0"/>
+          <w:numId w:val="5"/>
+        </w:numPr>
+        <w:spacing w:before="240"/>
+        <w:jc w:val="both"/>
         <w:rPr>
           <w:rFonts w:ascii="Bahnschrift" w:hAnsi="Bahnschrift"/>
           <w:i/>
           <w:iCs/>
         </w:rPr>
-        <w:t>MVC</w:t>
-      </w:r>
-      <w:r>
-        <w:rPr>
-          <w:rFonts w:ascii="Bahnschrift" w:hAnsi="Bahnschrift"/>
-        </w:rPr>
-        <w:t xml:space="preserve">, el patrón </w:t>
-      </w:r>
+      </w:pPr>
       <w:r>
         <w:rPr>
           <w:rFonts w:ascii="Bahnschrift" w:hAnsi="Bahnschrift"/>
           <w:i/>
           <w:iCs/>
         </w:rPr>
-        <w:t xml:space="preserve">State </w:t>
-      </w:r>
-      <w:r>
-        <w:rPr>
-          <w:rFonts w:ascii="Bahnschrift" w:hAnsi="Bahnschrift"/>
-        </w:rPr>
-        <w:t xml:space="preserve">y el patrón </w:t>
-      </w:r>
-      <w:r>
+        <w:t>Observer/Observable</w:t>
+      </w:r>
+    </w:p>
+    <w:p>
+      <w:pPr>
+        <w:pStyle w:val="Prrafodelista"/>
+        <w:numPr>
+          <w:ilvl w:val="0"/>
+          <w:numId w:val="5"/>
+        </w:numPr>
+        <w:spacing w:before="240"/>
         <w:rPr>
           <w:rFonts w:ascii="Bahnschrift" w:hAnsi="Bahnschrift"/>
           <w:i/>
           <w:iCs/>
         </w:rPr>
+      </w:pPr>
+      <w:r>
+        <w:rPr>
+          <w:rFonts w:ascii="Bahnschrift" w:hAnsi="Bahnschrift"/>
+          <w:i/>
+          <w:iCs/>
+        </w:rPr>
+        <w:t>MVC</w:t>
+      </w:r>
+    </w:p>
+    <w:p>
+      <w:pPr>
+        <w:pStyle w:val="Prrafodelista"/>
+        <w:numPr>
+          <w:ilvl w:val="0"/>
+          <w:numId w:val="5"/>
+        </w:numPr>
+        <w:spacing w:before="240"/>
+        <w:jc w:val="both"/>
+        <w:rPr>
+          <w:rFonts w:ascii="Bahnschrift" w:hAnsi="Bahnschrift"/>
+        </w:rPr>
+      </w:pPr>
+      <w:r>
+        <w:rPr>
+          <w:rFonts w:ascii="Bahnschrift" w:hAnsi="Bahnschrift"/>
+          <w:i/>
+          <w:iCs/>
+        </w:rPr>
+        <w:t>S</w:t>
+      </w:r>
+      <w:r>
+        <w:rPr>
+          <w:rFonts w:ascii="Bahnschrift" w:hAnsi="Bahnschrift"/>
+          <w:i/>
+          <w:iCs/>
+        </w:rPr>
+        <w:t xml:space="preserve">tate </w:t>
+      </w:r>
+    </w:p>
+    <w:p>
+      <w:pPr>
+        <w:pStyle w:val="Prrafodelista"/>
+        <w:numPr>
+          <w:ilvl w:val="0"/>
+          <w:numId w:val="5"/>
+        </w:numPr>
+        <w:spacing w:before="240"/>
+        <w:jc w:val="both"/>
+        <w:rPr>
+          <w:rFonts w:ascii="Bahnschrift" w:hAnsi="Bahnschrift"/>
+          <w:i/>
+          <w:iCs/>
+        </w:rPr>
+      </w:pPr>
+      <w:r>
+        <w:rPr>
+          <w:rFonts w:ascii="Bahnschrift" w:hAnsi="Bahnschrift"/>
+          <w:i/>
+          <w:iCs/>
+        </w:rPr>
         <w:t>DAO/DTO</w:t>
       </w:r>
-      <w:r>
-        <w:rPr>
-          <w:rFonts w:ascii="Bahnschrift" w:hAnsi="Bahnschrift"/>
-        </w:rPr>
-        <w:t xml:space="preserve">. Cabe recalcar que el presente informe no </w:t>
+    </w:p>
+    <w:p>
+      <w:pPr>
+        <w:jc w:val="both"/>
+        <w:rPr>
+          <w:rFonts w:ascii="Bahnschrift" w:hAnsi="Bahnschrift"/>
+        </w:rPr>
+      </w:pPr>
+      <w:r>
+        <w:rPr>
+          <w:rFonts w:ascii="Bahnschrift" w:hAnsi="Bahnschrift"/>
+        </w:rPr>
+        <w:t xml:space="preserve">Cabe recalcar que el presente informe no </w:t>
       </w:r>
       <w:r>
         <w:rPr>
@@ -1899,6 +2029,7 @@
       <w:pPr>
         <w:rPr>
           <w:rFonts w:ascii="Bahnschrift" w:hAnsi="Bahnschrift"/>
+          <w:u w:val="single"/>
         </w:rPr>
       </w:pPr>
       <w:r>
@@ -1932,6 +2063,315 @@
           <w:u w:val="single"/>
         </w:rPr>
         <w:lastRenderedPageBreak/>
+        <w:t>Descripción de Modelos</w:t>
+      </w:r>
+    </w:p>
+    <w:p>
+      <w:pPr>
+        <w:spacing w:after="0"/>
+        <w:rPr>
+          <w:rFonts w:ascii="Bahnschrift" w:hAnsi="Bahnschrift"/>
+          <w:b/>
+          <w:bCs/>
+        </w:rPr>
+      </w:pPr>
+      <w:r>
+        <w:rPr>
+          <w:rFonts w:ascii="Bahnschrift" w:hAnsi="Bahnschrift"/>
+          <w:b/>
+          <w:bCs/>
+        </w:rPr>
+        <w:t>Modelo de Aplicación</w:t>
+      </w:r>
+      <w:r>
+        <w:rPr>
+          <w:rFonts w:ascii="Bahnschrift" w:hAnsi="Bahnschrift"/>
+          <w:b/>
+          <w:bCs/>
+        </w:rPr>
+        <w:t>:</w:t>
+      </w:r>
+    </w:p>
+    <w:p>
+      <w:pPr>
+        <w:jc w:val="both"/>
+        <w:rPr>
+          <w:rFonts w:ascii="Bahnschrift" w:hAnsi="Bahnschrift"/>
+        </w:rPr>
+      </w:pPr>
+      <w:r>
+        <w:rPr>
+          <w:rFonts w:ascii="Bahnschrift" w:hAnsi="Bahnschrift"/>
+        </w:rPr>
+        <w:t xml:space="preserve">El paquete </w:t>
+      </w:r>
+      <w:proofErr w:type="spellStart"/>
+      <w:r>
+        <w:rPr>
+          <w:rFonts w:ascii="Bahnschrift" w:hAnsi="Bahnschrift"/>
+        </w:rPr>
+        <w:t>modeloAplicacion</w:t>
+      </w:r>
+      <w:proofErr w:type="spellEnd"/>
+      <w:r>
+        <w:rPr>
+          <w:rFonts w:ascii="Bahnschrift" w:hAnsi="Bahnschrift"/>
+        </w:rPr>
+        <w:t xml:space="preserve"> actúa como una capa de infraestructura encargada de gestionar la comunicación de eventos en tiempo real entre el núcleo del sistema y la interfaz de usuario. Su propósito fundamental es implementar el patrón de diseño </w:t>
+      </w:r>
+      <w:proofErr w:type="spellStart"/>
+      <w:r>
+        <w:rPr>
+          <w:rFonts w:ascii="Bahnschrift" w:hAnsi="Bahnschrift"/>
+        </w:rPr>
+        <w:t>Observer</w:t>
+      </w:r>
+      <w:proofErr w:type="spellEnd"/>
+      <w:r>
+        <w:rPr>
+          <w:rFonts w:ascii="Bahnschrift" w:hAnsi="Bahnschrift"/>
+        </w:rPr>
+        <w:t xml:space="preserve"> para desacoplar la lógica de la simulación de su representación visual. La clase central aquí es </w:t>
+      </w:r>
+      <w:proofErr w:type="spellStart"/>
+      <w:r>
+        <w:rPr>
+          <w:rFonts w:ascii="Bahnschrift" w:hAnsi="Bahnschrift"/>
+        </w:rPr>
+        <w:t>ObservadorSimulacion</w:t>
+      </w:r>
+      <w:proofErr w:type="spellEnd"/>
+      <w:r>
+        <w:rPr>
+          <w:rFonts w:ascii="Bahnschrift" w:hAnsi="Bahnschrift"/>
+        </w:rPr>
+        <w:t xml:space="preserve">, la cual implementa la interfaz </w:t>
+      </w:r>
+      <w:proofErr w:type="spellStart"/>
+      <w:r>
+        <w:rPr>
+          <w:rFonts w:ascii="Bahnschrift" w:hAnsi="Bahnschrift"/>
+        </w:rPr>
+        <w:t>Observer</w:t>
+      </w:r>
+      <w:proofErr w:type="spellEnd"/>
+      <w:r>
+        <w:rPr>
+          <w:rFonts w:ascii="Bahnschrift" w:hAnsi="Bahnschrift"/>
+        </w:rPr>
+        <w:t xml:space="preserve"> de Java y mantiene una referencia a la vista (</w:t>
+      </w:r>
+      <w:proofErr w:type="spellStart"/>
+      <w:r>
+        <w:rPr>
+          <w:rFonts w:ascii="Bahnschrift" w:hAnsi="Bahnschrift"/>
+        </w:rPr>
+        <w:t>IVistaSimulacion</w:t>
+      </w:r>
+      <w:proofErr w:type="spellEnd"/>
+      <w:r>
+        <w:rPr>
+          <w:rFonts w:ascii="Bahnschrift" w:hAnsi="Bahnschrift"/>
+        </w:rPr>
+        <w:t xml:space="preserve">). Su función es suscribirse a los objetos activos de la simulación (como la ambulancia o los asociados) e interceptar cualquier cambio de estado. Cuando ocurre un evento, este observador recibe un objeto de la clase </w:t>
+      </w:r>
+      <w:proofErr w:type="spellStart"/>
+      <w:r>
+        <w:rPr>
+          <w:rFonts w:ascii="Bahnschrift" w:hAnsi="Bahnschrift"/>
+        </w:rPr>
+        <w:t>NotificacionSimulacion</w:t>
+      </w:r>
+      <w:proofErr w:type="spellEnd"/>
+      <w:r>
+        <w:rPr>
+          <w:rFonts w:ascii="Bahnschrift" w:hAnsi="Bahnschrift"/>
+        </w:rPr>
+        <w:t>, que encapsula tanto el mensaje descriptivo como el tipo de evento (INFO, ALERTA, ERROR). De esta manera, el modelo de aplicación traduce los eventos técnicos del dominio en notificaciones visuales comprensibles, asegurando que la vista se actualice dinámicamente sin que las entidades de negocio conozcan detalles sobre la interfaz gráfica.</w:t>
+      </w:r>
+    </w:p>
+    <w:p>
+      <w:pPr>
+        <w:spacing w:after="0"/>
+        <w:rPr>
+          <w:rFonts w:ascii="Bahnschrift" w:hAnsi="Bahnschrift"/>
+          <w:b/>
+          <w:bCs/>
+        </w:rPr>
+      </w:pPr>
+      <w:r>
+        <w:rPr>
+          <w:rFonts w:ascii="Bahnschrift" w:hAnsi="Bahnschrift"/>
+          <w:b/>
+          <w:bCs/>
+        </w:rPr>
+        <w:t>Modelo de Dominio</w:t>
+      </w:r>
+      <w:r>
+        <w:rPr>
+          <w:rFonts w:ascii="Bahnschrift" w:hAnsi="Bahnschrift"/>
+          <w:b/>
+          <w:bCs/>
+        </w:rPr>
+        <w:t>:</w:t>
+      </w:r>
+    </w:p>
+    <w:p>
+      <w:pPr>
+        <w:jc w:val="both"/>
+        <w:rPr>
+          <w:rFonts w:ascii="Bahnschrift" w:hAnsi="Bahnschrift"/>
+        </w:rPr>
+      </w:pPr>
+      <w:r>
+        <w:rPr>
+          <w:rFonts w:ascii="Bahnschrift" w:hAnsi="Bahnschrift"/>
+        </w:rPr>
+        <w:t xml:space="preserve">El paquete </w:t>
+      </w:r>
+      <w:proofErr w:type="spellStart"/>
+      <w:r>
+        <w:rPr>
+          <w:rFonts w:ascii="Bahnschrift" w:hAnsi="Bahnschrift"/>
+        </w:rPr>
+        <w:t>modeloDominio</w:t>
+      </w:r>
+      <w:proofErr w:type="spellEnd"/>
+      <w:r>
+        <w:rPr>
+          <w:rFonts w:ascii="Bahnschrift" w:hAnsi="Bahnschrift"/>
+        </w:rPr>
+        <w:t xml:space="preserve"> constituye el núcleo de la lógica de negocio, albergando todas las entidades que modelan el funcionamiento real de la institución médica y sus interacciones. La pieza fundamental de este paquete es la clase </w:t>
+      </w:r>
+      <w:proofErr w:type="spellStart"/>
+      <w:r>
+        <w:rPr>
+          <w:rFonts w:ascii="Bahnschrift" w:hAnsi="Bahnschrift"/>
+        </w:rPr>
+        <w:t>Clinica</w:t>
+      </w:r>
+      <w:proofErr w:type="spellEnd"/>
+      <w:r>
+        <w:rPr>
+          <w:rFonts w:ascii="Bahnschrift" w:hAnsi="Bahnschrift"/>
+        </w:rPr>
+        <w:t xml:space="preserve">, diseñada bajo el patrón </w:t>
+      </w:r>
+      <w:proofErr w:type="spellStart"/>
+      <w:r>
+        <w:rPr>
+          <w:rFonts w:ascii="Bahnschrift" w:hAnsi="Bahnschrift"/>
+        </w:rPr>
+        <w:t>Singleton</w:t>
+      </w:r>
+      <w:proofErr w:type="spellEnd"/>
+      <w:r>
+        <w:rPr>
+          <w:rFonts w:ascii="Bahnschrift" w:hAnsi="Bahnschrift"/>
+        </w:rPr>
+        <w:t xml:space="preserve"> (</w:t>
+      </w:r>
+      <w:proofErr w:type="spellStart"/>
+      <w:r>
+        <w:rPr>
+          <w:rFonts w:ascii="Bahnschrift" w:hAnsi="Bahnschrift"/>
+        </w:rPr>
+        <w:t>Clinica.getInstancia</w:t>
+      </w:r>
+      <w:proofErr w:type="spellEnd"/>
+      <w:r>
+        <w:rPr>
+          <w:rFonts w:ascii="Bahnschrift" w:hAnsi="Bahnschrift"/>
+        </w:rPr>
+        <w:t xml:space="preserve">()) para garantizar la existencia de un único punto de acceso centralizado a todos los recursos del sistema, como los registros de médicos, pacientes y habitaciones. Esta clase actúa como un </w:t>
+      </w:r>
+      <w:proofErr w:type="spellStart"/>
+      <w:r>
+        <w:rPr>
+          <w:rFonts w:ascii="Bahnschrift" w:hAnsi="Bahnschrift"/>
+        </w:rPr>
+        <w:t>Facade</w:t>
+      </w:r>
+      <w:proofErr w:type="spellEnd"/>
+      <w:r>
+        <w:rPr>
+          <w:rFonts w:ascii="Bahnschrift" w:hAnsi="Bahnschrift"/>
+        </w:rPr>
+        <w:t xml:space="preserve"> para el Controlador, exponiendo métodos de alto nivel para gestionar ingresos, egresos, reportes y la propia simulación. Dentro de este paquete, </w:t>
+      </w:r>
+      <w:proofErr w:type="spellStart"/>
+      <w:r>
+        <w:rPr>
+          <w:rFonts w:ascii="Bahnschrift" w:hAnsi="Bahnschrift"/>
+        </w:rPr>
+        <w:t>Clinica</w:t>
+      </w:r>
+      <w:proofErr w:type="spellEnd"/>
+      <w:r>
+        <w:rPr>
+          <w:rFonts w:ascii="Bahnschrift" w:hAnsi="Bahnschrift"/>
+        </w:rPr>
+        <w:t xml:space="preserve"> orquesta la colaboración entre los distintos subsistemas (como </w:t>
+      </w:r>
+      <w:proofErr w:type="spellStart"/>
+      <w:r>
+        <w:rPr>
+          <w:rFonts w:ascii="Bahnschrift" w:hAnsi="Bahnschrift"/>
+        </w:rPr>
+        <w:t>SistemaIngreso</w:t>
+      </w:r>
+      <w:proofErr w:type="spellEnd"/>
+      <w:r>
+        <w:rPr>
+          <w:rFonts w:ascii="Bahnschrift" w:hAnsi="Bahnschrift"/>
+        </w:rPr>
+        <w:t xml:space="preserve"> o </w:t>
+      </w:r>
+      <w:proofErr w:type="spellStart"/>
+      <w:r>
+        <w:rPr>
+          <w:rFonts w:ascii="Bahnschrift" w:hAnsi="Bahnschrift"/>
+        </w:rPr>
+        <w:t>SistemaDeReportes</w:t>
+      </w:r>
+      <w:proofErr w:type="spellEnd"/>
+      <w:r>
+        <w:rPr>
+          <w:rFonts w:ascii="Bahnschrift" w:hAnsi="Bahnschrift"/>
+        </w:rPr>
+        <w:t>) y gestiona el ciclo de vida de la simulación, encargándose de iniciar los hilos de ejecución para los asociados y la ambulancia, y de cargar los datos necesarios a través de la capa de persistencia. Es aquí donde residen las reglas "duras" del sistema y las validaciones de integridad de los datos.</w:t>
+      </w:r>
+      <w:r>
+        <w:rPr>
+          <w:rFonts w:ascii="Bahnschrift" w:hAnsi="Bahnschrift"/>
+        </w:rPr>
+        <w:br w:type="page"/>
+      </w:r>
+    </w:p>
+    <w:p>
+      <w:pPr>
+        <w:jc w:val="center"/>
+        <w:rPr>
+          <w:rFonts w:ascii="Bahnschrift" w:hAnsi="Bahnschrift"/>
+          <w:b/>
+          <w:bCs/>
+          <w:color w:val="5B9BD5" w:themeColor="accent1"/>
+          <w:sz w:val="28"/>
+          <w:szCs w:val="28"/>
+          <w:u w:val="single"/>
+        </w:rPr>
+      </w:pPr>
+      <w:r>
+        <w:rPr>
+          <w:rFonts w:ascii="Bahnschrift" w:hAnsi="Bahnschrift"/>
+          <w:b/>
+          <w:bCs/>
+          <w:color w:val="5B9BD5" w:themeColor="accent1"/>
+          <w:sz w:val="28"/>
+          <w:szCs w:val="28"/>
+          <w:u w:val="single"/>
+        </w:rPr>
+        <w:lastRenderedPageBreak/>
         <w:t>Clases más significativas</w:t>
       </w:r>
     </w:p>
@@ -2249,6 +2689,39 @@
           <w:rFonts w:ascii="Bahnschrift" w:hAnsi="Bahnschrift"/>
         </w:rPr>
         <w:t>En el primero se retira un paciente de la sala de espera y se lo pasa a la lista de pacientes en atención y se registra la consulta para el paciente y para el médico asignado. En el segundo simplemente se registra a un paciente en una habitación y se la marca como ocupada.</w:t>
+      </w:r>
+    </w:p>
+    <w:p>
+      <w:pPr>
+        <w:spacing w:after="0"/>
+        <w:jc w:val="both"/>
+        <w:rPr>
+          <w:rFonts w:ascii="Bahnschrift" w:hAnsi="Bahnschrift"/>
+        </w:rPr>
+      </w:pPr>
+      <w:r>
+        <w:rPr>
+          <w:rFonts w:ascii="Bahnschrift" w:hAnsi="Bahnschrift"/>
+        </w:rPr>
+        <w:t>Paralelamente la clase Clínica sirve de modelo para el patrón MVC, se comunica con el DAO (gestionando la persistencia), maneja la inicialización y finalización de la</w:t>
+      </w:r>
+      <w:r>
+        <w:rPr>
+          <w:rFonts w:ascii="Bahnschrift" w:hAnsi="Bahnschrift"/>
+        </w:rPr>
+        <w:t xml:space="preserve"> </w:t>
+      </w:r>
+      <w:r>
+        <w:rPr>
+          <w:rFonts w:ascii="Bahnschrift" w:hAnsi="Bahnschrift"/>
+        </w:rPr>
+        <w:t>simulación,</w:t>
+      </w:r>
+      <w:r>
+        <w:rPr>
+          <w:rFonts w:ascii="Bahnschrift" w:hAnsi="Bahnschrift"/>
+        </w:rPr>
+        <w:t xml:space="preserve"> devuelve al controlador DTOs </w:t>
       </w:r>
     </w:p>
     <w:p>
@@ -2394,18 +2867,34 @@
                 <w:rFonts w:ascii="Consolas" w:hAnsi="Consolas"/>
               </w:rPr>
             </w:pPr>
-            <w:r>
-              <w:rPr>
-                <w:rFonts w:ascii="Consolas" w:hAnsi="Consolas"/>
-              </w:rPr>
-              <w:t xml:space="preserve">public </w:t>
-            </w:r>
+            <w:proofErr w:type="spellStart"/>
+            <w:r>
+              <w:rPr>
+                <w:rFonts w:ascii="Consolas" w:hAnsi="Consolas"/>
+              </w:rPr>
+              <w:t>public</w:t>
+            </w:r>
+            <w:proofErr w:type="spellEnd"/>
+            <w:r>
+              <w:rPr>
+                <w:rFonts w:ascii="Consolas" w:hAnsi="Consolas"/>
+              </w:rPr>
+              <w:t xml:space="preserve"> </w:t>
+            </w:r>
+            <w:proofErr w:type="spellStart"/>
             <w:proofErr w:type="gramStart"/>
             <w:r>
               <w:rPr>
                 <w:rFonts w:ascii="Consolas" w:hAnsi="Consolas"/>
               </w:rPr>
-              <w:t>PacienteNino(</w:t>
+              <w:t>PacienteNino</w:t>
+            </w:r>
+            <w:proofErr w:type="spellEnd"/>
+            <w:r>
+              <w:rPr>
+                <w:rFonts w:ascii="Consolas" w:hAnsi="Consolas"/>
+              </w:rPr>
+              <w:t>(</w:t>
             </w:r>
             <w:proofErr w:type="gramEnd"/>
             <w:r>
@@ -2418,7 +2907,63 @@
               <w:rPr>
                 <w:rFonts w:ascii="Consolas" w:hAnsi="Consolas"/>
               </w:rPr>
-              <w:t>, String nroHistoriaMedica, LocalDate fechaIngreso)</w:t>
+              <w:t xml:space="preserve">, </w:t>
+            </w:r>
+            <w:proofErr w:type="spellStart"/>
+            <w:r>
+              <w:rPr>
+                <w:rFonts w:ascii="Consolas" w:hAnsi="Consolas"/>
+              </w:rPr>
+              <w:t>String</w:t>
+            </w:r>
+            <w:proofErr w:type="spellEnd"/>
+            <w:r>
+              <w:rPr>
+                <w:rFonts w:ascii="Consolas" w:hAnsi="Consolas"/>
+              </w:rPr>
+              <w:t xml:space="preserve"> </w:t>
+            </w:r>
+            <w:proofErr w:type="spellStart"/>
+            <w:r>
+              <w:rPr>
+                <w:rFonts w:ascii="Consolas" w:hAnsi="Consolas"/>
+              </w:rPr>
+              <w:t>nroHistoriaMedica</w:t>
+            </w:r>
+            <w:proofErr w:type="spellEnd"/>
+            <w:r>
+              <w:rPr>
+                <w:rFonts w:ascii="Consolas" w:hAnsi="Consolas"/>
+              </w:rPr>
+              <w:t xml:space="preserve">, </w:t>
+            </w:r>
+            <w:proofErr w:type="spellStart"/>
+            <w:r>
+              <w:rPr>
+                <w:rFonts w:ascii="Consolas" w:hAnsi="Consolas"/>
+              </w:rPr>
+              <w:t>LocalDate</w:t>
+            </w:r>
+            <w:proofErr w:type="spellEnd"/>
+            <w:r>
+              <w:rPr>
+                <w:rFonts w:ascii="Consolas" w:hAnsi="Consolas"/>
+              </w:rPr>
+              <w:t xml:space="preserve"> </w:t>
+            </w:r>
+            <w:proofErr w:type="spellStart"/>
+            <w:r>
+              <w:rPr>
+                <w:rFonts w:ascii="Consolas" w:hAnsi="Consolas"/>
+              </w:rPr>
+              <w:t>fechaIngreso</w:t>
+            </w:r>
+            <w:proofErr w:type="spellEnd"/>
+            <w:r>
+              <w:rPr>
+                <w:rFonts w:ascii="Consolas" w:hAnsi="Consolas"/>
+              </w:rPr>
+              <w:t>)</w:t>
             </w:r>
           </w:p>
           <w:p>
@@ -2439,35 +2984,49 @@
                 <w:rFonts w:ascii="Consolas" w:hAnsi="Consolas"/>
               </w:rPr>
               <w:br/>
-              <w:t xml:space="preserve">        </w:t>
-            </w:r>
-            <w:proofErr w:type="gramStart"/>
-            <w:r>
-              <w:rPr>
-                <w:rFonts w:ascii="Consolas" w:hAnsi="Consolas"/>
-              </w:rPr>
-              <w:t>super(</w:t>
-            </w:r>
-            <w:proofErr w:type="gramEnd"/>
-            <w:r>
-              <w:rPr>
-                <w:rFonts w:ascii="Consolas" w:hAnsi="Consolas"/>
-              </w:rPr>
-              <w:t xml:space="preserve">nombre, apellido, dni, domicilio, </w:t>
-            </w:r>
-            <w:proofErr w:type="gramStart"/>
+              <w:t xml:space="preserve">        super(nombre, apellido, </w:t>
+            </w:r>
+            <w:proofErr w:type="spellStart"/>
+            <w:r>
+              <w:rPr>
+                <w:rFonts w:ascii="Consolas" w:hAnsi="Consolas"/>
+              </w:rPr>
+              <w:t>dni</w:t>
+            </w:r>
+            <w:proofErr w:type="spellEnd"/>
+            <w:r>
+              <w:rPr>
+                <w:rFonts w:ascii="Consolas" w:hAnsi="Consolas"/>
+              </w:rPr>
+              <w:t xml:space="preserve">, domicilio, </w:t>
+            </w:r>
+            <w:proofErr w:type="spellStart"/>
             <w:r>
               <w:rPr>
                 <w:rFonts w:ascii="Consolas" w:hAnsi="Consolas"/>
               </w:rPr>
               <w:t>telefono,fechaIngreso</w:t>
             </w:r>
-            <w:proofErr w:type="gramEnd"/>
-            <w:r>
-              <w:rPr>
-                <w:rFonts w:ascii="Consolas" w:hAnsi="Consolas"/>
-              </w:rPr>
-              <w:t>,   nroHistoriaMedica);</w:t>
+            <w:proofErr w:type="spellEnd"/>
+            <w:r>
+              <w:rPr>
+                <w:rFonts w:ascii="Consolas" w:hAnsi="Consolas"/>
+              </w:rPr>
+              <w:t xml:space="preserve">,   </w:t>
+            </w:r>
+            <w:proofErr w:type="spellStart"/>
+            <w:r>
+              <w:rPr>
+                <w:rFonts w:ascii="Consolas" w:hAnsi="Consolas"/>
+              </w:rPr>
+              <w:t>nroHistoriaMedica</w:t>
+            </w:r>
+            <w:proofErr w:type="spellEnd"/>
+            <w:r>
+              <w:rPr>
+                <w:rFonts w:ascii="Consolas" w:hAnsi="Consolas"/>
+              </w:rPr>
+              <w:t>);</w:t>
             </w:r>
             <w:r>
               <w:rPr>
@@ -2496,45 +3055,64 @@
                 <w:rFonts w:ascii="Consolas" w:hAnsi="Consolas"/>
               </w:rPr>
               <w:br/>
-              <w:t xml:space="preserve">public boolean </w:t>
-            </w:r>
-            <w:proofErr w:type="gramStart"/>
-            <w:r>
-              <w:rPr>
-                <w:rFonts w:ascii="Consolas" w:hAnsi="Consolas"/>
-              </w:rPr>
-              <w:t>prioridad(</w:t>
-            </w:r>
-            <w:proofErr w:type="gramEnd"/>
-            <w:r>
-              <w:rPr>
-                <w:rFonts w:ascii="Consolas" w:hAnsi="Consolas"/>
-              </w:rPr>
-              <w:t xml:space="preserve">Paciente </w:t>
-            </w:r>
-            <w:proofErr w:type="gramStart"/>
-            <w:r>
-              <w:rPr>
-                <w:rFonts w:ascii="Consolas" w:hAnsi="Consolas"/>
-              </w:rPr>
-              <w:t>paciente){</w:t>
-            </w:r>
-            <w:proofErr w:type="gramEnd"/>
+            </w:r>
+            <w:proofErr w:type="spellStart"/>
+            <w:r>
+              <w:rPr>
+                <w:rFonts w:ascii="Consolas" w:hAnsi="Consolas"/>
+              </w:rPr>
+              <w:t>public</w:t>
+            </w:r>
+            <w:proofErr w:type="spellEnd"/>
+            <w:r>
+              <w:rPr>
+                <w:rFonts w:ascii="Consolas" w:hAnsi="Consolas"/>
+              </w:rPr>
+              <w:t xml:space="preserve"> </w:t>
+            </w:r>
+            <w:proofErr w:type="spellStart"/>
+            <w:r>
+              <w:rPr>
+                <w:rFonts w:ascii="Consolas" w:hAnsi="Consolas"/>
+              </w:rPr>
+              <w:t>boolean</w:t>
+            </w:r>
+            <w:proofErr w:type="spellEnd"/>
+            <w:r>
+              <w:rPr>
+                <w:rFonts w:ascii="Consolas" w:hAnsi="Consolas"/>
+              </w:rPr>
+              <w:t xml:space="preserve"> prioridad(Paciente paciente){</w:t>
+            </w:r>
             <w:r>
               <w:rPr>
                 <w:rFonts w:ascii="Consolas" w:hAnsi="Consolas"/>
               </w:rPr>
               <w:br/>
-              <w:t xml:space="preserve">    return </w:t>
-            </w:r>
-            <w:proofErr w:type="gramStart"/>
+              <w:t xml:space="preserve">    </w:t>
+            </w:r>
+            <w:proofErr w:type="spellStart"/>
+            <w:r>
+              <w:rPr>
+                <w:rFonts w:ascii="Consolas" w:hAnsi="Consolas"/>
+              </w:rPr>
+              <w:t>return</w:t>
+            </w:r>
+            <w:proofErr w:type="spellEnd"/>
+            <w:r>
+              <w:rPr>
+                <w:rFonts w:ascii="Consolas" w:hAnsi="Consolas"/>
+              </w:rPr>
+              <w:t xml:space="preserve"> </w:t>
+            </w:r>
+            <w:proofErr w:type="spellStart"/>
             <w:r>
               <w:rPr>
                 <w:rFonts w:ascii="Consolas" w:hAnsi="Consolas"/>
               </w:rPr>
               <w:t>paciente.prioridadConNino</w:t>
             </w:r>
-            <w:proofErr w:type="gramEnd"/>
+            <w:proofErr w:type="spellEnd"/>
             <w:r>
               <w:rPr>
                 <w:rFonts w:ascii="Consolas" w:hAnsi="Consolas"/>
@@ -2566,22 +3144,69 @@
                 <w:rFonts w:ascii="Consolas" w:hAnsi="Consolas"/>
               </w:rPr>
               <w:br/>
-              <w:t xml:space="preserve">public boolean </w:t>
-            </w:r>
-            <w:proofErr w:type="gramStart"/>
-            <w:r>
-              <w:rPr>
-                <w:rFonts w:ascii="Consolas" w:hAnsi="Consolas"/>
-              </w:rPr>
-              <w:t>prioridadConJoven(){</w:t>
-            </w:r>
-            <w:proofErr w:type="gramEnd"/>
+            </w:r>
+            <w:proofErr w:type="spellStart"/>
+            <w:r>
+              <w:rPr>
+                <w:rFonts w:ascii="Consolas" w:hAnsi="Consolas"/>
+              </w:rPr>
+              <w:t>public</w:t>
+            </w:r>
+            <w:proofErr w:type="spellEnd"/>
+            <w:r>
+              <w:rPr>
+                <w:rFonts w:ascii="Consolas" w:hAnsi="Consolas"/>
+              </w:rPr>
+              <w:t xml:space="preserve"> </w:t>
+            </w:r>
+            <w:proofErr w:type="spellStart"/>
+            <w:r>
+              <w:rPr>
+                <w:rFonts w:ascii="Consolas" w:hAnsi="Consolas"/>
+              </w:rPr>
+              <w:t>boolean</w:t>
+            </w:r>
+            <w:proofErr w:type="spellEnd"/>
+            <w:r>
+              <w:rPr>
+                <w:rFonts w:ascii="Consolas" w:hAnsi="Consolas"/>
+              </w:rPr>
+              <w:t xml:space="preserve"> </w:t>
+            </w:r>
+            <w:proofErr w:type="spellStart"/>
+            <w:r>
+              <w:rPr>
+                <w:rFonts w:ascii="Consolas" w:hAnsi="Consolas"/>
+              </w:rPr>
+              <w:t>prioridadConJoven</w:t>
+            </w:r>
+            <w:proofErr w:type="spellEnd"/>
+            <w:r>
+              <w:rPr>
+                <w:rFonts w:ascii="Consolas" w:hAnsi="Consolas"/>
+              </w:rPr>
+              <w:t>(){</w:t>
+            </w:r>
             <w:r>
               <w:rPr>
                 <w:rFonts w:ascii="Consolas" w:hAnsi="Consolas"/>
               </w:rPr>
               <w:br/>
-              <w:t xml:space="preserve">   return true; // la sala queda para niño</w:t>
+              <w:t xml:space="preserve">   </w:t>
+            </w:r>
+            <w:proofErr w:type="spellStart"/>
+            <w:r>
+              <w:rPr>
+                <w:rFonts w:ascii="Consolas" w:hAnsi="Consolas"/>
+              </w:rPr>
+              <w:t>return</w:t>
+            </w:r>
+            <w:proofErr w:type="spellEnd"/>
+            <w:r>
+              <w:rPr>
+                <w:rFonts w:ascii="Consolas" w:hAnsi="Consolas"/>
+              </w:rPr>
+              <w:t xml:space="preserve"> true; // la sala queda para niño</w:t>
             </w:r>
             <w:r>
               <w:rPr>
@@ -2616,22 +3241,69 @@
                 <w:rFonts w:ascii="Consolas" w:hAnsi="Consolas"/>
               </w:rPr>
               <w:br/>
-              <w:t xml:space="preserve">public boolean </w:t>
-            </w:r>
-            <w:proofErr w:type="gramStart"/>
-            <w:r>
-              <w:rPr>
-                <w:rFonts w:ascii="Consolas" w:hAnsi="Consolas"/>
-              </w:rPr>
-              <w:t>prioridadConMayor(){</w:t>
-            </w:r>
-            <w:proofErr w:type="gramEnd"/>
+            </w:r>
+            <w:proofErr w:type="spellStart"/>
+            <w:r>
+              <w:rPr>
+                <w:rFonts w:ascii="Consolas" w:hAnsi="Consolas"/>
+              </w:rPr>
+              <w:t>public</w:t>
+            </w:r>
+            <w:proofErr w:type="spellEnd"/>
+            <w:r>
+              <w:rPr>
+                <w:rFonts w:ascii="Consolas" w:hAnsi="Consolas"/>
+              </w:rPr>
+              <w:t xml:space="preserve"> </w:t>
+            </w:r>
+            <w:proofErr w:type="spellStart"/>
+            <w:r>
+              <w:rPr>
+                <w:rFonts w:ascii="Consolas" w:hAnsi="Consolas"/>
+              </w:rPr>
+              <w:t>boolean</w:t>
+            </w:r>
+            <w:proofErr w:type="spellEnd"/>
+            <w:r>
+              <w:rPr>
+                <w:rFonts w:ascii="Consolas" w:hAnsi="Consolas"/>
+              </w:rPr>
+              <w:t xml:space="preserve"> </w:t>
+            </w:r>
+            <w:proofErr w:type="spellStart"/>
+            <w:r>
+              <w:rPr>
+                <w:rFonts w:ascii="Consolas" w:hAnsi="Consolas"/>
+              </w:rPr>
+              <w:t>prioridadConMayor</w:t>
+            </w:r>
+            <w:proofErr w:type="spellEnd"/>
+            <w:r>
+              <w:rPr>
+                <w:rFonts w:ascii="Consolas" w:hAnsi="Consolas"/>
+              </w:rPr>
+              <w:t>(){</w:t>
+            </w:r>
             <w:r>
               <w:rPr>
                 <w:rFonts w:ascii="Consolas" w:hAnsi="Consolas"/>
               </w:rPr>
               <w:br/>
-              <w:t xml:space="preserve">   return false; // el niño va para el patio</w:t>
+              <w:t xml:space="preserve">   </w:t>
+            </w:r>
+            <w:proofErr w:type="spellStart"/>
+            <w:r>
+              <w:rPr>
+                <w:rFonts w:ascii="Consolas" w:hAnsi="Consolas"/>
+              </w:rPr>
+              <w:t>return</w:t>
+            </w:r>
+            <w:proofErr w:type="spellEnd"/>
+            <w:r>
+              <w:rPr>
+                <w:rFonts w:ascii="Consolas" w:hAnsi="Consolas"/>
+              </w:rPr>
+              <w:t xml:space="preserve"> false; // el niño va para el patio</w:t>
             </w:r>
             <w:r>
               <w:rPr>
@@ -2660,22 +3332,69 @@
                 <w:rFonts w:ascii="Consolas" w:hAnsi="Consolas"/>
               </w:rPr>
               <w:br/>
-              <w:t xml:space="preserve">public boolean </w:t>
-            </w:r>
-            <w:proofErr w:type="gramStart"/>
-            <w:r>
-              <w:rPr>
-                <w:rFonts w:ascii="Consolas" w:hAnsi="Consolas"/>
-              </w:rPr>
-              <w:t>prioridadConNino(){</w:t>
-            </w:r>
-            <w:proofErr w:type="gramEnd"/>
+            </w:r>
+            <w:proofErr w:type="spellStart"/>
+            <w:r>
+              <w:rPr>
+                <w:rFonts w:ascii="Consolas" w:hAnsi="Consolas"/>
+              </w:rPr>
+              <w:t>public</w:t>
+            </w:r>
+            <w:proofErr w:type="spellEnd"/>
+            <w:r>
+              <w:rPr>
+                <w:rFonts w:ascii="Consolas" w:hAnsi="Consolas"/>
+              </w:rPr>
+              <w:t xml:space="preserve"> </w:t>
+            </w:r>
+            <w:proofErr w:type="spellStart"/>
+            <w:r>
+              <w:rPr>
+                <w:rFonts w:ascii="Consolas" w:hAnsi="Consolas"/>
+              </w:rPr>
+              <w:t>boolean</w:t>
+            </w:r>
+            <w:proofErr w:type="spellEnd"/>
+            <w:r>
+              <w:rPr>
+                <w:rFonts w:ascii="Consolas" w:hAnsi="Consolas"/>
+              </w:rPr>
+              <w:t xml:space="preserve"> </w:t>
+            </w:r>
+            <w:proofErr w:type="spellStart"/>
+            <w:r>
+              <w:rPr>
+                <w:rFonts w:ascii="Consolas" w:hAnsi="Consolas"/>
+              </w:rPr>
+              <w:t>prioridadConNino</w:t>
+            </w:r>
+            <w:proofErr w:type="spellEnd"/>
+            <w:r>
+              <w:rPr>
+                <w:rFonts w:ascii="Consolas" w:hAnsi="Consolas"/>
+              </w:rPr>
+              <w:t>(){</w:t>
+            </w:r>
             <w:r>
               <w:rPr>
                 <w:rFonts w:ascii="Consolas" w:hAnsi="Consolas"/>
               </w:rPr>
               <w:br/>
-              <w:t xml:space="preserve">   return false; // el niño anterior </w:t>
+              <w:t xml:space="preserve">   </w:t>
+            </w:r>
+            <w:proofErr w:type="spellStart"/>
+            <w:r>
+              <w:rPr>
+                <w:rFonts w:ascii="Consolas" w:hAnsi="Consolas"/>
+              </w:rPr>
+              <w:t>return</w:t>
+            </w:r>
+            <w:proofErr w:type="spellEnd"/>
+            <w:r>
+              <w:rPr>
+                <w:rFonts w:ascii="Consolas" w:hAnsi="Consolas"/>
+              </w:rPr>
+              <w:t xml:space="preserve"> false; // el niño anterior </w:t>
             </w:r>
             <w:r>
               <w:rPr>
@@ -2779,6 +3498,7 @@
         </w:rPr>
         <w:t xml:space="preserve">Para crear este tipo de persona se utiliza la clase </w:t>
       </w:r>
+      <w:proofErr w:type="spellStart"/>
       <w:r>
         <w:rPr>
           <w:rFonts w:ascii="Bahnschrift" w:hAnsi="Bahnschrift"/>
@@ -2787,6 +3507,7 @@
         </w:rPr>
         <w:t>MedicoFactory</w:t>
       </w:r>
+      <w:proofErr w:type="spellEnd"/>
       <w:r>
         <w:rPr>
           <w:rFonts w:ascii="Bahnschrift" w:hAnsi="Bahnschrift"/>
@@ -2821,6 +3542,7 @@
         </w:rPr>
         <w:t xml:space="preserve">El siguiente código ejemplifica nuestra implementación del </w:t>
       </w:r>
+      <w:proofErr w:type="spellStart"/>
       <w:r>
         <w:rPr>
           <w:rFonts w:ascii="Bahnschrift" w:hAnsi="Bahnschrift"/>
@@ -2829,6 +3551,7 @@
         </w:rPr>
         <w:t>MedicoFactory</w:t>
       </w:r>
+      <w:proofErr w:type="spellEnd"/>
       <w:r>
         <w:rPr>
           <w:rFonts w:ascii="Bahnschrift" w:hAnsi="Bahnschrift"/>
@@ -2984,7 +3707,39 @@
                 <w:lang w:val="en-US"/>
               </w:rPr>
               <w:br/>
-              <w:t xml:space="preserve">   DecoratorPosgrado decoratorPosgrado = null;</w:t>
+              <w:t xml:space="preserve">   </w:t>
+            </w:r>
+            <w:proofErr w:type="spellStart"/>
+            <w:r>
+              <w:rPr>
+                <w:rFonts w:ascii="Consolas" w:hAnsi="Consolas"/>
+                <w:lang w:val="en-US"/>
+              </w:rPr>
+              <w:t>DecoratorPosgrado</w:t>
+            </w:r>
+            <w:proofErr w:type="spellEnd"/>
+            <w:r>
+              <w:rPr>
+                <w:rFonts w:ascii="Consolas" w:hAnsi="Consolas"/>
+                <w:lang w:val="en-US"/>
+              </w:rPr>
+              <w:t xml:space="preserve"> </w:t>
+            </w:r>
+            <w:proofErr w:type="spellStart"/>
+            <w:r>
+              <w:rPr>
+                <w:rFonts w:ascii="Consolas" w:hAnsi="Consolas"/>
+                <w:lang w:val="en-US"/>
+              </w:rPr>
+              <w:t>decoratorPosgrado</w:t>
+            </w:r>
+            <w:proofErr w:type="spellEnd"/>
+            <w:r>
+              <w:rPr>
+                <w:rFonts w:ascii="Consolas" w:hAnsi="Consolas"/>
+                <w:lang w:val="en-US"/>
+              </w:rPr>
+              <w:t xml:space="preserve"> = null;</w:t>
             </w:r>
             <w:r>
               <w:rPr>
@@ -2994,7 +3749,7 @@
               <w:br/>
               <w:t xml:space="preserve">   if(</w:t>
             </w:r>
-            <w:proofErr w:type="gramStart"/>
+            <w:proofErr w:type="spellStart"/>
             <w:r>
               <w:rPr>
                 <w:rFonts w:ascii="Consolas" w:hAnsi="Consolas"/>
@@ -3002,48 +3757,78 @@
               </w:rPr>
               <w:t>titulo.equalsIgnoreCase</w:t>
             </w:r>
-            <w:proofErr w:type="gramEnd"/>
+            <w:proofErr w:type="spellEnd"/>
             <w:r>
               <w:rPr>
                 <w:rFonts w:ascii="Consolas" w:hAnsi="Consolas"/>
                 <w:lang w:val="en-US"/>
               </w:rPr>
-              <w:t>("magister"</w:t>
-            </w:r>
-            <w:proofErr w:type="gramStart"/>
+              <w:t>("magister")){</w:t>
+            </w:r>
             <w:r>
               <w:rPr>
                 <w:rFonts w:ascii="Consolas" w:hAnsi="Consolas"/>
                 <w:lang w:val="en-US"/>
               </w:rPr>
-              <w:t>)){</w:t>
-            </w:r>
-            <w:proofErr w:type="gramEnd"/>
+              <w:br/>
+              <w:t xml:space="preserve">       </w:t>
+            </w:r>
+            <w:proofErr w:type="spellStart"/>
             <w:r>
               <w:rPr>
                 <w:rFonts w:ascii="Consolas" w:hAnsi="Consolas"/>
                 <w:lang w:val="en-US"/>
               </w:rPr>
+              <w:t>decoratorPosgrado</w:t>
+            </w:r>
+            <w:proofErr w:type="spellEnd"/>
+            <w:r>
+              <w:rPr>
+                <w:rFonts w:ascii="Consolas" w:hAnsi="Consolas"/>
+                <w:lang w:val="en-US"/>
+              </w:rPr>
+              <w:t xml:space="preserve"> = new </w:t>
+            </w:r>
+            <w:proofErr w:type="spellStart"/>
+            <w:r>
+              <w:rPr>
+                <w:rFonts w:ascii="Consolas" w:hAnsi="Consolas"/>
+                <w:lang w:val="en-US"/>
+              </w:rPr>
+              <w:t>DecoratorPosgradoMagister</w:t>
+            </w:r>
+            <w:proofErr w:type="spellEnd"/>
+            <w:r>
+              <w:rPr>
+                <w:rFonts w:ascii="Consolas" w:hAnsi="Consolas"/>
+                <w:lang w:val="en-US"/>
+              </w:rPr>
+              <w:t>(</w:t>
+            </w:r>
+            <w:proofErr w:type="spellStart"/>
+            <w:r>
+              <w:rPr>
+                <w:rFonts w:ascii="Consolas" w:hAnsi="Consolas"/>
+                <w:lang w:val="en-US"/>
+              </w:rPr>
+              <w:t>médico</w:t>
+            </w:r>
+            <w:proofErr w:type="spellEnd"/>
+            <w:r>
+              <w:rPr>
+                <w:rFonts w:ascii="Consolas" w:hAnsi="Consolas"/>
+                <w:lang w:val="en-US"/>
+              </w:rPr>
+              <w:t>);</w:t>
+            </w:r>
+            <w:r>
+              <w:rPr>
+                <w:rFonts w:ascii="Consolas" w:hAnsi="Consolas"/>
+                <w:lang w:val="en-US"/>
+              </w:rPr>
               <w:br/>
-              <w:t xml:space="preserve">       decoratorPosgrado = new DecoratorPosgradoMagister(médico);</w:t>
-            </w:r>
-            <w:r>
-              <w:rPr>
-                <w:rFonts w:ascii="Consolas" w:hAnsi="Consolas"/>
-                <w:lang w:val="en-US"/>
-              </w:rPr>
-              <w:br/>
-              <w:t xml:space="preserve"> </w:t>
-            </w:r>
-            <w:proofErr w:type="gramStart"/>
-            <w:r>
-              <w:rPr>
-                <w:rFonts w:ascii="Consolas" w:hAnsi="Consolas"/>
-                <w:lang w:val="en-US"/>
-              </w:rPr>
-              <w:t>  }</w:t>
-            </w:r>
-            <w:proofErr w:type="gramEnd"/>
+              <w:t xml:space="preserve">   }</w:t>
+            </w:r>
             <w:r>
               <w:rPr>
                 <w:rFonts w:ascii="Consolas" w:hAnsi="Consolas"/>
@@ -3060,7 +3845,7 @@
               <w:br/>
               <w:t xml:space="preserve">     if(</w:t>
             </w:r>
-            <w:proofErr w:type="gramStart"/>
+            <w:proofErr w:type="spellStart"/>
             <w:r>
               <w:rPr>
                 <w:rFonts w:ascii="Consolas" w:hAnsi="Consolas"/>
@@ -3068,7 +3853,7 @@
               </w:rPr>
               <w:t>titulo.equalsIgnoreCase</w:t>
             </w:r>
-            <w:proofErr w:type="gramEnd"/>
+            <w:proofErr w:type="spellEnd"/>
             <w:r>
               <w:rPr>
                 <w:rFonts w:ascii="Consolas" w:hAnsi="Consolas"/>
@@ -3101,30 +3886,58 @@
                 <w:rFonts w:ascii="Consolas" w:hAnsi="Consolas"/>
               </w:rPr>
               <w:br/>
-              <w:t>        decoratorPosgrado = new DecoratorPosgradoDoctorado(médico);</w:t>
+              <w:t xml:space="preserve">        </w:t>
+            </w:r>
+            <w:proofErr w:type="spellStart"/>
+            <w:r>
+              <w:rPr>
+                <w:rFonts w:ascii="Consolas" w:hAnsi="Consolas"/>
+              </w:rPr>
+              <w:t>decoratorPosgrado</w:t>
+            </w:r>
+            <w:proofErr w:type="spellEnd"/>
+            <w:r>
+              <w:rPr>
+                <w:rFonts w:ascii="Consolas" w:hAnsi="Consolas"/>
+              </w:rPr>
+              <w:t xml:space="preserve"> = new </w:t>
+            </w:r>
+            <w:proofErr w:type="spellStart"/>
+            <w:r>
+              <w:rPr>
+                <w:rFonts w:ascii="Consolas" w:hAnsi="Consolas"/>
+              </w:rPr>
+              <w:t>DecoratorPosgradoDoctorado</w:t>
+            </w:r>
+            <w:proofErr w:type="spellEnd"/>
+            <w:r>
+              <w:rPr>
+                <w:rFonts w:ascii="Consolas" w:hAnsi="Consolas"/>
+              </w:rPr>
+              <w:t>(médico);</w:t>
             </w:r>
             <w:r>
               <w:rPr>
                 <w:rFonts w:ascii="Consolas" w:hAnsi="Consolas"/>
               </w:rPr>
               <w:br/>
-              <w:t xml:space="preserve">   </w:t>
-            </w:r>
-            <w:proofErr w:type="gramStart"/>
-            <w:r>
-              <w:rPr>
-                <w:rFonts w:ascii="Consolas" w:hAnsi="Consolas"/>
-              </w:rPr>
-              <w:t>  }</w:t>
-            </w:r>
-            <w:proofErr w:type="gramEnd"/>
+              <w:t xml:space="preserve">     }</w:t>
+            </w:r>
             <w:r>
               <w:rPr>
                 <w:rFonts w:ascii="Consolas" w:hAnsi="Consolas"/>
               </w:rPr>
               <w:br/>
-              <w:t xml:space="preserve">     else</w:t>
-            </w:r>
+              <w:t xml:space="preserve">     </w:t>
+            </w:r>
+            <w:proofErr w:type="spellStart"/>
+            <w:r>
+              <w:rPr>
+                <w:rFonts w:ascii="Consolas" w:hAnsi="Consolas"/>
+              </w:rPr>
+              <w:t>else</w:t>
+            </w:r>
+            <w:proofErr w:type="spellEnd"/>
           </w:p>
           <w:p>
             <w:pPr>
@@ -3136,21 +3949,35 @@
               <w:rPr>
                 <w:rFonts w:ascii="Consolas" w:hAnsi="Consolas"/>
               </w:rPr>
-              <w:t xml:space="preserve">        throw new </w:t>
-            </w:r>
-            <w:proofErr w:type="gramStart"/>
-            <w:r>
-              <w:rPr>
-                <w:rFonts w:ascii="Consolas" w:hAnsi="Consolas"/>
-              </w:rPr>
-              <w:t>TituloNoExistenteException(</w:t>
-            </w:r>
-            <w:proofErr w:type="gramEnd"/>
-            <w:r>
-              <w:rPr>
-                <w:rFonts w:ascii="Consolas" w:hAnsi="Consolas"/>
-              </w:rPr>
-              <w:t>"El tipo de postgrado ingresado no existe");</w:t>
+              <w:t>        </w:t>
+            </w:r>
+            <w:proofErr w:type="spellStart"/>
+            <w:r>
+              <w:rPr>
+                <w:rFonts w:ascii="Consolas" w:hAnsi="Consolas"/>
+              </w:rPr>
+              <w:t>throw</w:t>
+            </w:r>
+            <w:proofErr w:type="spellEnd"/>
+            <w:r>
+              <w:rPr>
+                <w:rFonts w:ascii="Consolas" w:hAnsi="Consolas"/>
+              </w:rPr>
+              <w:t xml:space="preserve"> new </w:t>
+            </w:r>
+            <w:proofErr w:type="spellStart"/>
+            <w:r>
+              <w:rPr>
+                <w:rFonts w:ascii="Consolas" w:hAnsi="Consolas"/>
+              </w:rPr>
+              <w:t>TituloNoExistenteException</w:t>
+            </w:r>
+            <w:proofErr w:type="spellEnd"/>
+            <w:r>
+              <w:rPr>
+                <w:rFonts w:ascii="Consolas" w:hAnsi="Consolas"/>
+              </w:rPr>
+              <w:t>("El tipo de postgrado ingresado no existe");</w:t>
             </w:r>
             <w:r>
               <w:rPr>
@@ -3163,74 +3990,178 @@
                 <w:rFonts w:ascii="Consolas" w:hAnsi="Consolas"/>
               </w:rPr>
               <w:br/>
-              <w:t xml:space="preserve">   DecoratorContratacion decorator = null;</w:t>
+              <w:t xml:space="preserve">   </w:t>
+            </w:r>
+            <w:proofErr w:type="spellStart"/>
+            <w:r>
+              <w:rPr>
+                <w:rFonts w:ascii="Consolas" w:hAnsi="Consolas"/>
+              </w:rPr>
+              <w:t>DecoratorContratacion</w:t>
+            </w:r>
+            <w:proofErr w:type="spellEnd"/>
+            <w:r>
+              <w:rPr>
+                <w:rFonts w:ascii="Consolas" w:hAnsi="Consolas"/>
+              </w:rPr>
+              <w:t xml:space="preserve"> </w:t>
+            </w:r>
+            <w:proofErr w:type="spellStart"/>
+            <w:r>
+              <w:rPr>
+                <w:rFonts w:ascii="Consolas" w:hAnsi="Consolas"/>
+              </w:rPr>
+              <w:t>decorator</w:t>
+            </w:r>
+            <w:proofErr w:type="spellEnd"/>
+            <w:r>
+              <w:rPr>
+                <w:rFonts w:ascii="Consolas" w:hAnsi="Consolas"/>
+              </w:rPr>
+              <w:t xml:space="preserve"> = </w:t>
+            </w:r>
+            <w:proofErr w:type="spellStart"/>
+            <w:r>
+              <w:rPr>
+                <w:rFonts w:ascii="Consolas" w:hAnsi="Consolas"/>
+              </w:rPr>
+              <w:t>null</w:t>
+            </w:r>
+            <w:proofErr w:type="spellEnd"/>
+            <w:r>
+              <w:rPr>
+                <w:rFonts w:ascii="Consolas" w:hAnsi="Consolas"/>
+              </w:rPr>
+              <w:t>;</w:t>
             </w:r>
             <w:r>
               <w:rPr>
                 <w:rFonts w:ascii="Consolas" w:hAnsi="Consolas"/>
               </w:rPr>
               <w:br/>
-              <w:t xml:space="preserve">   if(</w:t>
-            </w:r>
-            <w:proofErr w:type="gramStart"/>
+              <w:t xml:space="preserve">   </w:t>
+            </w:r>
+            <w:proofErr w:type="spellStart"/>
+            <w:r>
+              <w:rPr>
+                <w:rFonts w:ascii="Consolas" w:hAnsi="Consolas"/>
+              </w:rPr>
+              <w:t>if</w:t>
+            </w:r>
+            <w:proofErr w:type="spellEnd"/>
+            <w:r>
+              <w:rPr>
+                <w:rFonts w:ascii="Consolas" w:hAnsi="Consolas"/>
+              </w:rPr>
+              <w:t>(</w:t>
+            </w:r>
+            <w:proofErr w:type="spellStart"/>
             <w:r>
               <w:rPr>
                 <w:rFonts w:ascii="Consolas" w:hAnsi="Consolas"/>
               </w:rPr>
               <w:t>contratacion.equalsIgnoreCase</w:t>
             </w:r>
-            <w:proofErr w:type="gramEnd"/>
-            <w:r>
-              <w:rPr>
-                <w:rFonts w:ascii="Consolas" w:hAnsi="Consolas"/>
-              </w:rPr>
-              <w:t>("permanente"</w:t>
-            </w:r>
-            <w:proofErr w:type="gramStart"/>
-            <w:r>
-              <w:rPr>
-                <w:rFonts w:ascii="Consolas" w:hAnsi="Consolas"/>
-              </w:rPr>
-              <w:t>)){</w:t>
-            </w:r>
-            <w:proofErr w:type="gramEnd"/>
+            <w:proofErr w:type="spellEnd"/>
+            <w:r>
+              <w:rPr>
+                <w:rFonts w:ascii="Consolas" w:hAnsi="Consolas"/>
+              </w:rPr>
+              <w:t>("permanente")){</w:t>
+            </w:r>
             <w:r>
               <w:rPr>
                 <w:rFonts w:ascii="Consolas" w:hAnsi="Consolas"/>
               </w:rPr>
               <w:br/>
-              <w:t>      decorator = new DecoratorContratacionPermanente(decoratorPosgrado);</w:t>
+              <w:t xml:space="preserve">      </w:t>
+            </w:r>
+            <w:proofErr w:type="spellStart"/>
+            <w:r>
+              <w:rPr>
+                <w:rFonts w:ascii="Consolas" w:hAnsi="Consolas"/>
+              </w:rPr>
+              <w:t>decorator</w:t>
+            </w:r>
+            <w:proofErr w:type="spellEnd"/>
+            <w:r>
+              <w:rPr>
+                <w:rFonts w:ascii="Consolas" w:hAnsi="Consolas"/>
+              </w:rPr>
+              <w:t xml:space="preserve"> = new </w:t>
+            </w:r>
+            <w:proofErr w:type="spellStart"/>
+            <w:r>
+              <w:rPr>
+                <w:rFonts w:ascii="Consolas" w:hAnsi="Consolas"/>
+              </w:rPr>
+              <w:t>DecoratorContratacionPermanente</w:t>
+            </w:r>
+            <w:proofErr w:type="spellEnd"/>
+            <w:r>
+              <w:rPr>
+                <w:rFonts w:ascii="Consolas" w:hAnsi="Consolas"/>
+              </w:rPr>
+              <w:t>(</w:t>
+            </w:r>
+            <w:proofErr w:type="spellStart"/>
+            <w:r>
+              <w:rPr>
+                <w:rFonts w:ascii="Consolas" w:hAnsi="Consolas"/>
+              </w:rPr>
+              <w:t>decoratorPosgrado</w:t>
+            </w:r>
+            <w:proofErr w:type="spellEnd"/>
+            <w:r>
+              <w:rPr>
+                <w:rFonts w:ascii="Consolas" w:hAnsi="Consolas"/>
+              </w:rPr>
+              <w:t>);</w:t>
             </w:r>
             <w:r>
               <w:rPr>
                 <w:rFonts w:ascii="Consolas" w:hAnsi="Consolas"/>
               </w:rPr>
               <w:br/>
-              <w:t xml:space="preserve"> </w:t>
-            </w:r>
-            <w:proofErr w:type="gramStart"/>
-            <w:r>
-              <w:rPr>
-                <w:rFonts w:ascii="Consolas" w:hAnsi="Consolas"/>
-              </w:rPr>
-              <w:t>  }else</w:t>
-            </w:r>
-            <w:proofErr w:type="gramEnd"/>
+              <w:t xml:space="preserve">   }</w:t>
+            </w:r>
+            <w:proofErr w:type="spellStart"/>
+            <w:r>
+              <w:rPr>
+                <w:rFonts w:ascii="Consolas" w:hAnsi="Consolas"/>
+              </w:rPr>
+              <w:t>else</w:t>
+            </w:r>
+            <w:proofErr w:type="spellEnd"/>
             <w:r>
               <w:rPr>
                 <w:rFonts w:ascii="Consolas" w:hAnsi="Consolas"/>
               </w:rPr>
               <w:br/>
-              <w:t>      if(</w:t>
-            </w:r>
-            <w:proofErr w:type="gramStart"/>
+              <w:t xml:space="preserve">      </w:t>
+            </w:r>
+            <w:proofErr w:type="spellStart"/>
+            <w:r>
+              <w:rPr>
+                <w:rFonts w:ascii="Consolas" w:hAnsi="Consolas"/>
+              </w:rPr>
+              <w:t>if</w:t>
+            </w:r>
+            <w:proofErr w:type="spellEnd"/>
+            <w:r>
+              <w:rPr>
+                <w:rFonts w:ascii="Consolas" w:hAnsi="Consolas"/>
+              </w:rPr>
+              <w:t>(</w:t>
+            </w:r>
+            <w:proofErr w:type="spellStart"/>
             <w:r>
               <w:rPr>
                 <w:rFonts w:ascii="Consolas" w:hAnsi="Consolas"/>
               </w:rPr>
               <w:t>contratacion.equalsIgnoreCase</w:t>
             </w:r>
-            <w:proofErr w:type="gramEnd"/>
+            <w:proofErr w:type="spellEnd"/>
             <w:r>
               <w:rPr>
                 <w:rFonts w:ascii="Consolas" w:hAnsi="Consolas"/>
@@ -3255,50 +4186,106 @@
                 <w:rFonts w:ascii="Consolas" w:hAnsi="Consolas"/>
               </w:rPr>
               <w:br/>
-              <w:t>        decorator = new DecoratorContratacionResidente(decoratorPosgrado);</w:t>
+              <w:t xml:space="preserve">        </w:t>
+            </w:r>
+            <w:proofErr w:type="spellStart"/>
+            <w:r>
+              <w:rPr>
+                <w:rFonts w:ascii="Consolas" w:hAnsi="Consolas"/>
+              </w:rPr>
+              <w:t>decorator</w:t>
+            </w:r>
+            <w:proofErr w:type="spellEnd"/>
+            <w:r>
+              <w:rPr>
+                <w:rFonts w:ascii="Consolas" w:hAnsi="Consolas"/>
+              </w:rPr>
+              <w:t xml:space="preserve"> = new </w:t>
+            </w:r>
+            <w:proofErr w:type="spellStart"/>
+            <w:r>
+              <w:rPr>
+                <w:rFonts w:ascii="Consolas" w:hAnsi="Consolas"/>
+              </w:rPr>
+              <w:t>DecoratorContratacionResidente</w:t>
+            </w:r>
+            <w:proofErr w:type="spellEnd"/>
+            <w:r>
+              <w:rPr>
+                <w:rFonts w:ascii="Consolas" w:hAnsi="Consolas"/>
+              </w:rPr>
+              <w:t>(</w:t>
+            </w:r>
+            <w:proofErr w:type="spellStart"/>
+            <w:r>
+              <w:rPr>
+                <w:rFonts w:ascii="Consolas" w:hAnsi="Consolas"/>
+              </w:rPr>
+              <w:t>decoratorPosgrado</w:t>
+            </w:r>
+            <w:proofErr w:type="spellEnd"/>
+            <w:r>
+              <w:rPr>
+                <w:rFonts w:ascii="Consolas" w:hAnsi="Consolas"/>
+              </w:rPr>
+              <w:t>);</w:t>
             </w:r>
             <w:r>
               <w:rPr>
                 <w:rFonts w:ascii="Consolas" w:hAnsi="Consolas"/>
               </w:rPr>
               <w:br/>
-              <w:t xml:space="preserve">    </w:t>
-            </w:r>
-            <w:proofErr w:type="gramStart"/>
-            <w:r>
-              <w:rPr>
-                <w:rFonts w:ascii="Consolas" w:hAnsi="Consolas"/>
-              </w:rPr>
-              <w:t>  }</w:t>
-            </w:r>
-            <w:proofErr w:type="gramEnd"/>
+              <w:t>      }</w:t>
+            </w:r>
             <w:r>
               <w:rPr>
                 <w:rFonts w:ascii="Consolas" w:hAnsi="Consolas"/>
               </w:rPr>
               <w:br/>
-              <w:t>      else</w:t>
-            </w:r>
+              <w:t xml:space="preserve">      </w:t>
+            </w:r>
+            <w:proofErr w:type="spellStart"/>
+            <w:r>
+              <w:rPr>
+                <w:rFonts w:ascii="Consolas" w:hAnsi="Consolas"/>
+              </w:rPr>
+              <w:t>else</w:t>
+            </w:r>
+            <w:proofErr w:type="spellEnd"/>
             <w:r>
               <w:rPr>
                 <w:rFonts w:ascii="Consolas" w:hAnsi="Consolas"/>
               </w:rPr>
               <w:br/>
-              <w:t xml:space="preserve">        throw new </w:t>
-            </w:r>
-            <w:proofErr w:type="gramStart"/>
-            <w:r>
-              <w:rPr>
-                <w:rFonts w:ascii="Consolas" w:hAnsi="Consolas"/>
-              </w:rPr>
-              <w:t>ContratacionNoExistenteException(</w:t>
-            </w:r>
-            <w:proofErr w:type="gramEnd"/>
-            <w:r>
-              <w:rPr>
-                <w:rFonts w:ascii="Consolas" w:hAnsi="Consolas"/>
-              </w:rPr>
-              <w:t>"El tipo de contratación ingresada no existe");</w:t>
+              <w:t xml:space="preserve">        </w:t>
+            </w:r>
+            <w:proofErr w:type="spellStart"/>
+            <w:r>
+              <w:rPr>
+                <w:rFonts w:ascii="Consolas" w:hAnsi="Consolas"/>
+              </w:rPr>
+              <w:t>throw</w:t>
+            </w:r>
+            <w:proofErr w:type="spellEnd"/>
+            <w:r>
+              <w:rPr>
+                <w:rFonts w:ascii="Consolas" w:hAnsi="Consolas"/>
+              </w:rPr>
+              <w:t xml:space="preserve"> new </w:t>
+            </w:r>
+            <w:proofErr w:type="spellStart"/>
+            <w:r>
+              <w:rPr>
+                <w:rFonts w:ascii="Consolas" w:hAnsi="Consolas"/>
+              </w:rPr>
+              <w:t>ContratacionNoExistenteException</w:t>
+            </w:r>
+            <w:proofErr w:type="spellEnd"/>
+            <w:r>
+              <w:rPr>
+                <w:rFonts w:ascii="Consolas" w:hAnsi="Consolas"/>
+              </w:rPr>
+              <w:t>("El tipo de contratación ingresada no existe");</w:t>
             </w:r>
             <w:r>
               <w:rPr>
@@ -3311,7 +4298,35 @@
                 <w:rFonts w:ascii="Consolas" w:hAnsi="Consolas"/>
               </w:rPr>
               <w:br/>
-              <w:t xml:space="preserve">   return decorator;</w:t>
+              <w:t xml:space="preserve">   </w:t>
+            </w:r>
+            <w:proofErr w:type="spellStart"/>
+            <w:r>
+              <w:rPr>
+                <w:rFonts w:ascii="Consolas" w:hAnsi="Consolas"/>
+              </w:rPr>
+              <w:t>return</w:t>
+            </w:r>
+            <w:proofErr w:type="spellEnd"/>
+            <w:r>
+              <w:rPr>
+                <w:rFonts w:ascii="Consolas" w:hAnsi="Consolas"/>
+              </w:rPr>
+              <w:t xml:space="preserve"> </w:t>
+            </w:r>
+            <w:proofErr w:type="spellStart"/>
+            <w:r>
+              <w:rPr>
+                <w:rFonts w:ascii="Consolas" w:hAnsi="Consolas"/>
+              </w:rPr>
+              <w:t>decorator</w:t>
+            </w:r>
+            <w:proofErr w:type="spellEnd"/>
+            <w:r>
+              <w:rPr>
+                <w:rFonts w:ascii="Consolas" w:hAnsi="Consolas"/>
+              </w:rPr>
+              <w:t>;</w:t>
             </w:r>
           </w:p>
           <w:p>
@@ -3433,29 +4448,19 @@
           <w:rFonts w:ascii="Bahnschrift" w:hAnsi="Bahnschrift"/>
         </w:rPr>
       </w:pPr>
-      <w:r>
-        <w:rPr>
-          <w:rFonts w:ascii="Bahnschrift" w:hAnsi="Bahnschrift"/>
-        </w:rPr>
-        <w:br w:type="page"/>
-      </w:r>
-    </w:p>
-    <w:p>
-      <w:pPr>
-        <w:jc w:val="both"/>
+    </w:p>
+    <w:p>
+      <w:pPr>
+        <w:rPr>
+          <w:rFonts w:ascii="Bahnschrift" w:hAnsi="Bahnschrift"/>
+        </w:rPr>
+      </w:pPr>
+      <w:r>
         <w:rPr>
           <w:rFonts w:ascii="Bahnschrift" w:hAnsi="Bahnschrift"/>
           <w:b/>
           <w:bCs/>
         </w:rPr>
-      </w:pPr>
-      <w:r>
-        <w:rPr>
-          <w:rFonts w:ascii="Bahnschrift" w:hAnsi="Bahnschrift"/>
-          <w:b/>
-          <w:bCs/>
-        </w:rPr>
-        <w:lastRenderedPageBreak/>
         <w:t>Ambulancia:</w:t>
       </w:r>
     </w:p>
@@ -3472,6 +4477,7 @@
         </w:rPr>
         <w:t xml:space="preserve">Para la ambulancia se aplicó el patrón </w:t>
       </w:r>
+      <w:proofErr w:type="spellStart"/>
       <w:r>
         <w:rPr>
           <w:rFonts w:ascii="Bahnschrift" w:hAnsi="Bahnschrift"/>
@@ -3479,6 +4485,56 @@
           <w:iCs/>
         </w:rPr>
         <w:t>State</w:t>
+      </w:r>
+      <w:proofErr w:type="spellEnd"/>
+      <w:r>
+        <w:rPr>
+          <w:rFonts w:ascii="Bahnschrift" w:hAnsi="Bahnschrift"/>
+          <w:i/>
+          <w:iCs/>
+        </w:rPr>
+        <w:t xml:space="preserve"> </w:t>
+      </w:r>
+      <w:r>
+        <w:rPr>
+          <w:rFonts w:ascii="Bahnschrift" w:hAnsi="Bahnschrift"/>
+        </w:rPr>
+        <w:t>(</w:t>
+      </w:r>
+      <w:hyperlink r:id="rId11" w:history="1">
+        <w:r>
+          <w:rPr>
+            <w:rStyle w:val="Hipervnculo"/>
+            <w:rFonts w:ascii="Bahnschrift" w:hAnsi="Bahnschrift"/>
+          </w:rPr>
+          <w:t>U</w:t>
+        </w:r>
+        <w:r>
+          <w:rPr>
+            <w:rStyle w:val="Hipervnculo"/>
+            <w:rFonts w:ascii="Bahnschrift" w:hAnsi="Bahnschrift"/>
+          </w:rPr>
+          <w:t>M</w:t>
+        </w:r>
+        <w:r>
+          <w:rPr>
+            <w:rStyle w:val="Hipervnculo"/>
+            <w:rFonts w:ascii="Bahnschrift" w:hAnsi="Bahnschrift"/>
+          </w:rPr>
+          <w:t>L</w:t>
+        </w:r>
+      </w:hyperlink>
+      <w:r>
+        <w:rPr>
+          <w:vertAlign w:val="subscript"/>
+        </w:rPr>
+        <w:t>1</w:t>
+      </w:r>
+      <w:r>
+        <w:rPr>
+          <w:rFonts w:ascii="Bahnschrift" w:hAnsi="Bahnschrift"/>
+        </w:rPr>
+        <w:t>)</w:t>
       </w:r>
       <w:r>
         <w:rPr>
@@ -3570,13 +4626,7 @@
         <w:rPr>
           <w:rFonts w:ascii="Bahnschrift" w:hAnsi="Bahnschrift"/>
         </w:rPr>
-        <w:t>R</w:t>
-      </w:r>
-      <w:r>
-        <w:rPr>
-          <w:rFonts w:ascii="Bahnschrift" w:hAnsi="Bahnschrift"/>
-        </w:rPr>
-        <w:t>egresandoClinicaSinPaciente</w:t>
+        <w:t>RegresandoClinicaSinPaciente</w:t>
       </w:r>
     </w:p>
     <w:p>
@@ -3645,6 +4695,7 @@
         </w:rPr>
         <w:t xml:space="preserve">es parte de un patrón </w:t>
       </w:r>
+      <w:proofErr w:type="spellStart"/>
       <w:r>
         <w:rPr>
           <w:rFonts w:ascii="Bahnschrift" w:hAnsi="Bahnschrift"/>
@@ -3653,24 +4704,75 @@
         </w:rPr>
         <w:t>Observer</w:t>
       </w:r>
-      <w:r>
-        <w:rPr>
-          <w:rFonts w:ascii="Bahnschrift" w:hAnsi="Bahnschrift"/>
-        </w:rPr>
-        <w:t xml:space="preserve">, </w:t>
-      </w:r>
-      <w:r>
-        <w:rPr>
-          <w:rFonts w:ascii="Bahnschrift" w:hAnsi="Bahnschrift"/>
-        </w:rPr>
-        <w:t xml:space="preserve">extendiendo la clase </w:t>
-      </w:r>
+      <w:proofErr w:type="spellEnd"/>
       <w:r>
         <w:rPr>
           <w:rFonts w:ascii="Bahnschrift" w:hAnsi="Bahnschrift"/>
           <w:i/>
           <w:iCs/>
         </w:rPr>
+        <w:t xml:space="preserve"> </w:t>
+      </w:r>
+      <w:r>
+        <w:rPr>
+          <w:rFonts w:ascii="Bahnschrift" w:hAnsi="Bahnschrift"/>
+        </w:rPr>
+        <w:t>(</w:t>
+      </w:r>
+      <w:hyperlink r:id="rId12" w:history="1">
+        <w:r>
+          <w:rPr>
+            <w:rStyle w:val="Hipervnculo"/>
+            <w:rFonts w:ascii="Bahnschrift" w:hAnsi="Bahnschrift"/>
+          </w:rPr>
+          <w:t>U</w:t>
+        </w:r>
+        <w:r>
+          <w:rPr>
+            <w:rStyle w:val="Hipervnculo"/>
+            <w:rFonts w:ascii="Bahnschrift" w:hAnsi="Bahnschrift"/>
+          </w:rPr>
+          <w:t>M</w:t>
+        </w:r>
+        <w:r>
+          <w:rPr>
+            <w:rStyle w:val="Hipervnculo"/>
+            <w:rFonts w:ascii="Bahnschrift" w:hAnsi="Bahnschrift"/>
+          </w:rPr>
+          <w:t>L</w:t>
+        </w:r>
+        <w:r>
+          <w:rPr>
+            <w:rStyle w:val="Hipervnculo"/>
+            <w:vertAlign w:val="subscript"/>
+          </w:rPr>
+          <w:t>2</w:t>
+        </w:r>
+      </w:hyperlink>
+      <w:r>
+        <w:rPr>
+          <w:rFonts w:ascii="Bahnschrift" w:hAnsi="Bahnschrift"/>
+        </w:rPr>
+        <w:t>)</w:t>
+      </w:r>
+      <w:r>
+        <w:rPr>
+          <w:rFonts w:ascii="Bahnschrift" w:hAnsi="Bahnschrift"/>
+        </w:rPr>
+        <w:t xml:space="preserve">, </w:t>
+      </w:r>
+      <w:r>
+        <w:rPr>
+          <w:rFonts w:ascii="Bahnschrift" w:hAnsi="Bahnschrift"/>
+        </w:rPr>
+        <w:t xml:space="preserve">extendiendo la clase </w:t>
+      </w:r>
+      <w:r>
+        <w:rPr>
+          <w:rFonts w:ascii="Bahnschrift" w:hAnsi="Bahnschrift"/>
+          <w:i/>
+          <w:iCs/>
+        </w:rPr>
         <w:t>Observable</w:t>
       </w:r>
       <w:r>
@@ -3721,37 +4823,135 @@
         <w:rPr>
           <w:rFonts w:ascii="Bahnschrift" w:hAnsi="Bahnschrift"/>
         </w:rPr>
-        <w:t>errores en ciertos métodos synchronized.</w:t>
-      </w:r>
-    </w:p>
-    <w:p>
-      <w:pPr>
-        <w:rPr>
-          <w:rFonts w:ascii="Bahnschrift" w:hAnsi="Bahnschrift"/>
-        </w:rPr>
-      </w:pPr>
-      <w:r>
-        <w:rPr>
-          <w:rFonts w:ascii="Bahnschrift" w:hAnsi="Bahnschrift"/>
-        </w:rPr>
-        <w:br w:type="page"/>
-      </w:r>
-    </w:p>
-    <w:p>
-      <w:pPr>
+        <w:t xml:space="preserve">errores en ciertos métodos </w:t>
+      </w:r>
+      <w:proofErr w:type="spellStart"/>
+      <w:r>
+        <w:rPr>
+          <w:rFonts w:ascii="Bahnschrift" w:hAnsi="Bahnschrift"/>
+        </w:rPr>
+        <w:t>synchronized</w:t>
+      </w:r>
+      <w:proofErr w:type="spellEnd"/>
+      <w:r>
+        <w:rPr>
+          <w:rFonts w:ascii="Bahnschrift" w:hAnsi="Bahnschrift"/>
+        </w:rPr>
+        <w:t>.</w:t>
+      </w:r>
+      <w:r>
+        <w:rPr>
+          <w:rFonts w:ascii="Bahnschrift" w:hAnsi="Bahnschrift"/>
+        </w:rPr>
+        <w:t xml:space="preserve"> En la siguiente captura se ilustra uno de los métodos </w:t>
+      </w:r>
+      <w:proofErr w:type="spellStart"/>
+      <w:r>
+        <w:rPr>
+          <w:rFonts w:ascii="Bahnschrift" w:hAnsi="Bahnschrift"/>
+          <w:i/>
+          <w:iCs/>
+        </w:rPr>
+        <w:t>synchronized</w:t>
+      </w:r>
+      <w:proofErr w:type="spellEnd"/>
+      <w:r>
+        <w:rPr>
+          <w:rFonts w:ascii="Bahnschrift" w:hAnsi="Bahnschrift"/>
+          <w:i/>
+          <w:iCs/>
+        </w:rPr>
+        <w:t xml:space="preserve"> </w:t>
+      </w:r>
+      <w:r>
+        <w:rPr>
+          <w:rFonts w:ascii="Bahnschrift" w:hAnsi="Bahnschrift"/>
+        </w:rPr>
+        <w:t xml:space="preserve">que notifica a los observadores y a su vez ejecuta una determinada acción </w:t>
+      </w:r>
+      <w:r>
+        <w:rPr>
+          <w:rFonts w:ascii="Bahnschrift" w:hAnsi="Bahnschrift"/>
+        </w:rPr>
+        <w:t>de acuerdo con</w:t>
+      </w:r>
+      <w:r>
+        <w:rPr>
+          <w:rFonts w:ascii="Bahnschrift" w:hAnsi="Bahnschrift"/>
+        </w:rPr>
+        <w:t xml:space="preserve"> el estado</w:t>
+      </w:r>
+      <w:r>
+        <w:rPr>
+          <w:rFonts w:ascii="Bahnschrift" w:hAnsi="Bahnschrift"/>
+        </w:rPr>
+        <w:t>:</w:t>
+      </w:r>
+    </w:p>
+    <w:p>
+      <w:pPr>
+        <w:spacing w:before="240"/>
         <w:jc w:val="both"/>
+        <w:rPr>
+          <w:rFonts w:ascii="Bahnschrift" w:hAnsi="Bahnschrift"/>
+        </w:rPr>
+      </w:pPr>
+      <w:r>
+        <w:rPr>
+          <w:rFonts w:ascii="Bahnschrift" w:hAnsi="Bahnschrift"/>
+          <w:noProof/>
+        </w:rPr>
+        <w:lastRenderedPageBreak/>
+        <w:drawing>
+          <wp:inline distT="0" distB="0" distL="0" distR="0" wp14:anchorId="2AAD784B" wp14:editId="2527E31B">
+            <wp:extent cx="5612130" cy="4617085"/>
+            <wp:effectExtent l="0" t="0" r="7620" b="0"/>
+            <wp:docPr id="1923032923" name="Imagen 1" descr="Texto&#10;&#10;El contenido generado por IA puede ser incorrecto."/>
+            <wp:cNvGraphicFramePr>
+              <a:graphicFrameLocks xmlns:a="http://schemas.openxmlformats.org/drawingml/2006/main" noChangeAspect="1"/>
+            </wp:cNvGraphicFramePr>
+            <a:graphic xmlns:a="http://schemas.openxmlformats.org/drawingml/2006/main">
+              <a:graphicData uri="http://schemas.openxmlformats.org/drawingml/2006/picture">
+                <pic:pic xmlns:pic="http://schemas.openxmlformats.org/drawingml/2006/picture">
+                  <pic:nvPicPr>
+                    <pic:cNvPr id="1923032923" name="Imagen 1" descr="Texto&#10;&#10;El contenido generado por IA puede ser incorrecto."/>
+                    <pic:cNvPicPr/>
+                  </pic:nvPicPr>
+                  <pic:blipFill>
+                    <a:blip r:embed="rId13"/>
+                    <a:stretch>
+                      <a:fillRect/>
+                    </a:stretch>
+                  </pic:blipFill>
+                  <pic:spPr>
+                    <a:xfrm>
+                      <a:off x="0" y="0"/>
+                      <a:ext cx="5612130" cy="4617085"/>
+                    </a:xfrm>
+                    <a:prstGeom prst="rect">
+                      <a:avLst/>
+                    </a:prstGeom>
+                  </pic:spPr>
+                </pic:pic>
+              </a:graphicData>
+            </a:graphic>
+          </wp:inline>
+        </w:drawing>
+      </w:r>
+    </w:p>
+    <w:p>
+      <w:pPr>
+        <w:rPr>
+          <w:rFonts w:ascii="Bahnschrift" w:hAnsi="Bahnschrift"/>
+        </w:rPr>
+      </w:pPr>
+      <w:r>
         <w:rPr>
           <w:rFonts w:ascii="Bahnschrift" w:hAnsi="Bahnschrift"/>
           <w:b/>
           <w:bCs/>
         </w:rPr>
-      </w:pPr>
-      <w:r>
-        <w:rPr>
-          <w:rFonts w:ascii="Bahnschrift" w:hAnsi="Bahnschrift"/>
-        </w:rPr>
-        <w:lastRenderedPageBreak/>
-        <w:t xml:space="preserve"> </w:t>
+        <w:t>Asociado</w:t>
       </w:r>
       <w:r>
         <w:rPr>
@@ -3759,15 +4959,246 @@
           <w:b/>
           <w:bCs/>
         </w:rPr>
-        <w:t>Asociado</w:t>
-      </w:r>
+        <w:t>:</w:t>
+      </w:r>
+    </w:p>
+    <w:p>
+      <w:pPr>
+        <w:jc w:val="both"/>
+        <w:rPr>
+          <w:rFonts w:ascii="Bahnschrift" w:hAnsi="Bahnschrift"/>
+        </w:rPr>
+      </w:pPr>
+      <w:r>
+        <w:rPr>
+          <w:rFonts w:ascii="Bahnschrift" w:hAnsi="Bahnschrift"/>
+        </w:rPr>
+        <w:t>Los asociados son parte d</w:t>
+      </w:r>
+      <w:r>
+        <w:rPr>
+          <w:rFonts w:ascii="Bahnschrift" w:hAnsi="Bahnschrift"/>
+        </w:rPr>
+        <w:t>el</w:t>
+      </w:r>
+      <w:r>
+        <w:rPr>
+          <w:rFonts w:ascii="Bahnschrift" w:hAnsi="Bahnschrift"/>
+        </w:rPr>
+        <w:t xml:space="preserve"> patrón </w:t>
+      </w:r>
+      <w:r>
+        <w:rPr>
+          <w:rFonts w:ascii="Bahnschrift" w:hAnsi="Bahnschrift"/>
+          <w:i/>
+          <w:iCs/>
+        </w:rPr>
+        <w:t>Observer</w:t>
+      </w:r>
+      <w:r>
+        <w:rPr>
+          <w:rFonts w:ascii="Bahnschrift" w:hAnsi="Bahnschrift"/>
+        </w:rPr>
+        <w:t>,</w:t>
+      </w:r>
+      <w:r>
+        <w:rPr>
+          <w:rFonts w:ascii="Bahnschrift" w:hAnsi="Bahnschrift"/>
+        </w:rPr>
+        <w:t xml:space="preserve"> extendiendo la clase </w:t>
+      </w:r>
+      <w:r>
+        <w:rPr>
+          <w:rFonts w:ascii="Bahnschrift" w:hAnsi="Bahnschrift"/>
+          <w:i/>
+          <w:iCs/>
+        </w:rPr>
+        <w:t>Observable</w:t>
+      </w:r>
+      <w:r>
+        <w:rPr>
+          <w:rFonts w:ascii="Bahnschrift" w:hAnsi="Bahnschrift"/>
+        </w:rPr>
+        <w:t xml:space="preserve">, implementando la interfaz </w:t>
+      </w:r>
+      <w:r>
+        <w:rPr>
+          <w:rFonts w:ascii="Bahnschrift" w:hAnsi="Bahnschrift"/>
+          <w:i/>
+          <w:iCs/>
+        </w:rPr>
+        <w:t>R</w:t>
+      </w:r>
+      <w:r>
+        <w:rPr>
+          <w:rFonts w:ascii="Bahnschrift" w:hAnsi="Bahnschrift"/>
+          <w:i/>
+          <w:iCs/>
+        </w:rPr>
+        <w:t xml:space="preserve">unneable </w:t>
+      </w:r>
+      <w:r>
+        <w:rPr>
+          <w:rFonts w:ascii="Bahnschrift" w:hAnsi="Bahnschrift"/>
+        </w:rPr>
+        <w:t>(</w:t>
+      </w:r>
+      <w:r>
+        <w:rPr>
+          <w:rFonts w:ascii="Bahnschrift" w:hAnsi="Bahnschrift"/>
+        </w:rPr>
+        <w:t>para simular la concurrencia</w:t>
+      </w:r>
+      <w:r>
+        <w:rPr>
+          <w:rFonts w:ascii="Bahnschrift" w:hAnsi="Bahnschrift"/>
+        </w:rPr>
+        <w:t>)</w:t>
+      </w:r>
+      <w:r>
+        <w:rPr>
+          <w:rFonts w:ascii="Bahnschrift" w:hAnsi="Bahnschrift"/>
+        </w:rPr>
+        <w:t xml:space="preserve"> y </w:t>
+      </w:r>
+      <w:r>
+        <w:rPr>
+          <w:rFonts w:ascii="Bahnschrift" w:hAnsi="Bahnschrift"/>
+        </w:rPr>
+        <w:t>notifican</w:t>
+      </w:r>
+      <w:r>
+        <w:rPr>
+          <w:rFonts w:ascii="Bahnschrift" w:hAnsi="Bahnschrift"/>
+        </w:rPr>
+        <w:t>do a los observadores</w:t>
+      </w:r>
+      <w:r>
+        <w:rPr>
+          <w:rFonts w:ascii="Bahnschrift" w:hAnsi="Bahnschrift"/>
+        </w:rPr>
+        <w:t xml:space="preserve"> cuando </w:t>
+      </w:r>
+      <w:r>
+        <w:rPr>
+          <w:rFonts w:ascii="Bahnschrift" w:hAnsi="Bahnschrift"/>
+        </w:rPr>
+        <w:t>y para qué</w:t>
+      </w:r>
+      <w:r>
+        <w:rPr>
+          <w:rFonts w:ascii="Bahnschrift" w:hAnsi="Bahnschrift"/>
+        </w:rPr>
+        <w:t xml:space="preserve"> </w:t>
+      </w:r>
+      <w:r>
+        <w:rPr>
+          <w:rFonts w:ascii="Bahnschrift" w:hAnsi="Bahnschrift"/>
+        </w:rPr>
+        <w:t xml:space="preserve">están </w:t>
+      </w:r>
+      <w:r>
+        <w:rPr>
+          <w:rFonts w:ascii="Bahnschrift" w:hAnsi="Bahnschrift"/>
+        </w:rPr>
+        <w:t>usando la ambulancia</w:t>
+      </w:r>
+      <w:r>
+        <w:rPr>
+          <w:rFonts w:ascii="Bahnschrift" w:hAnsi="Bahnschrift"/>
+        </w:rPr>
+        <w:t>.</w:t>
+      </w:r>
+      <w:r>
+        <w:rPr>
+          <w:rFonts w:ascii="Bahnschrift" w:hAnsi="Bahnschrift"/>
+        </w:rPr>
+        <w:t xml:space="preserve"> </w:t>
+      </w:r>
+      <w:r>
+        <w:rPr>
+          <w:rFonts w:ascii="Bahnschrift" w:hAnsi="Bahnschrift"/>
+        </w:rPr>
+        <w:t>S</w:t>
+      </w:r>
+      <w:r>
+        <w:rPr>
+          <w:rFonts w:ascii="Bahnschrift" w:hAnsi="Bahnschrift"/>
+        </w:rPr>
+        <w:t>on hilos que interactúan con la ambulancia, intentando tomar control del recurso compartido. Las acciones que toman sobre la ambulancia son aleatorias.</w:t>
+      </w:r>
+    </w:p>
+    <w:p>
+      <w:pPr>
+        <w:jc w:val="both"/>
+        <w:rPr>
+          <w:rFonts w:ascii="Bahnschrift" w:hAnsi="Bahnschrift"/>
+        </w:rPr>
+      </w:pPr>
+      <w:r>
+        <w:rPr>
+          <w:rFonts w:ascii="Bahnschrift" w:hAnsi="Bahnschrift"/>
+          <w:noProof/>
+        </w:rPr>
+        <w:lastRenderedPageBreak/>
+        <w:drawing>
+          <wp:inline distT="0" distB="0" distL="0" distR="0" wp14:anchorId="0D58CE81" wp14:editId="6A20B9E8">
+            <wp:extent cx="5612130" cy="3238500"/>
+            <wp:effectExtent l="0" t="0" r="7620" b="0"/>
+            <wp:docPr id="9960900" name="Imagen 1" descr="Texto&#10;&#10;El contenido generado por IA puede ser incorrecto."/>
+            <wp:cNvGraphicFramePr>
+              <a:graphicFrameLocks xmlns:a="http://schemas.openxmlformats.org/drawingml/2006/main" noChangeAspect="1"/>
+            </wp:cNvGraphicFramePr>
+            <a:graphic xmlns:a="http://schemas.openxmlformats.org/drawingml/2006/main">
+              <a:graphicData uri="http://schemas.openxmlformats.org/drawingml/2006/picture">
+                <pic:pic xmlns:pic="http://schemas.openxmlformats.org/drawingml/2006/picture">
+                  <pic:nvPicPr>
+                    <pic:cNvPr id="9960900" name="Imagen 1" descr="Texto&#10;&#10;El contenido generado por IA puede ser incorrecto."/>
+                    <pic:cNvPicPr/>
+                  </pic:nvPicPr>
+                  <pic:blipFill>
+                    <a:blip r:embed="rId14"/>
+                    <a:stretch>
+                      <a:fillRect/>
+                    </a:stretch>
+                  </pic:blipFill>
+                  <pic:spPr>
+                    <a:xfrm>
+                      <a:off x="0" y="0"/>
+                      <a:ext cx="5612130" cy="3238500"/>
+                    </a:xfrm>
+                    <a:prstGeom prst="rect">
+                      <a:avLst/>
+                    </a:prstGeom>
+                  </pic:spPr>
+                </pic:pic>
+              </a:graphicData>
+            </a:graphic>
+          </wp:inline>
+        </w:drawing>
+      </w:r>
+    </w:p>
+    <w:p>
+      <w:pPr>
+        <w:rPr>
+          <w:rFonts w:ascii="Bahnschrift" w:hAnsi="Bahnschrift"/>
+        </w:rPr>
+      </w:pPr>
       <w:r>
         <w:rPr>
           <w:rFonts w:ascii="Bahnschrift" w:hAnsi="Bahnschrift"/>
           <w:b/>
           <w:bCs/>
         </w:rPr>
-        <w:t>:</w:t>
+        <w:t>Operar</w:t>
+      </w:r>
+      <w:r>
+        <w:rPr>
+          <w:rFonts w:ascii="Bahnschrift" w:hAnsi="Bahnschrift"/>
+          <w:b/>
+          <w:bCs/>
+        </w:rPr>
+        <w:t>io:</w:t>
       </w:r>
     </w:p>
     <w:p>
@@ -3781,19 +5212,13 @@
         <w:rPr>
           <w:rFonts w:ascii="Bahnschrift" w:hAnsi="Bahnschrift"/>
         </w:rPr>
-        <w:t>Los asociados son parte d</w:t>
-      </w:r>
-      <w:r>
-        <w:rPr>
-          <w:rFonts w:ascii="Bahnschrift" w:hAnsi="Bahnschrift"/>
-        </w:rPr>
-        <w:t>el</w:t>
-      </w:r>
-      <w:r>
-        <w:rPr>
-          <w:rFonts w:ascii="Bahnschrift" w:hAnsi="Bahnschrift"/>
-        </w:rPr>
-        <w:t xml:space="preserve"> patrón </w:t>
+        <w:t xml:space="preserve">El operario también </w:t>
+      </w:r>
+      <w:r>
+        <w:rPr>
+          <w:rFonts w:ascii="Bahnschrift" w:hAnsi="Bahnschrift"/>
+        </w:rPr>
+        <w:t xml:space="preserve">extiende a </w:t>
       </w:r>
       <w:r>
         <w:rPr>
@@ -3801,19 +5226,13 @@
           <w:i/>
           <w:iCs/>
         </w:rPr>
-        <w:t>Observer</w:t>
-      </w:r>
-      <w:r>
-        <w:rPr>
-          <w:rFonts w:ascii="Bahnschrift" w:hAnsi="Bahnschrift"/>
-        </w:rPr>
-        <w:t>,</w:t>
-      </w:r>
-      <w:r>
-        <w:rPr>
-          <w:rFonts w:ascii="Bahnschrift" w:hAnsi="Bahnschrift"/>
-        </w:rPr>
-        <w:t xml:space="preserve"> extendiendo la clase </w:t>
+        <w:t xml:space="preserve">Observable </w:t>
+      </w:r>
+      <w:r>
+        <w:rPr>
+          <w:rFonts w:ascii="Bahnschrift" w:hAnsi="Bahnschrift"/>
+        </w:rPr>
+        <w:t>e implementa la interfaz R</w:t>
       </w:r>
       <w:r>
         <w:rPr>
@@ -3821,19 +5240,195 @@
           <w:i/>
           <w:iCs/>
         </w:rPr>
-        <w:t>Observable</w:t>
-      </w:r>
-      <w:r>
-        <w:rPr>
-          <w:rFonts w:ascii="Bahnschrift" w:hAnsi="Bahnschrift"/>
-        </w:rPr>
-        <w:t>, implementando</w:t>
-      </w:r>
-      <w:r>
-        <w:rPr>
-          <w:rFonts w:ascii="Bahnschrift" w:hAnsi="Bahnschrift"/>
-        </w:rPr>
-        <w:t xml:space="preserve"> la interfaz </w:t>
+        <w:t>unneable</w:t>
+      </w:r>
+      <w:r>
+        <w:rPr>
+          <w:rFonts w:ascii="Bahnschrift" w:hAnsi="Bahnschrift"/>
+        </w:rPr>
+        <w:t xml:space="preserve">, </w:t>
+      </w:r>
+      <w:r>
+        <w:rPr>
+          <w:rFonts w:ascii="Bahnschrift" w:hAnsi="Bahnschrift"/>
+        </w:rPr>
+        <w:t xml:space="preserve">y </w:t>
+      </w:r>
+      <w:r>
+        <w:rPr>
+          <w:rFonts w:ascii="Bahnschrift" w:hAnsi="Bahnschrift"/>
+        </w:rPr>
+        <w:t xml:space="preserve">notifica cuando está usando la ambulancia </w:t>
+      </w:r>
+      <w:r>
+        <w:rPr>
+          <w:rFonts w:ascii="Bahnschrift" w:hAnsi="Bahnschrift"/>
+        </w:rPr>
+        <w:t xml:space="preserve">para </w:t>
+      </w:r>
+      <w:r>
+        <w:rPr>
+          <w:rFonts w:ascii="Bahnschrift" w:hAnsi="Bahnschrift"/>
+        </w:rPr>
+        <w:t>solicita</w:t>
+      </w:r>
+      <w:r>
+        <w:rPr>
+          <w:rFonts w:ascii="Bahnschrift" w:hAnsi="Bahnschrift"/>
+        </w:rPr>
+        <w:t>r</w:t>
+      </w:r>
+      <w:r>
+        <w:rPr>
+          <w:rFonts w:ascii="Bahnschrift" w:hAnsi="Bahnschrift"/>
+        </w:rPr>
+        <w:t xml:space="preserve"> mantenimiento</w:t>
+      </w:r>
+      <w:r>
+        <w:rPr>
+          <w:rFonts w:ascii="Bahnschrift" w:hAnsi="Bahnschrift"/>
+        </w:rPr>
+        <w:t>.</w:t>
+      </w:r>
+      <w:r>
+        <w:rPr>
+          <w:rFonts w:ascii="Bahnschrift" w:hAnsi="Bahnschrift"/>
+        </w:rPr>
+        <w:t xml:space="preserve"> </w:t>
+      </w:r>
+      <w:r>
+        <w:rPr>
+          <w:rFonts w:ascii="Bahnschrift" w:hAnsi="Bahnschrift"/>
+        </w:rPr>
+        <w:t>E</w:t>
+      </w:r>
+      <w:r>
+        <w:rPr>
+          <w:rFonts w:ascii="Bahnschrift" w:hAnsi="Bahnschrift"/>
+        </w:rPr>
+        <w:t xml:space="preserve">l </w:t>
+      </w:r>
+      <w:r>
+        <w:rPr>
+          <w:rFonts w:ascii="Bahnschrift" w:hAnsi="Bahnschrift"/>
+        </w:rPr>
+        <w:t xml:space="preserve">intento de tomar el recurso compartido no es constante, el </w:t>
+      </w:r>
+      <w:r>
+        <w:rPr>
+          <w:rFonts w:ascii="Bahnschrift" w:hAnsi="Bahnschrift"/>
+        </w:rPr>
+        <w:t xml:space="preserve">operario </w:t>
+      </w:r>
+      <w:r>
+        <w:rPr>
+          <w:rFonts w:ascii="Bahnschrift" w:hAnsi="Bahnschrift"/>
+        </w:rPr>
+        <w:t>espera cierto tiempo aleatorio luego de solicitar el mantenimiento para competir por el recurso compartido de nuevo</w:t>
+      </w:r>
+      <w:r>
+        <w:rPr>
+          <w:rFonts w:ascii="Bahnschrift" w:hAnsi="Bahnschrift"/>
+        </w:rPr>
+        <w:t xml:space="preserve">. </w:t>
+      </w:r>
+      <w:r>
+        <w:rPr>
+          <w:rFonts w:ascii="Bahnschrift" w:hAnsi="Bahnschrift"/>
+        </w:rPr>
+        <w:t>En resumen, e</w:t>
+      </w:r>
+      <w:r>
+        <w:rPr>
+          <w:rFonts w:ascii="Bahnschrift" w:hAnsi="Bahnschrift"/>
+        </w:rPr>
+        <w:t>s un hilo que se encarga de mandar la ambulancia al mantenimiento cada cierto tiempo.</w:t>
+      </w:r>
+    </w:p>
+    <w:p>
+      <w:pPr>
+        <w:jc w:val="center"/>
+        <w:rPr>
+          <w:rFonts w:ascii="Bahnschrift" w:hAnsi="Bahnschrift"/>
+        </w:rPr>
+      </w:pPr>
+      <w:r>
+        <w:rPr>
+          <w:rFonts w:ascii="Bahnschrift" w:hAnsi="Bahnschrift"/>
+          <w:noProof/>
+        </w:rPr>
+        <w:drawing>
+          <wp:inline distT="0" distB="0" distL="0" distR="0" wp14:anchorId="6444DA5B" wp14:editId="48F0A824">
+            <wp:extent cx="3911600" cy="3013075"/>
+            <wp:effectExtent l="0" t="0" r="0" b="0"/>
+            <wp:docPr id="1963575610" name="Imagen 1" descr="Texto&#10;&#10;El contenido generado por IA puede ser incorrecto."/>
+            <wp:cNvGraphicFramePr>
+              <a:graphicFrameLocks xmlns:a="http://schemas.openxmlformats.org/drawingml/2006/main" noChangeAspect="1"/>
+            </wp:cNvGraphicFramePr>
+            <a:graphic xmlns:a="http://schemas.openxmlformats.org/drawingml/2006/main">
+              <a:graphicData uri="http://schemas.openxmlformats.org/drawingml/2006/picture">
+                <pic:pic xmlns:pic="http://schemas.openxmlformats.org/drawingml/2006/picture">
+                  <pic:nvPicPr>
+                    <pic:cNvPr id="1963575610" name="Imagen 1" descr="Texto&#10;&#10;El contenido generado por IA puede ser incorrecto."/>
+                    <pic:cNvPicPr/>
+                  </pic:nvPicPr>
+                  <pic:blipFill>
+                    <a:blip r:embed="rId15"/>
+                    <a:stretch>
+                      <a:fillRect/>
+                    </a:stretch>
+                  </pic:blipFill>
+                  <pic:spPr>
+                    <a:xfrm>
+                      <a:off x="0" y="0"/>
+                      <a:ext cx="3911853" cy="3013270"/>
+                    </a:xfrm>
+                    <a:prstGeom prst="rect">
+                      <a:avLst/>
+                    </a:prstGeom>
+                  </pic:spPr>
+                </pic:pic>
+              </a:graphicData>
+            </a:graphic>
+          </wp:inline>
+        </w:drawing>
+      </w:r>
+    </w:p>
+    <w:p>
+      <w:pPr>
+        <w:spacing w:after="0"/>
+        <w:rPr>
+          <w:rFonts w:ascii="Bahnschrift" w:hAnsi="Bahnschrift"/>
+        </w:rPr>
+      </w:pPr>
+      <w:r>
+        <w:rPr>
+          <w:rFonts w:ascii="Bahnschrift" w:hAnsi="Bahnschrift"/>
+          <w:b/>
+          <w:bCs/>
+        </w:rPr>
+        <w:lastRenderedPageBreak/>
+        <w:t>Retorno Automático</w:t>
+      </w:r>
+      <w:r>
+        <w:rPr>
+          <w:rFonts w:ascii="Bahnschrift" w:hAnsi="Bahnschrift"/>
+        </w:rPr>
+        <w:t>:</w:t>
+      </w:r>
+    </w:p>
+    <w:p>
+      <w:pPr>
+        <w:jc w:val="both"/>
+        <w:rPr>
+          <w:rFonts w:ascii="Bahnschrift" w:hAnsi="Bahnschrift"/>
+        </w:rPr>
+      </w:pPr>
+      <w:r>
+        <w:rPr>
+          <w:rFonts w:ascii="Bahnschrift" w:hAnsi="Bahnschrift"/>
+        </w:rPr>
+        <w:t xml:space="preserve">Esta clase es vital para la simulación, ya que es una clase que implementa la interfaz </w:t>
       </w:r>
       <w:r>
         <w:rPr>
@@ -3841,126 +5436,19 @@
           <w:i/>
           <w:iCs/>
         </w:rPr>
-        <w:t>R</w:t>
-      </w:r>
-      <w:r>
-        <w:rPr>
-          <w:rFonts w:ascii="Bahnschrift" w:hAnsi="Bahnschrift"/>
-          <w:i/>
-          <w:iCs/>
-        </w:rPr>
-        <w:t>unneable</w:t>
-      </w:r>
-      <w:r>
-        <w:rPr>
-          <w:rFonts w:ascii="Bahnschrift" w:hAnsi="Bahnschrift"/>
-          <w:i/>
-          <w:iCs/>
-        </w:rPr>
-        <w:t xml:space="preserve"> </w:t>
-      </w:r>
-      <w:r>
-        <w:rPr>
-          <w:rFonts w:ascii="Bahnschrift" w:hAnsi="Bahnschrift"/>
-        </w:rPr>
-        <w:t>(</w:t>
-      </w:r>
-      <w:r>
-        <w:rPr>
-          <w:rFonts w:ascii="Bahnschrift" w:hAnsi="Bahnschrift"/>
-        </w:rPr>
-        <w:t>para simular la concurrencia</w:t>
-      </w:r>
-      <w:r>
-        <w:rPr>
-          <w:rFonts w:ascii="Bahnschrift" w:hAnsi="Bahnschrift"/>
-        </w:rPr>
-        <w:t>)</w:t>
-      </w:r>
-      <w:r>
-        <w:rPr>
-          <w:rFonts w:ascii="Bahnschrift" w:hAnsi="Bahnschrift"/>
-        </w:rPr>
-        <w:t xml:space="preserve"> y </w:t>
-      </w:r>
-      <w:r>
-        <w:rPr>
-          <w:rFonts w:ascii="Bahnschrift" w:hAnsi="Bahnschrift"/>
-        </w:rPr>
-        <w:t>notifican</w:t>
-      </w:r>
-      <w:r>
-        <w:rPr>
-          <w:rFonts w:ascii="Bahnschrift" w:hAnsi="Bahnschrift"/>
-        </w:rPr>
-        <w:t>do a los observadores</w:t>
-      </w:r>
-      <w:r>
-        <w:rPr>
-          <w:rFonts w:ascii="Bahnschrift" w:hAnsi="Bahnschrift"/>
-        </w:rPr>
-        <w:t xml:space="preserve"> cuando </w:t>
-      </w:r>
-      <w:r>
-        <w:rPr>
-          <w:rFonts w:ascii="Bahnschrift" w:hAnsi="Bahnschrift"/>
-        </w:rPr>
-        <w:t>y para qué</w:t>
-      </w:r>
-      <w:r>
-        <w:rPr>
-          <w:rFonts w:ascii="Bahnschrift" w:hAnsi="Bahnschrift"/>
-        </w:rPr>
-        <w:t xml:space="preserve"> </w:t>
-      </w:r>
-      <w:r>
-        <w:rPr>
-          <w:rFonts w:ascii="Bahnschrift" w:hAnsi="Bahnschrift"/>
-        </w:rPr>
-        <w:t xml:space="preserve">están </w:t>
-      </w:r>
-      <w:r>
-        <w:rPr>
-          <w:rFonts w:ascii="Bahnschrift" w:hAnsi="Bahnschrift"/>
-        </w:rPr>
-        <w:t>usando la ambulancia</w:t>
-      </w:r>
-      <w:r>
-        <w:rPr>
-          <w:rFonts w:ascii="Bahnschrift" w:hAnsi="Bahnschrift"/>
-        </w:rPr>
-        <w:t>.</w:t>
-      </w:r>
-      <w:r>
-        <w:rPr>
-          <w:rFonts w:ascii="Bahnschrift" w:hAnsi="Bahnschrift"/>
-        </w:rPr>
-        <w:t xml:space="preserve"> </w:t>
-      </w:r>
-      <w:r>
-        <w:rPr>
-          <w:rFonts w:ascii="Bahnschrift" w:hAnsi="Bahnschrift"/>
-        </w:rPr>
-        <w:t>S</w:t>
-      </w:r>
-      <w:r>
-        <w:rPr>
-          <w:rFonts w:ascii="Bahnschrift" w:hAnsi="Bahnschrift"/>
-        </w:rPr>
-        <w:t>on hilos que interactúan con la ambulancia, intentando tomar control del recurso compartido. Las acciones que toman sobre la ambulancia son aleatorias.</w:t>
-      </w:r>
-    </w:p>
-    <w:p>
-      <w:pPr>
-        <w:rPr>
-          <w:rFonts w:ascii="Bahnschrift" w:hAnsi="Bahnschrift"/>
-        </w:rPr>
-      </w:pPr>
-      <w:r>
-        <w:rPr>
-          <w:rFonts w:ascii="Bahnschrift" w:hAnsi="Bahnschrift"/>
-        </w:rPr>
-        <w:br w:type="page"/>
+        <w:t>Runneable</w:t>
+      </w:r>
+      <w:r>
+        <w:rPr>
+          <w:rFonts w:ascii="Bahnschrift" w:hAnsi="Bahnschrift"/>
+        </w:rPr>
+        <w:t xml:space="preserve"> y que cada cierto intervalo fijo de tiempo va a intentar tomar control del recurso compartido y va a hacer que retorne la ambulancia</w:t>
+      </w:r>
+      <w:r>
+        <w:rPr>
+          <w:rFonts w:ascii="Bahnschrift" w:hAnsi="Bahnschrift"/>
+        </w:rPr>
+        <w:t xml:space="preserve"> a la clínica.</w:t>
       </w:r>
     </w:p>
     <w:p>
@@ -3968,231 +5456,48 @@
         <w:jc w:val="both"/>
         <w:rPr>
           <w:rFonts w:ascii="Bahnschrift" w:hAnsi="Bahnschrift"/>
-          <w:b/>
-          <w:bCs/>
-        </w:rPr>
-      </w:pPr>
-      <w:r>
-        <w:rPr>
-          <w:rFonts w:ascii="Bahnschrift" w:hAnsi="Bahnschrift"/>
-          <w:b/>
-          <w:bCs/>
-        </w:rPr>
-        <w:lastRenderedPageBreak/>
-        <w:t>Operar</w:t>
-      </w:r>
-      <w:r>
-        <w:rPr>
-          <w:rFonts w:ascii="Bahnschrift" w:hAnsi="Bahnschrift"/>
-          <w:b/>
-          <w:bCs/>
-        </w:rPr>
-        <w:t>io:</w:t>
-      </w:r>
-    </w:p>
-    <w:p>
-      <w:pPr>
-        <w:jc w:val="both"/>
-        <w:rPr>
-          <w:rFonts w:ascii="Bahnschrift" w:hAnsi="Bahnschrift"/>
-        </w:rPr>
-      </w:pPr>
-      <w:r>
-        <w:rPr>
-          <w:rFonts w:ascii="Bahnschrift" w:hAnsi="Bahnschrift"/>
-        </w:rPr>
-        <w:t xml:space="preserve">El operario también </w:t>
-      </w:r>
-      <w:r>
-        <w:rPr>
-          <w:rFonts w:ascii="Bahnschrift" w:hAnsi="Bahnschrift"/>
-        </w:rPr>
-        <w:t xml:space="preserve">extiende a </w:t>
-      </w:r>
-      <w:r>
-        <w:rPr>
-          <w:rFonts w:ascii="Bahnschrift" w:hAnsi="Bahnschrift"/>
-          <w:i/>
-          <w:iCs/>
-        </w:rPr>
-        <w:t xml:space="preserve">Observable </w:t>
-      </w:r>
-      <w:r>
-        <w:rPr>
-          <w:rFonts w:ascii="Bahnschrift" w:hAnsi="Bahnschrift"/>
-        </w:rPr>
-        <w:t>e implementa la interfaz R</w:t>
-      </w:r>
-      <w:r>
-        <w:rPr>
-          <w:rFonts w:ascii="Bahnschrift" w:hAnsi="Bahnschrift"/>
-          <w:i/>
-          <w:iCs/>
-        </w:rPr>
-        <w:t>unneable</w:t>
-      </w:r>
-      <w:r>
-        <w:rPr>
-          <w:rFonts w:ascii="Bahnschrift" w:hAnsi="Bahnschrift"/>
-        </w:rPr>
-        <w:t xml:space="preserve">, </w:t>
-      </w:r>
-      <w:r>
-        <w:rPr>
-          <w:rFonts w:ascii="Bahnschrift" w:hAnsi="Bahnschrift"/>
-        </w:rPr>
-        <w:t xml:space="preserve">y </w:t>
-      </w:r>
-      <w:r>
-        <w:rPr>
-          <w:rFonts w:ascii="Bahnschrift" w:hAnsi="Bahnschrift"/>
-        </w:rPr>
-        <w:t xml:space="preserve">notifica cuando está usando la ambulancia </w:t>
-      </w:r>
-      <w:r>
-        <w:rPr>
-          <w:rFonts w:ascii="Bahnschrift" w:hAnsi="Bahnschrift"/>
-        </w:rPr>
-        <w:t xml:space="preserve">para </w:t>
-      </w:r>
-      <w:r>
-        <w:rPr>
-          <w:rFonts w:ascii="Bahnschrift" w:hAnsi="Bahnschrift"/>
-        </w:rPr>
-        <w:t>solicita</w:t>
-      </w:r>
-      <w:r>
-        <w:rPr>
-          <w:rFonts w:ascii="Bahnschrift" w:hAnsi="Bahnschrift"/>
-        </w:rPr>
-        <w:t>r</w:t>
-      </w:r>
-      <w:r>
-        <w:rPr>
-          <w:rFonts w:ascii="Bahnschrift" w:hAnsi="Bahnschrift"/>
-        </w:rPr>
-        <w:t xml:space="preserve"> mantenimiento</w:t>
-      </w:r>
-      <w:r>
-        <w:rPr>
-          <w:rFonts w:ascii="Bahnschrift" w:hAnsi="Bahnschrift"/>
-        </w:rPr>
-        <w:t>.</w:t>
-      </w:r>
-      <w:r>
-        <w:rPr>
-          <w:rFonts w:ascii="Bahnschrift" w:hAnsi="Bahnschrift"/>
-        </w:rPr>
-        <w:t xml:space="preserve"> </w:t>
-      </w:r>
-      <w:r>
-        <w:rPr>
-          <w:rFonts w:ascii="Bahnschrift" w:hAnsi="Bahnschrift"/>
-        </w:rPr>
-        <w:t>E</w:t>
-      </w:r>
-      <w:r>
-        <w:rPr>
-          <w:rFonts w:ascii="Bahnschrift" w:hAnsi="Bahnschrift"/>
-        </w:rPr>
-        <w:t xml:space="preserve">l </w:t>
-      </w:r>
-      <w:r>
-        <w:rPr>
-          <w:rFonts w:ascii="Bahnschrift" w:hAnsi="Bahnschrift"/>
-        </w:rPr>
-        <w:t xml:space="preserve">intento de tomar el recurso compartido no es constante, el </w:t>
-      </w:r>
-      <w:r>
-        <w:rPr>
-          <w:rFonts w:ascii="Bahnschrift" w:hAnsi="Bahnschrift"/>
-        </w:rPr>
-        <w:t xml:space="preserve">operario </w:t>
-      </w:r>
-      <w:r>
-        <w:rPr>
-          <w:rFonts w:ascii="Bahnschrift" w:hAnsi="Bahnschrift"/>
-        </w:rPr>
-        <w:t>espera cierto tiempo aleatorio luego de solicitar el mantenimiento para competir por el recurso compartido de nuevo</w:t>
-      </w:r>
-      <w:r>
-        <w:rPr>
-          <w:rFonts w:ascii="Bahnschrift" w:hAnsi="Bahnschrift"/>
-        </w:rPr>
-        <w:t xml:space="preserve">. </w:t>
-      </w:r>
-      <w:r>
-        <w:rPr>
-          <w:rFonts w:ascii="Bahnschrift" w:hAnsi="Bahnschrift"/>
-        </w:rPr>
-        <w:t>En resumen, e</w:t>
-      </w:r>
-      <w:r>
-        <w:rPr>
-          <w:rFonts w:ascii="Bahnschrift" w:hAnsi="Bahnschrift"/>
-        </w:rPr>
-        <w:t>s un hilo que se encarga de mandar la ambulancia al mantenimiento cada cierto tiempo.</w:t>
-      </w:r>
-    </w:p>
-    <w:p>
-      <w:pPr>
-        <w:rPr>
-          <w:rFonts w:ascii="Bahnschrift" w:hAnsi="Bahnschrift"/>
-        </w:rPr>
-      </w:pPr>
-      <w:r>
-        <w:rPr>
-          <w:rFonts w:ascii="Bahnschrift" w:hAnsi="Bahnschrift"/>
-        </w:rPr>
-        <w:br w:type="page"/>
-      </w:r>
-      <w:r>
-        <w:rPr>
-          <w:rFonts w:ascii="Bahnschrift" w:hAnsi="Bahnschrift"/>
-          <w:b/>
-          <w:bCs/>
-        </w:rPr>
-        <w:lastRenderedPageBreak/>
-        <w:t>Retorno Automático</w:t>
-      </w:r>
-      <w:r>
-        <w:rPr>
-          <w:rFonts w:ascii="Bahnschrift" w:hAnsi="Bahnschrift"/>
-        </w:rPr>
-        <w:t>:</w:t>
-      </w:r>
-    </w:p>
-    <w:p>
-      <w:pPr>
-        <w:rPr>
-          <w:rFonts w:ascii="Bahnschrift" w:hAnsi="Bahnschrift"/>
-        </w:rPr>
-      </w:pPr>
-      <w:r>
-        <w:rPr>
-          <w:rFonts w:ascii="Bahnschrift" w:hAnsi="Bahnschrift"/>
-        </w:rPr>
-        <w:t xml:space="preserve">Esta clase es vital para la simulación, ya que es una clase que implementa la interfaz </w:t>
-      </w:r>
-      <w:r>
-        <w:rPr>
-          <w:rFonts w:ascii="Bahnschrift" w:hAnsi="Bahnschrift"/>
-          <w:i/>
-          <w:iCs/>
-        </w:rPr>
-        <w:t>Runneable</w:t>
-      </w:r>
-      <w:r>
-        <w:rPr>
-          <w:rFonts w:ascii="Bahnschrift" w:hAnsi="Bahnschrift"/>
-        </w:rPr>
-        <w:t xml:space="preserve"> y que cada cierto intervalo fijo de tiempo va a intentar tomar control del recurso compartido y va a hacer que retorne la ambulancia</w:t>
-      </w:r>
-      <w:r>
-        <w:rPr>
-          <w:rFonts w:ascii="Bahnschrift" w:hAnsi="Bahnschrift"/>
-        </w:rPr>
-        <w:t xml:space="preserve"> a la clínica.</w:t>
+        </w:rPr>
+      </w:pPr>
+      <w:r>
+        <w:rPr>
+          <w:rFonts w:ascii="Bahnschrift" w:hAnsi="Bahnschrift"/>
+          <w:noProof/>
+        </w:rPr>
+        <w:drawing>
+          <wp:inline distT="0" distB="0" distL="0" distR="0" wp14:anchorId="752E4148" wp14:editId="21CBCFFB">
+            <wp:extent cx="5612130" cy="4723765"/>
+            <wp:effectExtent l="0" t="0" r="7620" b="635"/>
+            <wp:docPr id="929259249" name="Imagen 1" descr="Texto&#10;&#10;El contenido generado por IA puede ser incorrecto."/>
+            <wp:cNvGraphicFramePr>
+              <a:graphicFrameLocks xmlns:a="http://schemas.openxmlformats.org/drawingml/2006/main" noChangeAspect="1"/>
+            </wp:cNvGraphicFramePr>
+            <a:graphic xmlns:a="http://schemas.openxmlformats.org/drawingml/2006/main">
+              <a:graphicData uri="http://schemas.openxmlformats.org/drawingml/2006/picture">
+                <pic:pic xmlns:pic="http://schemas.openxmlformats.org/drawingml/2006/picture">
+                  <pic:nvPicPr>
+                    <pic:cNvPr id="929259249" name="Imagen 1" descr="Texto&#10;&#10;El contenido generado por IA puede ser incorrecto."/>
+                    <pic:cNvPicPr/>
+                  </pic:nvPicPr>
+                  <pic:blipFill>
+                    <a:blip r:embed="rId16"/>
+                    <a:stretch>
+                      <a:fillRect/>
+                    </a:stretch>
+                  </pic:blipFill>
+                  <pic:spPr>
+                    <a:xfrm>
+                      <a:off x="0" y="0"/>
+                      <a:ext cx="5612130" cy="4723765"/>
+                    </a:xfrm>
+                    <a:prstGeom prst="rect">
+                      <a:avLst/>
+                    </a:prstGeom>
+                  </pic:spPr>
+                </pic:pic>
+              </a:graphicData>
+            </a:graphic>
+          </wp:inline>
+        </w:drawing>
       </w:r>
       <w:r>
         <w:rPr>
@@ -4665,11 +5970,1093 @@
           <w:bCs/>
           <w:color w:val="5B9BD5" w:themeColor="accent1"/>
           <w:sz w:val="28"/>
-          <w:szCs w:val="28"/>
+          <w:szCs w:val="24"/>
           <w:u w:val="single"/>
         </w:rPr>
       </w:pPr>
       <w:r>
+        <w:rPr>
+          <w:rFonts w:ascii="Bahnschrift" w:hAnsi="Bahnschrift"/>
+          <w:b/>
+          <w:bCs/>
+          <w:color w:val="5B9BD5" w:themeColor="accent1"/>
+          <w:sz w:val="28"/>
+          <w:szCs w:val="24"/>
+          <w:u w:val="single"/>
+        </w:rPr>
+        <w:lastRenderedPageBreak/>
+        <w:t>Controlador:</w:t>
+      </w:r>
+    </w:p>
+    <w:p>
+      <w:pPr>
+        <w:jc w:val="both"/>
+        <w:rPr>
+          <w:rFonts w:ascii="Bahnschrift" w:hAnsi="Bahnschrift"/>
+        </w:rPr>
+      </w:pPr>
+      <w:r>
+        <w:rPr>
+          <w:rFonts w:ascii="Bahnschrift" w:hAnsi="Bahnschrift"/>
+        </w:rPr>
+        <w:t>El Controlador es el componente central del patrón MVC</w:t>
+      </w:r>
+      <w:r>
+        <w:rPr>
+          <w:rFonts w:ascii="Bahnschrift" w:hAnsi="Bahnschrift"/>
+        </w:rPr>
+        <w:t xml:space="preserve"> (</w:t>
+      </w:r>
+      <w:hyperlink r:id="rId17" w:history="1">
+        <w:r>
+          <w:rPr>
+            <w:rStyle w:val="Hipervnculo"/>
+            <w:rFonts w:ascii="Bahnschrift" w:hAnsi="Bahnschrift"/>
+          </w:rPr>
+          <w:t>UM</w:t>
+        </w:r>
+        <w:r>
+          <w:rPr>
+            <w:rStyle w:val="Hipervnculo"/>
+            <w:rFonts w:ascii="Bahnschrift" w:hAnsi="Bahnschrift"/>
+          </w:rPr>
+          <w:t>L</w:t>
+        </w:r>
+      </w:hyperlink>
+      <w:r>
+        <w:rPr>
+          <w:vertAlign w:val="subscript"/>
+        </w:rPr>
+        <w:t>3</w:t>
+      </w:r>
+      <w:r>
+        <w:rPr>
+          <w:rFonts w:ascii="Bahnschrift" w:hAnsi="Bahnschrift"/>
+        </w:rPr>
+        <w:t>)</w:t>
+      </w:r>
+      <w:r>
+        <w:rPr>
+          <w:rFonts w:ascii="Bahnschrift" w:hAnsi="Bahnschrift"/>
+        </w:rPr>
+        <w:t xml:space="preserve"> en nuestra aplicación. Implementa la interfaz ActionListener para centralizar todos los eventos de la UI (como clics de botón) provenientes de IVistaPrincipal e IVistaSimulacion.</w:t>
+      </w:r>
+    </w:p>
+    <w:p>
+      <w:pPr>
+        <w:jc w:val="both"/>
+        <w:rPr>
+          <w:rFonts w:ascii="Bahnschrift" w:hAnsi="Bahnschrift"/>
+        </w:rPr>
+      </w:pPr>
+      <w:r>
+        <w:rPr>
+          <w:rFonts w:ascii="Bahnschrift" w:hAnsi="Bahnschrift"/>
+        </w:rPr>
+        <w:t>Su método actionPerformed actúa como un despachador (dispatcher), traduciendo los comandos de acción de la vista (ej. DAR_ALTA) en llamadas a métodos de lógica específicos (ej. guardarAsociado()).</w:t>
+      </w:r>
+    </w:p>
+    <w:p>
+      <w:pPr>
+        <w:jc w:val="both"/>
+        <w:rPr>
+          <w:rFonts w:ascii="Bahnschrift" w:hAnsi="Bahnschrift"/>
+        </w:rPr>
+      </w:pPr>
+      <w:r>
+        <w:rPr>
+          <w:rFonts w:ascii="Bahnschrift" w:hAnsi="Bahnschrift"/>
+        </w:rPr>
+        <w:t>Estos métodos orquestan el flujo completo de la aplicación: (1) obtienen los datos de entrada desde la Vista, (2) los envía al Modelo (Clinica) para que ejecute la lógica de negocio, y (3) actualiza la Vista con el resultado (ej. refrescando la lista de asociados o mostrando un mensaje de éxito).</w:t>
+      </w:r>
+    </w:p>
+    <w:p>
+      <w:pPr>
+        <w:spacing w:after="0"/>
+        <w:jc w:val="both"/>
+        <w:rPr>
+          <w:rFonts w:ascii="Bahnschrift" w:hAnsi="Bahnschrift"/>
+        </w:rPr>
+      </w:pPr>
+      <w:r>
+        <w:rPr>
+          <w:rFonts w:ascii="Bahnschrift" w:hAnsi="Bahnschrift"/>
+        </w:rPr>
+        <w:t>Además, el controlador maneja las excepciones (como SQLException o datosAsociadoDTOIncorrectoException) que pueden surgir tanto en la vista como en el modelo, asegurando que los errores se comuniquen al usuario de forma controlada a través de la interfaz gráfica.</w:t>
+      </w:r>
+    </w:p>
+    <w:p>
+      <w:pPr>
+        <w:jc w:val="center"/>
+        <w:rPr>
+          <w:rFonts w:ascii="Bahnschrift" w:hAnsi="Bahnschrift"/>
+        </w:rPr>
+      </w:pPr>
+      <w:r>
+        <w:rPr>
+          <w:rFonts w:ascii="Bahnschrift" w:hAnsi="Bahnschrift"/>
+          <w:noProof/>
+        </w:rPr>
+        <w:drawing>
+          <wp:inline distT="0" distB="0" distL="0" distR="0" wp14:anchorId="2F27F151" wp14:editId="5D42CAE3">
+            <wp:extent cx="4152585" cy="4444365"/>
+            <wp:effectExtent l="0" t="0" r="635" b="0"/>
+            <wp:docPr id="1966169873" name="Imagen 1" descr="Texto&#10;&#10;El contenido generado por IA puede ser incorrecto."/>
+            <wp:cNvGraphicFramePr>
+              <a:graphicFrameLocks xmlns:a="http://schemas.openxmlformats.org/drawingml/2006/main" noChangeAspect="1"/>
+            </wp:cNvGraphicFramePr>
+            <a:graphic xmlns:a="http://schemas.openxmlformats.org/drawingml/2006/main">
+              <a:graphicData uri="http://schemas.openxmlformats.org/drawingml/2006/picture">
+                <pic:pic xmlns:pic="http://schemas.openxmlformats.org/drawingml/2006/picture">
+                  <pic:nvPicPr>
+                    <pic:cNvPr id="1966169873" name="Imagen 1" descr="Texto&#10;&#10;El contenido generado por IA puede ser incorrecto."/>
+                    <pic:cNvPicPr/>
+                  </pic:nvPicPr>
+                  <pic:blipFill>
+                    <a:blip r:embed="rId18"/>
+                    <a:stretch>
+                      <a:fillRect/>
+                    </a:stretch>
+                  </pic:blipFill>
+                  <pic:spPr>
+                    <a:xfrm>
+                      <a:off x="0" y="0"/>
+                      <a:ext cx="4159887" cy="4452180"/>
+                    </a:xfrm>
+                    <a:prstGeom prst="rect">
+                      <a:avLst/>
+                    </a:prstGeom>
+                  </pic:spPr>
+                </pic:pic>
+              </a:graphicData>
+            </a:graphic>
+          </wp:inline>
+        </w:drawing>
+      </w:r>
+    </w:p>
+    <w:p>
+      <w:pPr>
+        <w:jc w:val="center"/>
+        <w:rPr>
+          <w:rFonts w:ascii="Bahnschrift" w:hAnsi="Bahnschrift"/>
+          <w:b/>
+          <w:color w:val="5B9BD5" w:themeColor="accent1"/>
+          <w:sz w:val="32"/>
+          <w:u w:val="single"/>
+          <w14:textOutline w14:w="0" w14:cap="flat" w14:cmpd="sng" w14:algn="ctr">
+            <w14:noFill/>
+            <w14:prstDash w14:val="solid"/>
+            <w14:round/>
+          </w14:textOutline>
+        </w:rPr>
+      </w:pPr>
+      <w:r>
+        <w:rPr>
+          <w:rFonts w:ascii="Bahnschrift" w:hAnsi="Bahnschrift"/>
+          <w:b/>
+          <w:color w:val="5B9BD5" w:themeColor="accent1"/>
+          <w:sz w:val="32"/>
+          <w:u w:val="single"/>
+          <w14:textOutline w14:w="0" w14:cap="flat" w14:cmpd="sng" w14:algn="ctr">
+            <w14:noFill/>
+            <w14:prstDash w14:val="solid"/>
+            <w14:round/>
+          </w14:textOutline>
+        </w:rPr>
+        <w:lastRenderedPageBreak/>
+        <w:t>Vista</w:t>
+      </w:r>
+    </w:p>
+    <w:p>
+      <w:pPr>
+        <w:jc w:val="both"/>
+        <w:rPr>
+          <w:rFonts w:ascii="Bahnschrift" w:hAnsi="Bahnschrift"/>
+          <w:u w:val="single"/>
+        </w:rPr>
+      </w:pPr>
+      <w:r>
+        <w:rPr>
+          <w:rFonts w:ascii="Bahnschrift" w:hAnsi="Bahnschrift"/>
+          <w:u w:val="single"/>
+        </w:rPr>
+        <w:t>Vista: Ventana Principal</w:t>
+      </w:r>
+    </w:p>
+    <w:p>
+      <w:pPr>
+        <w:jc w:val="both"/>
+        <w:rPr>
+          <w:rFonts w:ascii="Bahnschrift" w:hAnsi="Bahnschrift"/>
+        </w:rPr>
+      </w:pPr>
+      <w:r>
+        <w:rPr>
+          <w:rFonts w:ascii="Bahnschrift" w:hAnsi="Bahnschrift"/>
+        </w:rPr>
+        <w:t>La clase VentanaPrincipal constituye la interfaz gráfica central de la aplicación e implementa la interfaz IVistaPrincipal. Su estructura visual se organiza mediante un JTabbedPane que divide la funcionalidad en dos módulos claros: la gestión administrativa de asociados y la configuración de parámetros para la simulación. Más allá de la presentación, esta clase desempeña un rol crítico como primera barrera de validación de datos. Al recuperar la información ingresada por el usuario a través de métodos como getNuevoAsociado() o getCantAsociados(), la vista aplica reglas de integridad rigurosas —como verificar campos vacíos o asegurar valores positivos— y lanza excepciones propias como datosAsociadoDTOIncorrectoException si la entrada no es válida, impidiendo así que datos corruptos lleguen al modelo. Para mantener el desacoplamiento con la lógica de negocio, la comunicación con el Controlador se realiza mediante ActionCommands (cadenas estáticas como DAR_ALTA o ACEPTAR)</w:t>
+      </w:r>
+      <w:r>
+        <w:rPr>
+          <w:rFonts w:ascii="Bahnschrift" w:hAnsi="Bahnschrift"/>
+        </w:rPr>
+        <w:t xml:space="preserve"> y poniendo al controlador con el </w:t>
+      </w:r>
+      <w:proofErr w:type="spellStart"/>
+      <w:r>
+        <w:rPr>
+          <w:rFonts w:ascii="Bahnschrift" w:hAnsi="Bahnschrift"/>
+          <w:i/>
+          <w:iCs/>
+        </w:rPr>
+        <w:t>listener</w:t>
+      </w:r>
+      <w:proofErr w:type="spellEnd"/>
+      <w:r>
+        <w:rPr>
+          <w:rFonts w:ascii="Bahnschrift" w:hAnsi="Bahnschrift"/>
+          <w:i/>
+          <w:iCs/>
+        </w:rPr>
+        <w:t xml:space="preserve"> </w:t>
+      </w:r>
+      <w:r>
+        <w:rPr>
+          <w:rFonts w:ascii="Bahnschrift" w:hAnsi="Bahnschrift"/>
+        </w:rPr>
+        <w:t>de todos los elementos que producen eventos</w:t>
+      </w:r>
+      <w:r>
+        <w:rPr>
+          <w:rFonts w:ascii="Bahnschrift" w:hAnsi="Bahnschrift"/>
+        </w:rPr>
+        <w:t xml:space="preserve">, permitiendo que la interfaz notifique las intenciones del usuario sin conocer la implementación subyacente. Asimismo, su rol de visualización es pasivo, limitándose a refrescar su DefaultListModel interno únicamente cuando recibe la orden explícita a través de </w:t>
+      </w:r>
+      <w:proofErr w:type="spellStart"/>
+      <w:proofErr w:type="gramStart"/>
+      <w:r>
+        <w:rPr>
+          <w:rFonts w:ascii="Bahnschrift" w:hAnsi="Bahnschrift"/>
+        </w:rPr>
+        <w:t>actualizarListaAsociados</w:t>
+      </w:r>
+      <w:proofErr w:type="spellEnd"/>
+      <w:r>
+        <w:rPr>
+          <w:rFonts w:ascii="Bahnschrift" w:hAnsi="Bahnschrift"/>
+        </w:rPr>
+        <w:t>(</w:t>
+      </w:r>
+      <w:proofErr w:type="gramEnd"/>
+      <w:r>
+        <w:rPr>
+          <w:rFonts w:ascii="Bahnschrift" w:hAnsi="Bahnschrift"/>
+        </w:rPr>
+        <w:t>).</w:t>
+      </w:r>
+    </w:p>
+    <w:p>
+      <w:pPr>
+        <w:jc w:val="both"/>
+        <w:rPr>
+          <w:rFonts w:ascii="Bahnschrift" w:hAnsi="Bahnschrift"/>
+        </w:rPr>
+      </w:pPr>
+      <w:r>
+        <w:rPr>
+          <w:rFonts w:ascii="Bahnschrift" w:hAnsi="Bahnschrift"/>
+          <w:noProof/>
+        </w:rPr>
+        <w:drawing>
+          <wp:inline distT="0" distB="0" distL="0" distR="0" wp14:anchorId="5FEC471D" wp14:editId="066DF23F">
+            <wp:extent cx="5612130" cy="1745615"/>
+            <wp:effectExtent l="0" t="0" r="7620" b="6985"/>
+            <wp:docPr id="1114584534" name="Imagen 1" descr="Texto&#10;&#10;El contenido generado por IA puede ser incorrecto."/>
+            <wp:cNvGraphicFramePr>
+              <a:graphicFrameLocks xmlns:a="http://schemas.openxmlformats.org/drawingml/2006/main" noChangeAspect="1"/>
+            </wp:cNvGraphicFramePr>
+            <a:graphic xmlns:a="http://schemas.openxmlformats.org/drawingml/2006/main">
+              <a:graphicData uri="http://schemas.openxmlformats.org/drawingml/2006/picture">
+                <pic:pic xmlns:pic="http://schemas.openxmlformats.org/drawingml/2006/picture">
+                  <pic:nvPicPr>
+                    <pic:cNvPr id="1114584534" name="Imagen 1" descr="Texto&#10;&#10;El contenido generado por IA puede ser incorrecto."/>
+                    <pic:cNvPicPr/>
+                  </pic:nvPicPr>
+                  <pic:blipFill>
+                    <a:blip r:embed="rId19"/>
+                    <a:stretch>
+                      <a:fillRect/>
+                    </a:stretch>
+                  </pic:blipFill>
+                  <pic:spPr>
+                    <a:xfrm>
+                      <a:off x="0" y="0"/>
+                      <a:ext cx="5612130" cy="1745615"/>
+                    </a:xfrm>
+                    <a:prstGeom prst="rect">
+                      <a:avLst/>
+                    </a:prstGeom>
+                  </pic:spPr>
+                </pic:pic>
+              </a:graphicData>
+            </a:graphic>
+          </wp:inline>
+        </w:drawing>
+      </w:r>
+    </w:p>
+    <w:p>
+      <w:pPr>
+        <w:jc w:val="both"/>
+        <w:rPr>
+          <w:rFonts w:ascii="Bahnschrift" w:hAnsi="Bahnschrift"/>
+          <w:u w:val="single"/>
+        </w:rPr>
+      </w:pPr>
+      <w:r>
+        <w:rPr>
+          <w:rFonts w:ascii="Bahnschrift" w:hAnsi="Bahnschrift"/>
+          <w:u w:val="single"/>
+        </w:rPr>
+        <w:t>Vista: Ventana de Simulación</w:t>
+      </w:r>
+    </w:p>
+    <w:p>
+      <w:pPr>
+        <w:jc w:val="both"/>
+        <w:rPr>
+          <w:rFonts w:ascii="Bahnschrift" w:hAnsi="Bahnschrift"/>
+        </w:rPr>
+      </w:pPr>
+      <w:r>
+        <w:rPr>
+          <w:rFonts w:ascii="Bahnschrift" w:hAnsi="Bahnschrift"/>
+        </w:rPr>
+        <w:t xml:space="preserve">Por su parte, la clase VentanaSimulacion implementa la interfaz IVistaSimulacion y cumple una función especializada como monitor de actividad en tiempo real. A diferencia de la ventana principal, esta vista gestiona su propio ciclo de vida visual, haciéndose visible y tomando el foco solo cuando el Controlador invoca iniciarSimulacion(), y ajustando el estado de sus controles (como deshabilitar el botón de finalizar) una vez que el proceso concluye. Su característica técnica más relevante es la capacidad de interpretar semánticamente el flujo de la simulación. El método actualizarEstadoSimulacion() recibe objetos NotificacionSimulacion y, en lugar de simplemente concatenar texto, evalúa el tipo de notificación para renderizar el mensaje con formato enriquecido en un JTextPane. Mediante el uso de StyledDocument, la vista asigna dinámicamente colores específicos </w:t>
+      </w:r>
+      <w:r>
+        <w:rPr>
+          <w:rFonts w:ascii="Bahnschrift" w:hAnsi="Bahnschrift"/>
+        </w:rPr>
+        <w:lastRenderedPageBreak/>
+        <w:t>según la gravedad del evento —azul para información, verde para éxito ("OK") y naranja para alertas ("NO_AMBULANCIA")— proporcionando así un feedback visual inmediato y jerarquizado sobre el estado de la atención clínica.</w:t>
+      </w:r>
+    </w:p>
+    <w:p>
+      <w:pPr>
+        <w:jc w:val="both"/>
+        <w:rPr>
+          <w:rFonts w:ascii="Bahnschrift" w:hAnsi="Bahnschrift"/>
+        </w:rPr>
+      </w:pPr>
+      <w:r>
+        <w:rPr>
+          <w:rFonts w:ascii="Bahnschrift" w:hAnsi="Bahnschrift"/>
+          <w:noProof/>
+        </w:rPr>
+        <w:drawing>
+          <wp:inline distT="0" distB="0" distL="0" distR="0" wp14:anchorId="11C02EE3" wp14:editId="2C7A210D">
+            <wp:extent cx="5612130" cy="1797685"/>
+            <wp:effectExtent l="0" t="0" r="7620" b="0"/>
+            <wp:docPr id="303890807" name="Imagen 1" descr="Texto&#10;&#10;El contenido generado por IA puede ser incorrecto."/>
+            <wp:cNvGraphicFramePr>
+              <a:graphicFrameLocks xmlns:a="http://schemas.openxmlformats.org/drawingml/2006/main" noChangeAspect="1"/>
+            </wp:cNvGraphicFramePr>
+            <a:graphic xmlns:a="http://schemas.openxmlformats.org/drawingml/2006/main">
+              <a:graphicData uri="http://schemas.openxmlformats.org/drawingml/2006/picture">
+                <pic:pic xmlns:pic="http://schemas.openxmlformats.org/drawingml/2006/picture">
+                  <pic:nvPicPr>
+                    <pic:cNvPr id="303890807" name="Imagen 1" descr="Texto&#10;&#10;El contenido generado por IA puede ser incorrecto."/>
+                    <pic:cNvPicPr/>
+                  </pic:nvPicPr>
+                  <pic:blipFill>
+                    <a:blip r:embed="rId20"/>
+                    <a:stretch>
+                      <a:fillRect/>
+                    </a:stretch>
+                  </pic:blipFill>
+                  <pic:spPr>
+                    <a:xfrm>
+                      <a:off x="0" y="0"/>
+                      <a:ext cx="5612130" cy="1797685"/>
+                    </a:xfrm>
+                    <a:prstGeom prst="rect">
+                      <a:avLst/>
+                    </a:prstGeom>
+                  </pic:spPr>
+                </pic:pic>
+              </a:graphicData>
+            </a:graphic>
+          </wp:inline>
+        </w:drawing>
+      </w:r>
+    </w:p>
+    <w:p>
+      <w:pPr>
+        <w:jc w:val="center"/>
+        <w:rPr>
+          <w:rFonts w:ascii="Bahnschrift" w:hAnsi="Bahnschrift"/>
+          <w:b/>
+          <w:color w:val="5B9BD5" w:themeColor="accent1"/>
+          <w:sz w:val="28"/>
+          <w:u w:val="single"/>
+          <w:lang w:val="es-ES"/>
+          <w14:textOutline w14:w="0" w14:cap="flat" w14:cmpd="sng" w14:algn="ctr">
+            <w14:noFill/>
+            <w14:prstDash w14:val="solid"/>
+            <w14:round/>
+          </w14:textOutline>
+        </w:rPr>
+      </w:pPr>
+      <w:r>
+        <w:rPr>
+          <w:rFonts w:ascii="Bahnschrift" w:hAnsi="Bahnschrift"/>
+          <w:b/>
+          <w:color w:val="5B9BD5" w:themeColor="accent1"/>
+          <w:sz w:val="28"/>
+          <w:u w:val="single"/>
+          <w:lang w:val="es-ES"/>
+          <w14:textOutline w14:w="0" w14:cap="flat" w14:cmpd="sng" w14:algn="ctr">
+            <w14:noFill/>
+            <w14:prstDash w14:val="solid"/>
+            <w14:round/>
+          </w14:textOutline>
+        </w:rPr>
+        <w:t>Persistencia</w:t>
+      </w:r>
+    </w:p>
+    <w:p>
+      <w:pPr>
+        <w:jc w:val="both"/>
+        <w:rPr>
+          <w:rFonts w:ascii="Bahnschrift" w:hAnsi="Bahnschrift"/>
+          <w:b/>
+          <w:lang w:val="es-ES"/>
+        </w:rPr>
+      </w:pPr>
+      <w:r>
+        <w:rPr>
+          <w:rFonts w:ascii="Bahnschrift" w:hAnsi="Bahnschrift"/>
+          <w:b/>
+          <w:lang w:val="es-ES"/>
+        </w:rPr>
+        <w:t>Base de Datos:</w:t>
+      </w:r>
+    </w:p>
+    <w:p>
+      <w:pPr>
+        <w:jc w:val="both"/>
+        <w:rPr>
+          <w:rFonts w:ascii="Bahnschrift" w:hAnsi="Bahnschrift"/>
+          <w:lang w:val="es-ES"/>
+        </w:rPr>
+      </w:pPr>
+      <w:r>
+        <w:rPr>
+          <w:rFonts w:ascii="Bahnschrift" w:hAnsi="Bahnschrift"/>
+          <w:lang w:val="es-ES"/>
+        </w:rPr>
+        <w:t xml:space="preserve">La clase </w:t>
+      </w:r>
+      <w:proofErr w:type="spellStart"/>
+      <w:r>
+        <w:rPr>
+          <w:rFonts w:ascii="Bahnschrift" w:hAnsi="Bahnschrift"/>
+          <w:lang w:val="es-ES"/>
+        </w:rPr>
+        <w:t>BaseDeDatos</w:t>
+      </w:r>
+      <w:proofErr w:type="spellEnd"/>
+      <w:r>
+        <w:rPr>
+          <w:rFonts w:ascii="Bahnschrift" w:hAnsi="Bahnschrift"/>
+          <w:lang w:val="es-ES"/>
+        </w:rPr>
+        <w:t xml:space="preserve"> funciona como el motor de bajo nivel de nuestra capa de persistencia, encargándose de gestionar la conexión directa con el servidor MySQL mediante JDBC. Para garantizar una gestión eficiente de los recursos, esta clase implementa el patrón de diseño </w:t>
+      </w:r>
+      <w:proofErr w:type="spellStart"/>
+      <w:r>
+        <w:rPr>
+          <w:rFonts w:ascii="Bahnschrift" w:hAnsi="Bahnschrift"/>
+          <w:lang w:val="es-ES"/>
+        </w:rPr>
+        <w:t>Singleton</w:t>
+      </w:r>
+      <w:proofErr w:type="spellEnd"/>
+      <w:r>
+        <w:rPr>
+          <w:rFonts w:ascii="Bahnschrift" w:hAnsi="Bahnschrift"/>
+          <w:lang w:val="es-ES"/>
+        </w:rPr>
+        <w:t xml:space="preserve"> (accesible a través de </w:t>
+      </w:r>
+      <w:proofErr w:type="spellStart"/>
+      <w:proofErr w:type="gramStart"/>
+      <w:r>
+        <w:rPr>
+          <w:rFonts w:ascii="Bahnschrift" w:hAnsi="Bahnschrift"/>
+          <w:lang w:val="es-ES"/>
+        </w:rPr>
+        <w:t>getInstancia</w:t>
+      </w:r>
+      <w:proofErr w:type="spellEnd"/>
+      <w:r>
+        <w:rPr>
+          <w:rFonts w:ascii="Bahnschrift" w:hAnsi="Bahnschrift"/>
+          <w:lang w:val="es-ES"/>
+        </w:rPr>
+        <w:t>(</w:t>
+      </w:r>
+      <w:proofErr w:type="gramEnd"/>
+      <w:r>
+        <w:rPr>
+          <w:rFonts w:ascii="Bahnschrift" w:hAnsi="Bahnschrift"/>
+          <w:lang w:val="es-ES"/>
+        </w:rPr>
+        <w:t>)), lo que asegura que exista una única instancia de conexión compartida durante toda la ejecución del programa. Más allá de las operaciones estándar de ejecución de consultas (</w:t>
+      </w:r>
+      <w:proofErr w:type="spellStart"/>
+      <w:r>
+        <w:rPr>
+          <w:rFonts w:ascii="Bahnschrift" w:hAnsi="Bahnschrift"/>
+          <w:lang w:val="es-ES"/>
+        </w:rPr>
+        <w:t>ejecutarConsulta</w:t>
+      </w:r>
+      <w:proofErr w:type="spellEnd"/>
+      <w:r>
+        <w:rPr>
+          <w:rFonts w:ascii="Bahnschrift" w:hAnsi="Bahnschrift"/>
+          <w:lang w:val="es-ES"/>
+        </w:rPr>
+        <w:t xml:space="preserve">, </w:t>
+      </w:r>
+      <w:proofErr w:type="spellStart"/>
+      <w:r>
+        <w:rPr>
+          <w:rFonts w:ascii="Bahnschrift" w:hAnsi="Bahnschrift"/>
+          <w:lang w:val="es-ES"/>
+        </w:rPr>
+        <w:t>ejecutarInsert</w:t>
+      </w:r>
+      <w:proofErr w:type="spellEnd"/>
+      <w:r>
+        <w:rPr>
+          <w:rFonts w:ascii="Bahnschrift" w:hAnsi="Bahnschrift"/>
+          <w:lang w:val="es-ES"/>
+        </w:rPr>
+        <w:t xml:space="preserve">), esta clase incluye una funcionalidad crítica en su método </w:t>
+      </w:r>
+      <w:proofErr w:type="spellStart"/>
+      <w:proofErr w:type="gramStart"/>
+      <w:r>
+        <w:rPr>
+          <w:rFonts w:ascii="Bahnschrift" w:hAnsi="Bahnschrift"/>
+          <w:lang w:val="es-ES"/>
+        </w:rPr>
+        <w:t>iniciarBD</w:t>
+      </w:r>
+      <w:proofErr w:type="spellEnd"/>
+      <w:r>
+        <w:rPr>
+          <w:rFonts w:ascii="Bahnschrift" w:hAnsi="Bahnschrift"/>
+          <w:lang w:val="es-ES"/>
+        </w:rPr>
+        <w:t>(</w:t>
+      </w:r>
+      <w:proofErr w:type="gramEnd"/>
+      <w:r>
+        <w:rPr>
+          <w:rFonts w:ascii="Bahnschrift" w:hAnsi="Bahnschrift"/>
+          <w:lang w:val="es-ES"/>
+        </w:rPr>
+        <w:t>): al arrancar, se encarga de preparar el entorno ejecutando scripts DDL para crear la estructura de tablas desde cero e inyectar un set inicial de datos de prueba (con apellidos curiosos basados en patrones de diseño como "</w:t>
+      </w:r>
+      <w:proofErr w:type="spellStart"/>
+      <w:r>
+        <w:rPr>
+          <w:rFonts w:ascii="Bahnschrift" w:hAnsi="Bahnschrift"/>
+          <w:lang w:val="es-ES"/>
+        </w:rPr>
+        <w:t>State</w:t>
+      </w:r>
+      <w:proofErr w:type="spellEnd"/>
+      <w:r>
+        <w:rPr>
+          <w:rFonts w:ascii="Bahnschrift" w:hAnsi="Bahnschrift"/>
+          <w:lang w:val="es-ES"/>
+        </w:rPr>
+        <w:t>" o "</w:t>
+      </w:r>
+      <w:proofErr w:type="spellStart"/>
+      <w:r>
+        <w:rPr>
+          <w:rFonts w:ascii="Bahnschrift" w:hAnsi="Bahnschrift"/>
+          <w:lang w:val="es-ES"/>
+        </w:rPr>
+        <w:t>Singleton</w:t>
+      </w:r>
+      <w:proofErr w:type="spellEnd"/>
+      <w:r>
+        <w:rPr>
+          <w:rFonts w:ascii="Bahnschrift" w:hAnsi="Bahnschrift"/>
+          <w:lang w:val="es-ES"/>
+        </w:rPr>
+        <w:t>"), facilitando así las pruebas inmediatas sin configuración manual previa.</w:t>
+      </w:r>
+    </w:p>
+    <w:p>
+      <w:pPr>
+        <w:jc w:val="both"/>
+        <w:rPr>
+          <w:rFonts w:ascii="Bahnschrift" w:hAnsi="Bahnschrift"/>
+          <w:lang w:val="es-ES"/>
+        </w:rPr>
+      </w:pPr>
+      <w:r>
+        <w:rPr>
+          <w:rFonts w:ascii="Bahnschrift" w:hAnsi="Bahnschrift"/>
+          <w:noProof/>
+          <w:lang w:val="es-ES"/>
+        </w:rPr>
+        <w:lastRenderedPageBreak/>
+        <w:drawing>
+          <wp:inline distT="0" distB="0" distL="0" distR="0" wp14:anchorId="2B918F1B" wp14:editId="4074D800">
+            <wp:extent cx="5612130" cy="1454150"/>
+            <wp:effectExtent l="0" t="0" r="7620" b="0"/>
+            <wp:docPr id="1016113901" name="Imagen 1" descr="Interfaz de usuario gráfica, Texto&#10;&#10;El contenido generado por IA puede ser incorrecto."/>
+            <wp:cNvGraphicFramePr>
+              <a:graphicFrameLocks xmlns:a="http://schemas.openxmlformats.org/drawingml/2006/main" noChangeAspect="1"/>
+            </wp:cNvGraphicFramePr>
+            <a:graphic xmlns:a="http://schemas.openxmlformats.org/drawingml/2006/main">
+              <a:graphicData uri="http://schemas.openxmlformats.org/drawingml/2006/picture">
+                <pic:pic xmlns:pic="http://schemas.openxmlformats.org/drawingml/2006/picture">
+                  <pic:nvPicPr>
+                    <pic:cNvPr id="1016113901" name="Imagen 1" descr="Interfaz de usuario gráfica, Texto&#10;&#10;El contenido generado por IA puede ser incorrecto."/>
+                    <pic:cNvPicPr/>
+                  </pic:nvPicPr>
+                  <pic:blipFill>
+                    <a:blip r:embed="rId21"/>
+                    <a:stretch>
+                      <a:fillRect/>
+                    </a:stretch>
+                  </pic:blipFill>
+                  <pic:spPr>
+                    <a:xfrm>
+                      <a:off x="0" y="0"/>
+                      <a:ext cx="5612130" cy="1454150"/>
+                    </a:xfrm>
+                    <a:prstGeom prst="rect">
+                      <a:avLst/>
+                    </a:prstGeom>
+                  </pic:spPr>
+                </pic:pic>
+              </a:graphicData>
+            </a:graphic>
+          </wp:inline>
+        </w:drawing>
+      </w:r>
+      <w:r>
+        <w:rPr>
+          <w:noProof/>
+        </w:rPr>
+        <w:t xml:space="preserve"> </w:t>
+      </w:r>
+      <w:r>
+        <w:rPr>
+          <w:rFonts w:ascii="Bahnschrift" w:hAnsi="Bahnschrift"/>
+          <w:noProof/>
+          <w:lang w:val="es-ES"/>
+        </w:rPr>
+        <w:drawing>
+          <wp:inline distT="0" distB="0" distL="0" distR="0" wp14:anchorId="2E966834" wp14:editId="57D6FB03">
+            <wp:extent cx="5612130" cy="2273935"/>
+            <wp:effectExtent l="0" t="0" r="7620" b="0"/>
+            <wp:docPr id="2042277275" name="Imagen 1" descr="Captura de pantalla de computadora&#10;&#10;El contenido generado por IA puede ser incorrecto."/>
+            <wp:cNvGraphicFramePr>
+              <a:graphicFrameLocks xmlns:a="http://schemas.openxmlformats.org/drawingml/2006/main" noChangeAspect="1"/>
+            </wp:cNvGraphicFramePr>
+            <a:graphic xmlns:a="http://schemas.openxmlformats.org/drawingml/2006/main">
+              <a:graphicData uri="http://schemas.openxmlformats.org/drawingml/2006/picture">
+                <pic:pic xmlns:pic="http://schemas.openxmlformats.org/drawingml/2006/picture">
+                  <pic:nvPicPr>
+                    <pic:cNvPr id="2042277275" name="Imagen 1" descr="Captura de pantalla de computadora&#10;&#10;El contenido generado por IA puede ser incorrecto."/>
+                    <pic:cNvPicPr/>
+                  </pic:nvPicPr>
+                  <pic:blipFill>
+                    <a:blip r:embed="rId22"/>
+                    <a:stretch>
+                      <a:fillRect/>
+                    </a:stretch>
+                  </pic:blipFill>
+                  <pic:spPr>
+                    <a:xfrm>
+                      <a:off x="0" y="0"/>
+                      <a:ext cx="5612130" cy="2273935"/>
+                    </a:xfrm>
+                    <a:prstGeom prst="rect">
+                      <a:avLst/>
+                    </a:prstGeom>
+                  </pic:spPr>
+                </pic:pic>
+              </a:graphicData>
+            </a:graphic>
+          </wp:inline>
+        </w:drawing>
+      </w:r>
+    </w:p>
+    <w:p>
+      <w:pPr>
+        <w:jc w:val="both"/>
+        <w:rPr>
+          <w:rFonts w:ascii="Bahnschrift" w:hAnsi="Bahnschrift"/>
+          <w:b/>
+          <w:lang w:val="es-ES"/>
+        </w:rPr>
+      </w:pPr>
+      <w:r>
+        <w:rPr>
+          <w:rFonts w:ascii="Bahnschrift" w:hAnsi="Bahnschrift"/>
+          <w:b/>
+          <w:lang w:val="es-ES"/>
+        </w:rPr>
+        <w:t>Data Access Object:</w:t>
+      </w:r>
+    </w:p>
+    <w:p>
+      <w:pPr>
+        <w:jc w:val="both"/>
+        <w:rPr>
+          <w:rFonts w:ascii="Bahnschrift" w:hAnsi="Bahnschrift"/>
+          <w:lang w:val="es-ES"/>
+        </w:rPr>
+      </w:pPr>
+      <w:r>
+        <w:rPr>
+          <w:rFonts w:ascii="Bahnschrift" w:hAnsi="Bahnschrift"/>
+          <w:lang w:val="es-ES"/>
+        </w:rPr>
+        <w:t xml:space="preserve">La clase </w:t>
+      </w:r>
+      <w:proofErr w:type="spellStart"/>
+      <w:r>
+        <w:rPr>
+          <w:rFonts w:ascii="Bahnschrift" w:hAnsi="Bahnschrift"/>
+          <w:lang w:val="es-ES"/>
+        </w:rPr>
+        <w:t>DataAccessObject</w:t>
+      </w:r>
+      <w:proofErr w:type="spellEnd"/>
+      <w:r>
+        <w:rPr>
+          <w:rFonts w:ascii="Bahnschrift" w:hAnsi="Bahnschrift"/>
+          <w:lang w:val="es-ES"/>
+        </w:rPr>
+        <w:t xml:space="preserve"> actúa como la capa de abstracción que aísla a la lógica de negocio de los detalles del lenguaje SQL. Su responsabilidad principal es traducir las intenciones del modelo (como guardar o eliminar un asociado) en sentencias SQL concretas (como INSERT INTO o DELETE FROM) que luego delega a la clase </w:t>
+      </w:r>
+      <w:proofErr w:type="spellStart"/>
+      <w:r>
+        <w:rPr>
+          <w:rFonts w:ascii="Bahnschrift" w:hAnsi="Bahnschrift"/>
+          <w:lang w:val="es-ES"/>
+        </w:rPr>
+        <w:t>BaseDeDatos</w:t>
+      </w:r>
+      <w:proofErr w:type="spellEnd"/>
+      <w:r>
+        <w:rPr>
+          <w:rFonts w:ascii="Bahnschrift" w:hAnsi="Bahnschrift"/>
+          <w:lang w:val="es-ES"/>
+        </w:rPr>
+        <w:t xml:space="preserve">. Este componente realiza el mapeo objeto-relacional manual: toma objetos de dominio Asociado, los convierte en objetos de transferencia </w:t>
+      </w:r>
+      <w:proofErr w:type="spellStart"/>
+      <w:r>
+        <w:rPr>
+          <w:rFonts w:ascii="Bahnschrift" w:hAnsi="Bahnschrift"/>
+          <w:lang w:val="es-ES"/>
+        </w:rPr>
+        <w:t>AsociadoDTO</w:t>
+      </w:r>
+      <w:proofErr w:type="spellEnd"/>
+      <w:r>
+        <w:rPr>
+          <w:rFonts w:ascii="Bahnschrift" w:hAnsi="Bahnschrift"/>
+          <w:lang w:val="es-ES"/>
+        </w:rPr>
+        <w:t xml:space="preserve"> mediante métodos de utilidad como </w:t>
+      </w:r>
+      <w:proofErr w:type="spellStart"/>
+      <w:r>
+        <w:rPr>
+          <w:rFonts w:ascii="Bahnschrift" w:hAnsi="Bahnschrift"/>
+          <w:lang w:val="es-ES"/>
+        </w:rPr>
+        <w:t>CrearDTO</w:t>
+      </w:r>
+      <w:proofErr w:type="spellEnd"/>
+      <w:r>
+        <w:rPr>
+          <w:rFonts w:ascii="Bahnschrift" w:hAnsi="Bahnschrift"/>
+          <w:lang w:val="es-ES"/>
+        </w:rPr>
+        <w:t xml:space="preserve">, y viceversa al leer resultados de la base de datos. Además, el DAO implementa validaciones defensivas utilizando </w:t>
+      </w:r>
+      <w:proofErr w:type="spellStart"/>
+      <w:r>
+        <w:rPr>
+          <w:rFonts w:ascii="Bahnschrift" w:hAnsi="Bahnschrift"/>
+          <w:lang w:val="es-ES"/>
+        </w:rPr>
+        <w:t>assert</w:t>
+      </w:r>
+      <w:proofErr w:type="spellEnd"/>
+      <w:r>
+        <w:rPr>
+          <w:rFonts w:ascii="Bahnschrift" w:hAnsi="Bahnschrift"/>
+          <w:lang w:val="es-ES"/>
+        </w:rPr>
+        <w:t xml:space="preserve"> para asegurar que no se intenten persistir objetos nulos o realizar consultas con </w:t>
+      </w:r>
+      <w:proofErr w:type="spellStart"/>
+      <w:r>
+        <w:rPr>
+          <w:rFonts w:ascii="Bahnschrift" w:hAnsi="Bahnschrift"/>
+          <w:lang w:val="es-ES"/>
+        </w:rPr>
+        <w:t>IDs</w:t>
+      </w:r>
+      <w:proofErr w:type="spellEnd"/>
+      <w:r>
+        <w:rPr>
+          <w:rFonts w:ascii="Bahnschrift" w:hAnsi="Bahnschrift"/>
+          <w:lang w:val="es-ES"/>
+        </w:rPr>
+        <w:t xml:space="preserve"> inválidos antes de siquiera contactar a la base de datos.</w:t>
+      </w:r>
+    </w:p>
+    <w:p>
+      <w:pPr>
+        <w:jc w:val="both"/>
+        <w:rPr>
+          <w:rFonts w:ascii="Bahnschrift" w:hAnsi="Bahnschrift"/>
+          <w:lang w:val="es-ES"/>
+        </w:rPr>
+      </w:pPr>
+      <w:r>
+        <w:rPr>
+          <w:rFonts w:ascii="Bahnschrift" w:hAnsi="Bahnschrift"/>
+          <w:noProof/>
+          <w:lang w:val="es-ES"/>
+        </w:rPr>
+        <w:drawing>
+          <wp:inline distT="0" distB="0" distL="0" distR="0" wp14:anchorId="3EED843E" wp14:editId="42E6E320">
+            <wp:extent cx="5612130" cy="1360170"/>
+            <wp:effectExtent l="0" t="0" r="7620" b="0"/>
+            <wp:docPr id="1964388357" name="Imagen 1" descr="Texto&#10;&#10;El contenido generado por IA puede ser incorrecto."/>
+            <wp:cNvGraphicFramePr>
+              <a:graphicFrameLocks xmlns:a="http://schemas.openxmlformats.org/drawingml/2006/main" noChangeAspect="1"/>
+            </wp:cNvGraphicFramePr>
+            <a:graphic xmlns:a="http://schemas.openxmlformats.org/drawingml/2006/main">
+              <a:graphicData uri="http://schemas.openxmlformats.org/drawingml/2006/picture">
+                <pic:pic xmlns:pic="http://schemas.openxmlformats.org/drawingml/2006/picture">
+                  <pic:nvPicPr>
+                    <pic:cNvPr id="1964388357" name="Imagen 1" descr="Texto&#10;&#10;El contenido generado por IA puede ser incorrecto."/>
+                    <pic:cNvPicPr/>
+                  </pic:nvPicPr>
+                  <pic:blipFill>
+                    <a:blip r:embed="rId23"/>
+                    <a:stretch>
+                      <a:fillRect/>
+                    </a:stretch>
+                  </pic:blipFill>
+                  <pic:spPr>
+                    <a:xfrm>
+                      <a:off x="0" y="0"/>
+                      <a:ext cx="5612130" cy="1360170"/>
+                    </a:xfrm>
+                    <a:prstGeom prst="rect">
+                      <a:avLst/>
+                    </a:prstGeom>
+                  </pic:spPr>
+                </pic:pic>
+              </a:graphicData>
+            </a:graphic>
+          </wp:inline>
+        </w:drawing>
+      </w:r>
+    </w:p>
+    <w:p>
+      <w:pPr>
+        <w:jc w:val="both"/>
+        <w:rPr>
+          <w:rFonts w:ascii="Bahnschrift" w:hAnsi="Bahnschrift"/>
+          <w:lang w:val="es-ES"/>
+        </w:rPr>
+      </w:pPr>
+      <w:r>
+        <w:rPr>
+          <w:rFonts w:ascii="Bahnschrift" w:hAnsi="Bahnschrift"/>
+          <w:noProof/>
+          <w:lang w:val="es-ES"/>
+        </w:rPr>
+        <w:lastRenderedPageBreak/>
+        <w:drawing>
+          <wp:inline distT="0" distB="0" distL="0" distR="0" wp14:anchorId="2D5CE754" wp14:editId="61DBA32B">
+            <wp:extent cx="5612130" cy="1270000"/>
+            <wp:effectExtent l="0" t="0" r="7620" b="6350"/>
+            <wp:docPr id="1490102964" name="Imagen 1" descr="Pantalla de computadora&#10;&#10;El contenido generado por IA puede ser incorrecto."/>
+            <wp:cNvGraphicFramePr>
+              <a:graphicFrameLocks xmlns:a="http://schemas.openxmlformats.org/drawingml/2006/main" noChangeAspect="1"/>
+            </wp:cNvGraphicFramePr>
+            <a:graphic xmlns:a="http://schemas.openxmlformats.org/drawingml/2006/main">
+              <a:graphicData uri="http://schemas.openxmlformats.org/drawingml/2006/picture">
+                <pic:pic xmlns:pic="http://schemas.openxmlformats.org/drawingml/2006/picture">
+                  <pic:nvPicPr>
+                    <pic:cNvPr id="1490102964" name="Imagen 1" descr="Pantalla de computadora&#10;&#10;El contenido generado por IA puede ser incorrecto."/>
+                    <pic:cNvPicPr/>
+                  </pic:nvPicPr>
+                  <pic:blipFill>
+                    <a:blip r:embed="rId24"/>
+                    <a:stretch>
+                      <a:fillRect/>
+                    </a:stretch>
+                  </pic:blipFill>
+                  <pic:spPr>
+                    <a:xfrm>
+                      <a:off x="0" y="0"/>
+                      <a:ext cx="5612130" cy="1270000"/>
+                    </a:xfrm>
+                    <a:prstGeom prst="rect">
+                      <a:avLst/>
+                    </a:prstGeom>
+                  </pic:spPr>
+                </pic:pic>
+              </a:graphicData>
+            </a:graphic>
+          </wp:inline>
+        </w:drawing>
+      </w:r>
+    </w:p>
+    <w:p>
+      <w:pPr>
+        <w:jc w:val="both"/>
+        <w:rPr>
+          <w:rFonts w:ascii="Bahnschrift" w:hAnsi="Bahnschrift"/>
+          <w:b/>
+          <w:lang w:val="es-ES"/>
+        </w:rPr>
+      </w:pPr>
+      <w:r>
+        <w:rPr>
+          <w:rFonts w:ascii="Bahnschrift" w:hAnsi="Bahnschrift"/>
+          <w:b/>
+          <w:lang w:val="es-ES"/>
+        </w:rPr>
+        <w:t>Asociado DTO:</w:t>
+      </w:r>
+    </w:p>
+    <w:p>
+      <w:pPr>
+        <w:jc w:val="both"/>
+        <w:rPr>
+          <w:rFonts w:ascii="Bahnschrift" w:hAnsi="Bahnschrift"/>
+        </w:rPr>
+      </w:pPr>
+      <w:r>
+        <w:rPr>
+          <w:rFonts w:ascii="Bahnschrift" w:hAnsi="Bahnschrift"/>
+        </w:rPr>
+        <w:t xml:space="preserve">Finalmente, la clase </w:t>
+      </w:r>
+      <w:proofErr w:type="spellStart"/>
+      <w:r>
+        <w:rPr>
+          <w:rFonts w:ascii="Bahnschrift" w:hAnsi="Bahnschrift"/>
+        </w:rPr>
+        <w:t>AsociadoDTO</w:t>
+      </w:r>
+      <w:proofErr w:type="spellEnd"/>
+      <w:r>
+        <w:rPr>
+          <w:rFonts w:ascii="Bahnschrift" w:hAnsi="Bahnschrift"/>
+        </w:rPr>
+        <w:t xml:space="preserve"> (Data Transfer </w:t>
+      </w:r>
+      <w:proofErr w:type="spellStart"/>
+      <w:r>
+        <w:rPr>
+          <w:rFonts w:ascii="Bahnschrift" w:hAnsi="Bahnschrift"/>
+        </w:rPr>
+        <w:t>Object</w:t>
+      </w:r>
+      <w:proofErr w:type="spellEnd"/>
+      <w:r>
+        <w:rPr>
+          <w:rFonts w:ascii="Bahnschrift" w:hAnsi="Bahnschrift"/>
+        </w:rPr>
+        <w:t xml:space="preserve">) representa la estructura de datos pura que viaja entre las capas de la aplicación. A diferencia de los objetos del modelo de dominio, que pueden tener comportamiento y lógica compleja, este DTO es un contenedor simple (POJO) que implementa la interfaz </w:t>
+      </w:r>
+      <w:proofErr w:type="spellStart"/>
+      <w:r>
+        <w:rPr>
+          <w:rFonts w:ascii="Bahnschrift" w:hAnsi="Bahnschrift"/>
+        </w:rPr>
+        <w:t>Serializable</w:t>
+      </w:r>
+      <w:proofErr w:type="spellEnd"/>
+      <w:r>
+        <w:rPr>
+          <w:rFonts w:ascii="Bahnschrift" w:hAnsi="Bahnschrift"/>
+        </w:rPr>
+        <w:t xml:space="preserve">, permitiendo que los datos del asociado puedan ser transmitidos o almacenados si fuera necesario. Su diseño incluye constructores flexibles y métodos </w:t>
+      </w:r>
+      <w:proofErr w:type="spellStart"/>
+      <w:r>
+        <w:rPr>
+          <w:rFonts w:ascii="Bahnschrift" w:hAnsi="Bahnschrift"/>
+          <w:i/>
+          <w:iCs/>
+        </w:rPr>
+        <w:t>setters</w:t>
+      </w:r>
+      <w:proofErr w:type="spellEnd"/>
+      <w:r>
+        <w:rPr>
+          <w:rFonts w:ascii="Bahnschrift" w:hAnsi="Bahnschrift"/>
+        </w:rPr>
+        <w:t xml:space="preserve"> que incorporan aserciones (</w:t>
+      </w:r>
+      <w:proofErr w:type="spellStart"/>
+      <w:r>
+        <w:rPr>
+          <w:rFonts w:ascii="Bahnschrift" w:hAnsi="Bahnschrift"/>
+        </w:rPr>
+        <w:t>assert</w:t>
+      </w:r>
+      <w:proofErr w:type="spellEnd"/>
+      <w:r>
+        <w:rPr>
+          <w:rFonts w:ascii="Bahnschrift" w:hAnsi="Bahnschrift"/>
+        </w:rPr>
+        <w:t>) para validar la integridad básica de los datos —como evitar nombres nulos o números negativos— asegurando que la información que llega a la capa de persistencia o a la vista cumpla con los requisitos mínimos de consistencia.</w:t>
+      </w:r>
+    </w:p>
+    <w:p>
+      <w:pPr>
+        <w:rPr>
+          <w:rFonts w:ascii="Bahnschrift" w:hAnsi="Bahnschrift"/>
+        </w:rPr>
+      </w:pPr>
+      <w:r>
+        <w:rPr>
+          <w:rFonts w:ascii="Bahnschrift" w:hAnsi="Bahnschrift"/>
+        </w:rPr>
+        <w:br w:type="page"/>
+      </w:r>
+    </w:p>
+    <w:p>
+      <w:pPr>
+        <w:jc w:val="center"/>
         <w:rPr>
           <w:rFonts w:ascii="Bahnschrift" w:hAnsi="Bahnschrift"/>
           <w:b/>
@@ -4678,93 +7065,218 @@
           <w:sz w:val="28"/>
           <w:szCs w:val="28"/>
           <w:u w:val="single"/>
-        </w:rPr>
-        <w:lastRenderedPageBreak/>
-        <w:t>Descripción de Modelos</w:t>
-      </w:r>
-    </w:p>
-    <w:p>
-      <w:pPr>
+          <w:lang w:val="es-ES"/>
+        </w:rPr>
+      </w:pPr>
+      <w:r>
         <w:rPr>
           <w:rFonts w:ascii="Bahnschrift" w:hAnsi="Bahnschrift"/>
           <w:b/>
           <w:bCs/>
-        </w:rPr>
-      </w:pPr>
-      <w:r>
+          <w:color w:val="5B9BD5" w:themeColor="accent1"/>
+          <w:sz w:val="28"/>
+          <w:szCs w:val="28"/>
+          <w:u w:val="single"/>
+          <w:lang w:val="es-ES"/>
+        </w:rPr>
+        <w:lastRenderedPageBreak/>
+        <w:t>Anexo</w:t>
+      </w:r>
+    </w:p>
+    <w:p>
+      <w:pPr>
+        <w:jc w:val="center"/>
         <w:rPr>
           <w:rFonts w:ascii="Bahnschrift" w:hAnsi="Bahnschrift"/>
           <w:b/>
           <w:bCs/>
-        </w:rPr>
-        <w:t>Modelo Aplicación:</w:t>
-      </w:r>
-    </w:p>
-    <w:p>
-      <w:pPr>
-        <w:jc w:val="both"/>
-        <w:rPr>
-          <w:rFonts w:ascii="Bahnschrift" w:hAnsi="Bahnschrift"/>
-        </w:rPr>
-      </w:pPr>
-      <w:r>
-        <w:rPr>
-          <w:rFonts w:ascii="Bahnschrift" w:hAnsi="Bahnschrift"/>
-        </w:rPr>
-        <w:t>Este modelo está constituido por dos clases, la clase NotificacionSimulacion, cuya función es almacenar información de una notificación específica que podría generarse dentro de la simulación. La otra clase es ObservadorSimulacion, que tiene como función recibir las notificaciones del observable (en este caso la simulación), y actualizar la vista, cambiando el estado de la simulación.</w:t>
-      </w:r>
-    </w:p>
-    <w:p>
-      <w:pPr>
-        <w:jc w:val="both"/>
-        <w:rPr>
-          <w:rFonts w:ascii="Bahnschrift" w:hAnsi="Bahnschrift"/>
-        </w:rPr>
-      </w:pPr>
-    </w:p>
-    <w:p>
-      <w:pPr>
-        <w:jc w:val="both"/>
+          <w:u w:val="single"/>
+          <w:lang w:val="es-ES"/>
+        </w:rPr>
+      </w:pPr>
+      <w:r>
         <w:rPr>
           <w:rFonts w:ascii="Bahnschrift" w:hAnsi="Bahnschrift"/>
           <w:b/>
           <w:bCs/>
-        </w:rPr>
-      </w:pPr>
-      <w:r>
+          <w:noProof/>
+          <w:u w:val="single"/>
+          <w:lang w:val="es-ES"/>
+        </w:rPr>
+        <w:drawing>
+          <wp:inline distT="0" distB="0" distL="0" distR="0" wp14:anchorId="7577A876" wp14:editId="4F402193">
+            <wp:extent cx="5612130" cy="6774180"/>
+            <wp:effectExtent l="0" t="0" r="7620" b="7620"/>
+            <wp:docPr id="799936389" name="Imagen 9" descr="Diagrama&#10;&#10;El contenido generado por IA puede ser incorrecto."/>
+            <wp:cNvGraphicFramePr>
+              <a:graphicFrameLocks xmlns:a="http://schemas.openxmlformats.org/drawingml/2006/main" noChangeAspect="1"/>
+            </wp:cNvGraphicFramePr>
+            <a:graphic xmlns:a="http://schemas.openxmlformats.org/drawingml/2006/main">
+              <a:graphicData uri="http://schemas.openxmlformats.org/drawingml/2006/picture">
+                <pic:pic xmlns:pic="http://schemas.openxmlformats.org/drawingml/2006/picture">
+                  <pic:nvPicPr>
+                    <pic:cNvPr id="799936389" name="Imagen 9" descr="Diagrama&#10;&#10;El contenido generado por IA puede ser incorrecto."/>
+                    <pic:cNvPicPr/>
+                  </pic:nvPicPr>
+                  <pic:blipFill>
+                    <a:blip r:embed="rId25">
+                      <a:extLst>
+                        <a:ext uri="{28A0092B-C50C-407E-A947-70E740481C1C}">
+                          <a14:useLocalDpi xmlns:a14="http://schemas.microsoft.com/office/drawing/2010/main" val="0"/>
+                        </a:ext>
+                      </a:extLst>
+                    </a:blip>
+                    <a:stretch>
+                      <a:fillRect/>
+                    </a:stretch>
+                  </pic:blipFill>
+                  <pic:spPr>
+                    <a:xfrm>
+                      <a:off x="0" y="0"/>
+                      <a:ext cx="5612130" cy="6774180"/>
+                    </a:xfrm>
+                    <a:prstGeom prst="rect">
+                      <a:avLst/>
+                    </a:prstGeom>
+                  </pic:spPr>
+                </pic:pic>
+              </a:graphicData>
+            </a:graphic>
+          </wp:inline>
+        </w:drawing>
+      </w:r>
+    </w:p>
+    <w:p>
+      <w:pPr>
+        <w:jc w:val="center"/>
         <w:rPr>
           <w:rFonts w:ascii="Bahnschrift" w:hAnsi="Bahnschrift"/>
           <w:b/>
           <w:bCs/>
-        </w:rPr>
-        <w:t>Modelo Dominio</w:t>
-      </w:r>
+          <w:u w:val="single"/>
+          <w:lang w:val="es-ES"/>
+        </w:rPr>
+      </w:pPr>
       <w:r>
         <w:rPr>
           <w:rFonts w:ascii="Bahnschrift" w:hAnsi="Bahnschrift"/>
           <w:b/>
           <w:bCs/>
-        </w:rPr>
-        <w:t>:</w:t>
-      </w:r>
-    </w:p>
-    <w:p>
-      <w:pPr>
-        <w:jc w:val="both"/>
-        <w:rPr>
-          <w:rFonts w:ascii="Bahnschrift" w:hAnsi="Bahnschrift"/>
-        </w:rPr>
-      </w:pPr>
-      <w:r>
-        <w:rPr>
-          <w:rFonts w:ascii="Bahnschrift" w:hAnsi="Bahnschrift"/>
-        </w:rPr>
-        <w:t>Este modelo es el que posee las clases principales, contiene a: la Ambulancia, la propia Clinica, la clase Habitaciones y la clase Personas, entre otras clases como Domicilio y TiempoMuerto, así como también una serie de posibles excepciones a algunos métodos y procesos.</w:t>
+          <w:noProof/>
+          <w:u w:val="single"/>
+          <w:lang w:val="es-ES"/>
+        </w:rPr>
+        <w:lastRenderedPageBreak/>
+        <w:drawing>
+          <wp:inline distT="0" distB="0" distL="0" distR="0" wp14:anchorId="00184AFE" wp14:editId="130EE733">
+            <wp:extent cx="5612130" cy="7085330"/>
+            <wp:effectExtent l="0" t="0" r="7620" b="1270"/>
+            <wp:docPr id="984900716" name="Imagen 8" descr="Imagen de la pantalla de un celular con letras&#10;&#10;El contenido generado por IA puede ser incorrecto."/>
+            <wp:cNvGraphicFramePr>
+              <a:graphicFrameLocks xmlns:a="http://schemas.openxmlformats.org/drawingml/2006/main" noChangeAspect="1"/>
+            </wp:cNvGraphicFramePr>
+            <a:graphic xmlns:a="http://schemas.openxmlformats.org/drawingml/2006/main">
+              <a:graphicData uri="http://schemas.openxmlformats.org/drawingml/2006/picture">
+                <pic:pic xmlns:pic="http://schemas.openxmlformats.org/drawingml/2006/picture">
+                  <pic:nvPicPr>
+                    <pic:cNvPr id="984900716" name="Imagen 8" descr="Imagen de la pantalla de un celular con letras&#10;&#10;El contenido generado por IA puede ser incorrecto."/>
+                    <pic:cNvPicPr/>
+                  </pic:nvPicPr>
+                  <pic:blipFill>
+                    <a:blip r:embed="rId26">
+                      <a:extLst>
+                        <a:ext uri="{28A0092B-C50C-407E-A947-70E740481C1C}">
+                          <a14:useLocalDpi xmlns:a14="http://schemas.microsoft.com/office/drawing/2010/main" val="0"/>
+                        </a:ext>
+                      </a:extLst>
+                    </a:blip>
+                    <a:stretch>
+                      <a:fillRect/>
+                    </a:stretch>
+                  </pic:blipFill>
+                  <pic:spPr>
+                    <a:xfrm>
+                      <a:off x="0" y="0"/>
+                      <a:ext cx="5612130" cy="7085330"/>
+                    </a:xfrm>
+                    <a:prstGeom prst="rect">
+                      <a:avLst/>
+                    </a:prstGeom>
+                  </pic:spPr>
+                </pic:pic>
+              </a:graphicData>
+            </a:graphic>
+          </wp:inline>
+        </w:drawing>
+      </w:r>
+    </w:p>
+    <w:p>
+      <w:pPr>
+        <w:jc w:val="center"/>
+        <w:rPr>
+          <w:rFonts w:ascii="Bahnschrift" w:hAnsi="Bahnschrift"/>
+          <w:b/>
+          <w:bCs/>
+          <w:u w:val="single"/>
+          <w:lang w:val="es-ES"/>
+        </w:rPr>
+      </w:pPr>
+      <w:r>
+        <w:rPr>
+          <w:rFonts w:ascii="Bahnschrift" w:hAnsi="Bahnschrift"/>
+          <w:b/>
+          <w:bCs/>
+          <w:noProof/>
+          <w:u w:val="single"/>
+          <w:lang w:val="es-ES"/>
+        </w:rPr>
+        <w:lastRenderedPageBreak/>
+        <w:drawing>
+          <wp:inline distT="0" distB="0" distL="0" distR="0" wp14:anchorId="6A474BA4" wp14:editId="34F969F8">
+            <wp:extent cx="5612130" cy="6845300"/>
+            <wp:effectExtent l="0" t="0" r="7620" b="0"/>
+            <wp:docPr id="191683908" name="Imagen 10" descr="Diagrama&#10;&#10;El contenido generado por IA puede ser incorrecto."/>
+            <wp:cNvGraphicFramePr>
+              <a:graphicFrameLocks xmlns:a="http://schemas.openxmlformats.org/drawingml/2006/main" noChangeAspect="1"/>
+            </wp:cNvGraphicFramePr>
+            <a:graphic xmlns:a="http://schemas.openxmlformats.org/drawingml/2006/main">
+              <a:graphicData uri="http://schemas.openxmlformats.org/drawingml/2006/picture">
+                <pic:pic xmlns:pic="http://schemas.openxmlformats.org/drawingml/2006/picture">
+                  <pic:nvPicPr>
+                    <pic:cNvPr id="191683908" name="Imagen 10" descr="Diagrama&#10;&#10;El contenido generado por IA puede ser incorrecto."/>
+                    <pic:cNvPicPr/>
+                  </pic:nvPicPr>
+                  <pic:blipFill>
+                    <a:blip r:embed="rId27" cstate="print">
+                      <a:extLst>
+                        <a:ext uri="{28A0092B-C50C-407E-A947-70E740481C1C}">
+                          <a14:useLocalDpi xmlns:a14="http://schemas.microsoft.com/office/drawing/2010/main" val="0"/>
+                        </a:ext>
+                      </a:extLst>
+                    </a:blip>
+                    <a:stretch>
+                      <a:fillRect/>
+                    </a:stretch>
+                  </pic:blipFill>
+                  <pic:spPr>
+                    <a:xfrm>
+                      <a:off x="0" y="0"/>
+                      <a:ext cx="5612130" cy="6845300"/>
+                    </a:xfrm>
+                    <a:prstGeom prst="rect">
+                      <a:avLst/>
+                    </a:prstGeom>
+                  </pic:spPr>
+                </pic:pic>
+              </a:graphicData>
+            </a:graphic>
+          </wp:inline>
+        </w:drawing>
       </w:r>
     </w:p>
     <w:sectPr>
-      <w:headerReference w:type="default" r:id="rId11"/>
-      <w:footerReference w:type="default" r:id="rId12"/>
+      <w:headerReference w:type="default" r:id="rId28"/>
+      <w:footerReference w:type="default" r:id="rId29"/>
       <w:pgSz w:w="12240" w:h="15840" w:code="1"/>
       <w:pgMar w:top="1417" w:right="1701" w:bottom="1417" w:left="1701" w:header="709" w:footer="709" w:gutter="0"/>
       <w:pgNumType w:start="0"/>
@@ -4828,9 +7340,10 @@
         </w:r>
         <w:r>
           <w:rPr>
+            <w:noProof/>
             <w:lang w:val="es-ES"/>
           </w:rPr>
-          <w:t>2</w:t>
+          <w:t>12</w:t>
         </w:r>
         <w:r>
           <w:fldChar w:fldCharType="end"/>
@@ -4838,11 +7351,6 @@
       </w:p>
     </w:sdtContent>
   </w:sdt>
-  <w:p>
-    <w:pPr>
-      <w:pStyle w:val="Piedepgina"/>
-    </w:pPr>
-  </w:p>
 </w:ftr>
 </file>
 
@@ -5052,7 +7560,7 @@
 <w:numbering xmlns:wpc="http://schemas.microsoft.com/office/word/2010/wordprocessingCanvas" xmlns:cx="http://schemas.microsoft.com/office/drawing/2014/chartex" xmlns:cx1="http://schemas.microsoft.com/office/drawing/2015/9/8/chartex" xmlns:cx2="http://schemas.microsoft.com/office/drawing/2015/10/21/chartex" xmlns:cx3="http://schemas.microsoft.com/office/drawing/2016/5/9/chartex" xmlns:cx4="http://schemas.microsoft.com/office/drawing/2016/5/10/chartex" xmlns:cx5="http://schemas.microsoft.com/office/drawing/2016/5/11/chartex" xmlns:cx6="http://schemas.microsoft.com/office/drawing/2016/5/12/chartex" xmlns:cx7="http://schemas.microsoft.com/office/drawing/2016/5/13/chartex" xmlns:cx8="http://schemas.microsoft.com/office/drawing/2016/5/14/chartex" xmlns:mc="http://schemas.openxmlformats.org/markup-compatibility/2006" xmlns:aink="http://schemas.microsoft.com/office/drawing/2016/ink" xmlns:am3d="http://schemas.microsoft.com/office/drawing/2017/model3d" xmlns:o="urn:schemas-microsoft-com:office:office" xmlns:oel="http://schemas.microsoft.com/office/2019/extlst" xmlns:r="http://schemas.openxmlformats.org/officeDocument/2006/relationships" xmlns:m="http://schemas.openxmlformats.org/officeDocument/2006/math" xmlns:v="urn:schemas-microsoft-com:vml" xmlns:wp14="http://schemas.microsoft.com/office/word/2010/wordprocessingDrawing" xmlns:wp="http://schemas.openxmlformats.org/drawingml/2006/wordprocessingDrawing" xmlns:w10="urn:schemas-microsoft-com:office:word" xmlns:w="http://schemas.openxmlformats.org/wordprocessingml/2006/main" xmlns:w14="http://schemas.microsoft.com/office/word/2010/wordml" xmlns:w15="http://schemas.microsoft.com/office/word/2012/wordml" xmlns:w16cex="http://schemas.microsoft.com/office/word/2018/wordml/cex" xmlns:w16cid="http://schemas.microsoft.com/office/word/2016/wordml/cid" xmlns:w16="http://schemas.microsoft.com/office/word/2018/wordml" xmlns:w16du="http://schemas.microsoft.com/office/word/2023/wordml/word16du" xmlns:w16sdtdh="http://schemas.microsoft.com/office/word/2020/wordml/sdtdatahash" xmlns:w16sdtfl="http://schemas.microsoft.com/office/word/2024/wordml/sdtformatlock" xmlns:w16se="http://schemas.microsoft.com/office/word/2015/wordml/symex" xmlns:wpg="http://schemas.microsoft.com/office/word/2010/wordprocessingGroup" xmlns:wpi="http://schemas.microsoft.com/office/word/2010/wordprocessingInk" xmlns:wne="http://schemas.microsoft.com/office/word/2006/wordml" xmlns:wps="http://schemas.microsoft.com/office/word/2010/wordprocessingShape" mc:Ignorable="w14 w15 w16se w16cid w16 w16cex w16sdtdh w16sdtfl w16du wp14">
   <w:numPicBullet w:numPicBulletId="0">
     <w:pict>
-      <v:shapetype id="_x0000_t75" coordsize="21600,21600" o:spt="75" o:preferrelative="t" path="m@4@5l@4@11@9@11@9@5xe" filled="f" stroked="f">
+      <v:shapetype w14:anchorId="1C3857BF" id="_x0000_t75" coordsize="21600,21600" o:spt="75" o:preferrelative="t" path="m@4@5l@4@11@9@11@9@5xe" filled="f" stroked="f">
         <v:stroke joinstyle="miter"/>
         <v:formulas>
           <v:f eqn="if lineDrawn pixelLineWidth 0"/>
@@ -5071,7 +7579,7 @@
         <v:path o:extrusionok="f" gradientshapeok="t" o:connecttype="rect"/>
         <o:lock v:ext="edit" aspectratio="t"/>
       </v:shapetype>
-      <v:shape id="_x0000_i1078" type="#_x0000_t75" style="width:11.25pt;height:11.25pt" o:bullet="t">
+      <v:shape id="_x0000_i1035" type="#_x0000_t75" style="width:10.95pt;height:10.95pt" o:bullet="t">
         <v:imagedata r:id="rId1" o:title="mso3DBA"/>
       </v:shape>
     </w:pict>
@@ -5602,17 +8110,134 @@
       </w:rPr>
     </w:lvl>
   </w:abstractNum>
-  <w:num w:numId="1" w16cid:durableId="32734006">
+  <w:abstractNum w:abstractNumId="4" w15:restartNumberingAfterBreak="0">
+    <w:nsid w:val="7C6B6626"/>
+    <w:multiLevelType w:val="hybridMultilevel"/>
+    <w:tmpl w:val="7D744FE0"/>
+    <w:lvl w:ilvl="0" w:tplc="AD620792">
+      <w:start w:val="1"/>
+      <w:numFmt w:val="bullet"/>
+      <w:lvlText w:val=""/>
+      <w:lvlJc w:val="left"/>
+      <w:pPr>
+        <w:ind w:left="720" w:hanging="360"/>
+      </w:pPr>
+      <w:rPr>
+        <w:rFonts w:ascii="Wingdings" w:hAnsi="Wingdings" w:hint="default"/>
+        <w:color w:val="2E74B5" w:themeColor="accent1" w:themeShade="BF"/>
+      </w:rPr>
+    </w:lvl>
+    <w:lvl w:ilvl="1" w:tplc="2C0A0003" w:tentative="1">
+      <w:start w:val="1"/>
+      <w:numFmt w:val="bullet"/>
+      <w:lvlText w:val="o"/>
+      <w:lvlJc w:val="left"/>
+      <w:pPr>
+        <w:ind w:left="1440" w:hanging="360"/>
+      </w:pPr>
+      <w:rPr>
+        <w:rFonts w:ascii="Courier New" w:hAnsi="Courier New" w:cs="Courier New" w:hint="default"/>
+      </w:rPr>
+    </w:lvl>
+    <w:lvl w:ilvl="2" w:tplc="2C0A0005" w:tentative="1">
+      <w:start w:val="1"/>
+      <w:numFmt w:val="bullet"/>
+      <w:lvlText w:val=""/>
+      <w:lvlJc w:val="left"/>
+      <w:pPr>
+        <w:ind w:left="2160" w:hanging="360"/>
+      </w:pPr>
+      <w:rPr>
+        <w:rFonts w:ascii="Wingdings" w:hAnsi="Wingdings" w:hint="default"/>
+      </w:rPr>
+    </w:lvl>
+    <w:lvl w:ilvl="3" w:tplc="2C0A0001" w:tentative="1">
+      <w:start w:val="1"/>
+      <w:numFmt w:val="bullet"/>
+      <w:lvlText w:val=""/>
+      <w:lvlJc w:val="left"/>
+      <w:pPr>
+        <w:ind w:left="2880" w:hanging="360"/>
+      </w:pPr>
+      <w:rPr>
+        <w:rFonts w:ascii="Symbol" w:hAnsi="Symbol" w:hint="default"/>
+      </w:rPr>
+    </w:lvl>
+    <w:lvl w:ilvl="4" w:tplc="2C0A0003" w:tentative="1">
+      <w:start w:val="1"/>
+      <w:numFmt w:val="bullet"/>
+      <w:lvlText w:val="o"/>
+      <w:lvlJc w:val="left"/>
+      <w:pPr>
+        <w:ind w:left="3600" w:hanging="360"/>
+      </w:pPr>
+      <w:rPr>
+        <w:rFonts w:ascii="Courier New" w:hAnsi="Courier New" w:cs="Courier New" w:hint="default"/>
+      </w:rPr>
+    </w:lvl>
+    <w:lvl w:ilvl="5" w:tplc="2C0A0005" w:tentative="1">
+      <w:start w:val="1"/>
+      <w:numFmt w:val="bullet"/>
+      <w:lvlText w:val=""/>
+      <w:lvlJc w:val="left"/>
+      <w:pPr>
+        <w:ind w:left="4320" w:hanging="360"/>
+      </w:pPr>
+      <w:rPr>
+        <w:rFonts w:ascii="Wingdings" w:hAnsi="Wingdings" w:hint="default"/>
+      </w:rPr>
+    </w:lvl>
+    <w:lvl w:ilvl="6" w:tplc="2C0A0001" w:tentative="1">
+      <w:start w:val="1"/>
+      <w:numFmt w:val="bullet"/>
+      <w:lvlText w:val=""/>
+      <w:lvlJc w:val="left"/>
+      <w:pPr>
+        <w:ind w:left="5040" w:hanging="360"/>
+      </w:pPr>
+      <w:rPr>
+        <w:rFonts w:ascii="Symbol" w:hAnsi="Symbol" w:hint="default"/>
+      </w:rPr>
+    </w:lvl>
+    <w:lvl w:ilvl="7" w:tplc="2C0A0003" w:tentative="1">
+      <w:start w:val="1"/>
+      <w:numFmt w:val="bullet"/>
+      <w:lvlText w:val="o"/>
+      <w:lvlJc w:val="left"/>
+      <w:pPr>
+        <w:ind w:left="5760" w:hanging="360"/>
+      </w:pPr>
+      <w:rPr>
+        <w:rFonts w:ascii="Courier New" w:hAnsi="Courier New" w:cs="Courier New" w:hint="default"/>
+      </w:rPr>
+    </w:lvl>
+    <w:lvl w:ilvl="8" w:tplc="2C0A0005" w:tentative="1">
+      <w:start w:val="1"/>
+      <w:numFmt w:val="bullet"/>
+      <w:lvlText w:val=""/>
+      <w:lvlJc w:val="left"/>
+      <w:pPr>
+        <w:ind w:left="6480" w:hanging="360"/>
+      </w:pPr>
+      <w:rPr>
+        <w:rFonts w:ascii="Wingdings" w:hAnsi="Wingdings" w:hint="default"/>
+      </w:rPr>
+    </w:lvl>
+  </w:abstractNum>
+  <w:num w:numId="1" w16cid:durableId="1335574947">
     <w:abstractNumId w:val="3"/>
   </w:num>
-  <w:num w:numId="2" w16cid:durableId="1161430159">
+  <w:num w:numId="2" w16cid:durableId="1145506172">
     <w:abstractNumId w:val="0"/>
   </w:num>
-  <w:num w:numId="3" w16cid:durableId="1710178082">
+  <w:num w:numId="3" w16cid:durableId="541403089">
     <w:abstractNumId w:val="2"/>
   </w:num>
-  <w:num w:numId="4" w16cid:durableId="937182155">
+  <w:num w:numId="4" w16cid:durableId="2058821985">
     <w:abstractNumId w:val="1"/>
+  </w:num>
+  <w:num w:numId="5" w16cid:durableId="330838531">
+    <w:abstractNumId w:val="4"/>
   </w:num>
 </w:numbering>
 </file>
@@ -6222,6 +8847,7 @@
   <w:style w:type="character" w:default="1" w:styleId="Fuentedeprrafopredeter">
     <w:name w:val="Default Paragraph Font"/>
     <w:uiPriority w:val="1"/>
+    <w:semiHidden/>
     <w:unhideWhenUsed/>
   </w:style>
   <w:style w:type="table" w:default="1" w:styleId="Tablanormal">
@@ -6634,6 +9260,41 @@
       <w:lang w:eastAsia="es-AR"/>
     </w:rPr>
   </w:style>
+  <w:style w:type="character" w:styleId="Hipervnculo">
+    <w:name w:val="Hyperlink"/>
+    <w:basedOn w:val="Fuentedeprrafopredeter"/>
+    <w:uiPriority w:val="99"/>
+    <w:unhideWhenUsed/>
+    <w:rsid w:val="005D49E6"/>
+    <w:rPr>
+      <w:color w:val="0563C1" w:themeColor="hyperlink"/>
+      <w:u w:val="single"/>
+    </w:rPr>
+  </w:style>
+  <w:style w:type="character" w:styleId="Mencinsinresolver">
+    <w:name w:val="Unresolved Mention"/>
+    <w:basedOn w:val="Fuentedeprrafopredeter"/>
+    <w:uiPriority w:val="99"/>
+    <w:semiHidden/>
+    <w:unhideWhenUsed/>
+    <w:rsid w:val="005D49E6"/>
+    <w:rPr>
+      <w:color w:val="605E5C"/>
+      <w:shd w:val="clear" w:color="auto" w:fill="E1DFDD"/>
+    </w:rPr>
+  </w:style>
+  <w:style w:type="character" w:styleId="Hipervnculovisitado">
+    <w:name w:val="FollowedHyperlink"/>
+    <w:basedOn w:val="Fuentedeprrafopredeter"/>
+    <w:uiPriority w:val="99"/>
+    <w:semiHidden/>
+    <w:unhideWhenUsed/>
+    <w:rsid w:val="005D49E6"/>
+    <w:rPr>
+      <w:color w:val="954F72" w:themeColor="followedHyperlink"/>
+      <w:u w:val="single"/>
+    </w:rPr>
+  </w:style>
 </w:styles>
 </file>
 
